--- a/deliverables/dropline-four-lite/final-package/dropline_four_lite_eval_report.docx
+++ b/deliverables/dropline-four-lite/final-package/dropline_four_lite_eval_report.docx
@@ -19,7 +19,7 @@
         <w:rPr>
           <w:i/>
         </w:rPr>
-        <w:t>Authenticated persistent Connect Four — golden Oracle, GPT-5.4-mini, no-op, and QC evidence</w:t>
+        <w:t>Exact-package v6.0.3 Oracle, GPT-5.4-mini, Haiku 4.5, verifier, package, and post-run QC evidence</w:t>
       </w:r>
     </w:p>
     <w:p>
@@ -27,12 +27,561 @@
         <w:pStyle w:val="Heading1"/>
       </w:pPr>
       <w:r>
-        <w:t>Product overview</w:t>
+        <w:t>Executive result</w:t>
       </w:r>
     </w:p>
     <w:p>
       <w:r>
-        <w:t>DropLine Four Lite is a server-backed Connect Four application with separate authenticated accounts, durable game state, exact win and draw handling, Undo/Redo branching, match archive and replay, optimistic concurrency, idempotent mutations, keyboard controls, and responsive UI.</w:t>
+        <w:t>The unchanged v6.0.3 task met the core evaluation targets: Oracle scored 1.0000 with every Functional criterion passing, and GPT-5.4-mini scored 0.5390 inside the required 0.1–0.7 band. Haiku received a complete 0.3327 grade. All three scored runs used the same exact task checksum and all 22 criterion records contain reasoning with no judge-timeout warning.</w:t>
+      </w:r>
+    </w:p>
+    <w:tbl>
+      <w:tblPr>
+        <w:tblStyle w:val="LightShading-Accent1"/>
+        <w:tblW w:type="auto" w:w="0"/>
+        <w:tblLayout w:type="autofit"/>
+        <w:tblLook w:firstColumn="1" w:firstRow="1" w:lastColumn="0" w:lastRow="0" w:noHBand="0" w:noVBand="1" w:val="04A0"/>
+      </w:tblPr>
+      <w:tblGrid>
+        <w:gridCol w:w="2016"/>
+        <w:gridCol w:w="2016"/>
+        <w:gridCol w:w="2016"/>
+        <w:gridCol w:w="2016"/>
+        <w:gridCol w:w="2016"/>
+        <w:gridCol w:w="2016"/>
+        <w:gridCol w:w="2016"/>
+      </w:tblGrid>
+      <w:tr>
+        <w:tc>
+          <w:tcPr>
+            <w:tcW w:type="dxa" w:w="2016"/>
+            <w:shd w:fill="19324D"/>
+            <w:vAlign w:val="center"/>
+          </w:tcPr>
+          <w:p>
+            <w:r>
+              <w:rPr>
+                <w:b/>
+                <w:color w:val="FFFFFF"/>
+              </w:rPr>
+              <w:t>Run</w:t>
+            </w:r>
+          </w:p>
+        </w:tc>
+        <w:tc>
+          <w:tcPr>
+            <w:tcW w:type="dxa" w:w="2016"/>
+            <w:shd w:fill="19324D"/>
+            <w:vAlign w:val="center"/>
+          </w:tcPr>
+          <w:p>
+            <w:r>
+              <w:rPr>
+                <w:b/>
+                <w:color w:val="FFFFFF"/>
+              </w:rPr>
+              <w:t>Final</w:t>
+            </w:r>
+          </w:p>
+        </w:tc>
+        <w:tc>
+          <w:tcPr>
+            <w:tcW w:type="dxa" w:w="2016"/>
+            <w:shd w:fill="19324D"/>
+            <w:vAlign w:val="center"/>
+          </w:tcPr>
+          <w:p>
+            <w:r>
+              <w:rPr>
+                <w:b/>
+                <w:color w:val="FFFFFF"/>
+              </w:rPr>
+              <w:t>Render</w:t>
+            </w:r>
+          </w:p>
+        </w:tc>
+        <w:tc>
+          <w:tcPr>
+            <w:tcW w:type="dxa" w:w="2016"/>
+            <w:shd w:fill="19324D"/>
+            <w:vAlign w:val="center"/>
+          </w:tcPr>
+          <w:p>
+            <w:r>
+              <w:rPr>
+                <w:b/>
+                <w:color w:val="FFFFFF"/>
+              </w:rPr>
+              <w:t>Constraints</w:t>
+            </w:r>
+          </w:p>
+        </w:tc>
+        <w:tc>
+          <w:tcPr>
+            <w:tcW w:type="dxa" w:w="2016"/>
+            <w:shd w:fill="19324D"/>
+            <w:vAlign w:val="center"/>
+          </w:tcPr>
+          <w:p>
+            <w:r>
+              <w:rPr>
+                <w:b/>
+                <w:color w:val="FFFFFF"/>
+              </w:rPr>
+              <w:t>Functional</w:t>
+            </w:r>
+          </w:p>
+        </w:tc>
+        <w:tc>
+          <w:tcPr>
+            <w:tcW w:type="dxa" w:w="2016"/>
+            <w:shd w:fill="19324D"/>
+            <w:vAlign w:val="center"/>
+          </w:tcPr>
+          <w:p>
+            <w:r>
+              <w:rPr>
+                <w:b/>
+                <w:color w:val="FFFFFF"/>
+              </w:rPr>
+              <w:t>Polish</w:t>
+            </w:r>
+          </w:p>
+        </w:tc>
+        <w:tc>
+          <w:tcPr>
+            <w:tcW w:type="dxa" w:w="2016"/>
+            <w:shd w:fill="19324D"/>
+            <w:vAlign w:val="center"/>
+          </w:tcPr>
+          <w:p>
+            <w:r>
+              <w:rPr>
+                <w:b/>
+                <w:color w:val="FFFFFF"/>
+              </w:rPr>
+              <w:t>Status</w:t>
+            </w:r>
+          </w:p>
+        </w:tc>
+      </w:tr>
+      <w:tr>
+        <w:tc>
+          <w:tcPr>
+            <w:tcW w:type="dxa" w:w="2016"/>
+            <w:vAlign w:val="top"/>
+          </w:tcPr>
+          <w:p>
+            <w:r>
+              <w:rPr>
+                <w:sz w:val="16"/>
+              </w:rPr>
+              <w:t>Oracle</w:t>
+            </w:r>
+          </w:p>
+        </w:tc>
+        <w:tc>
+          <w:tcPr>
+            <w:tcW w:type="dxa" w:w="2016"/>
+            <w:vAlign w:val="top"/>
+          </w:tcPr>
+          <w:p>
+            <w:r>
+              <w:rPr>
+                <w:sz w:val="16"/>
+              </w:rPr>
+              <w:t>1.0000</w:t>
+            </w:r>
+          </w:p>
+        </w:tc>
+        <w:tc>
+          <w:tcPr>
+            <w:tcW w:type="dxa" w:w="2016"/>
+            <w:vAlign w:val="top"/>
+          </w:tcPr>
+          <w:p>
+            <w:r>
+              <w:rPr>
+                <w:sz w:val="16"/>
+              </w:rPr>
+              <w:t>1.0000</w:t>
+            </w:r>
+          </w:p>
+        </w:tc>
+        <w:tc>
+          <w:tcPr>
+            <w:tcW w:type="dxa" w:w="2016"/>
+            <w:vAlign w:val="top"/>
+          </w:tcPr>
+          <w:p>
+            <w:r>
+              <w:rPr>
+                <w:sz w:val="16"/>
+              </w:rPr>
+              <w:t>1.0000</w:t>
+            </w:r>
+          </w:p>
+        </w:tc>
+        <w:tc>
+          <w:tcPr>
+            <w:tcW w:type="dxa" w:w="2016"/>
+            <w:vAlign w:val="top"/>
+          </w:tcPr>
+          <w:p>
+            <w:r>
+              <w:rPr>
+                <w:sz w:val="16"/>
+              </w:rPr>
+              <w:t>1.0000</w:t>
+            </w:r>
+          </w:p>
+        </w:tc>
+        <w:tc>
+          <w:tcPr>
+            <w:tcW w:type="dxa" w:w="2016"/>
+            <w:vAlign w:val="top"/>
+          </w:tcPr>
+          <w:p>
+            <w:r>
+              <w:rPr>
+                <w:sz w:val="16"/>
+              </w:rPr>
+              <w:t>1.0000</w:t>
+            </w:r>
+          </w:p>
+        </w:tc>
+        <w:tc>
+          <w:tcPr>
+            <w:tcW w:type="dxa" w:w="2016"/>
+            <w:vAlign w:val="top"/>
+          </w:tcPr>
+          <w:p>
+            <w:r>
+              <w:rPr>
+                <w:sz w:val="16"/>
+              </w:rPr>
+              <w:t>Complete; no exception</w:t>
+            </w:r>
+          </w:p>
+        </w:tc>
+      </w:tr>
+      <w:tr>
+        <w:tc>
+          <w:tcPr>
+            <w:tcW w:type="dxa" w:w="2016"/>
+            <w:vAlign w:val="top"/>
+          </w:tcPr>
+          <w:p>
+            <w:r>
+              <w:rPr>
+                <w:sz w:val="16"/>
+              </w:rPr>
+              <w:t>GPT-5.4-mini</w:t>
+            </w:r>
+          </w:p>
+        </w:tc>
+        <w:tc>
+          <w:tcPr>
+            <w:tcW w:type="dxa" w:w="2016"/>
+            <w:vAlign w:val="top"/>
+          </w:tcPr>
+          <w:p>
+            <w:r>
+              <w:rPr>
+                <w:sz w:val="16"/>
+              </w:rPr>
+              <w:t>0.5390</w:t>
+            </w:r>
+          </w:p>
+        </w:tc>
+        <w:tc>
+          <w:tcPr>
+            <w:tcW w:type="dxa" w:w="2016"/>
+            <w:vAlign w:val="top"/>
+          </w:tcPr>
+          <w:p>
+            <w:r>
+              <w:rPr>
+                <w:sz w:val="16"/>
+              </w:rPr>
+              <w:t>1.0000</w:t>
+            </w:r>
+          </w:p>
+        </w:tc>
+        <w:tc>
+          <w:tcPr>
+            <w:tcW w:type="dxa" w:w="2016"/>
+            <w:vAlign w:val="top"/>
+          </w:tcPr>
+          <w:p>
+            <w:r>
+              <w:rPr>
+                <w:sz w:val="16"/>
+              </w:rPr>
+              <w:t>1.0000</w:t>
+            </w:r>
+          </w:p>
+        </w:tc>
+        <w:tc>
+          <w:tcPr>
+            <w:tcW w:type="dxa" w:w="2016"/>
+            <w:vAlign w:val="top"/>
+          </w:tcPr>
+          <w:p>
+            <w:r>
+              <w:rPr>
+                <w:sz w:val="16"/>
+              </w:rPr>
+              <w:t>0.6316</w:t>
+            </w:r>
+          </w:p>
+        </w:tc>
+        <w:tc>
+          <w:tcPr>
+            <w:tcW w:type="dxa" w:w="2016"/>
+            <w:vAlign w:val="top"/>
+          </w:tcPr>
+          <w:p>
+            <w:r>
+              <w:rPr>
+                <w:sz w:val="16"/>
+              </w:rPr>
+              <w:t>0.4000</w:t>
+            </w:r>
+          </w:p>
+        </w:tc>
+        <w:tc>
+          <w:tcPr>
+            <w:tcW w:type="dxa" w:w="2016"/>
+            <w:vAlign w:val="top"/>
+          </w:tcPr>
+          <w:p>
+            <w:r>
+              <w:rPr>
+                <w:sz w:val="16"/>
+              </w:rPr>
+              <w:t>Complete; FINISHED; valid target score</w:t>
+            </w:r>
+          </w:p>
+        </w:tc>
+      </w:tr>
+      <w:tr>
+        <w:tc>
+          <w:tcPr>
+            <w:tcW w:type="dxa" w:w="2016"/>
+            <w:vAlign w:val="top"/>
+          </w:tcPr>
+          <w:p>
+            <w:r>
+              <w:rPr>
+                <w:sz w:val="16"/>
+              </w:rPr>
+              <w:t>Claude Haiku 4.5</w:t>
+            </w:r>
+          </w:p>
+        </w:tc>
+        <w:tc>
+          <w:tcPr>
+            <w:tcW w:type="dxa" w:w="2016"/>
+            <w:vAlign w:val="top"/>
+          </w:tcPr>
+          <w:p>
+            <w:r>
+              <w:rPr>
+                <w:sz w:val="16"/>
+              </w:rPr>
+              <w:t>0.3327</w:t>
+            </w:r>
+          </w:p>
+        </w:tc>
+        <w:tc>
+          <w:tcPr>
+            <w:tcW w:type="dxa" w:w="2016"/>
+            <w:vAlign w:val="top"/>
+          </w:tcPr>
+          <w:p>
+            <w:r>
+              <w:rPr>
+                <w:sz w:val="16"/>
+              </w:rPr>
+              <w:t>1.0000</w:t>
+            </w:r>
+          </w:p>
+        </w:tc>
+        <w:tc>
+          <w:tcPr>
+            <w:tcW w:type="dxa" w:w="2016"/>
+            <w:vAlign w:val="top"/>
+          </w:tcPr>
+          <w:p>
+            <w:r>
+              <w:rPr>
+                <w:sz w:val="16"/>
+              </w:rPr>
+              <w:t>1.0000</w:t>
+            </w:r>
+          </w:p>
+        </w:tc>
+        <w:tc>
+          <w:tcPr>
+            <w:tcW w:type="dxa" w:w="2016"/>
+            <w:vAlign w:val="top"/>
+          </w:tcPr>
+          <w:p>
+            <w:r>
+              <w:rPr>
+                <w:sz w:val="16"/>
+              </w:rPr>
+              <w:t>0.4211</w:t>
+            </w:r>
+          </w:p>
+        </w:tc>
+        <w:tc>
+          <w:tcPr>
+            <w:tcW w:type="dxa" w:w="2016"/>
+            <w:vAlign w:val="top"/>
+          </w:tcPr>
+          <w:p>
+            <w:r>
+              <w:rPr>
+                <w:sz w:val="16"/>
+              </w:rPr>
+              <w:t>0.2000</w:t>
+            </w:r>
+          </w:p>
+        </w:tc>
+        <w:tc>
+          <w:tcPr>
+            <w:tcW w:type="dxa" w:w="2016"/>
+            <w:vAlign w:val="top"/>
+          </w:tcPr>
+          <w:p>
+            <w:r>
+              <w:rPr>
+                <w:sz w:val="16"/>
+              </w:rPr>
+              <w:t>Complete grade; model-caused exit 143 after artifact creation</w:t>
+            </w:r>
+          </w:p>
+        </w:tc>
+      </w:tr>
+      <w:tr>
+        <w:tc>
+          <w:tcPr>
+            <w:tcW w:type="dxa" w:w="2016"/>
+            <w:vAlign w:val="top"/>
+          </w:tcPr>
+          <w:p>
+            <w:r>
+              <w:rPr>
+                <w:sz w:val="16"/>
+              </w:rPr>
+              <w:t>No-op diagnostic</w:t>
+            </w:r>
+          </w:p>
+        </w:tc>
+        <w:tc>
+          <w:tcPr>
+            <w:tcW w:type="dxa" w:w="2016"/>
+            <w:vAlign w:val="top"/>
+          </w:tcPr>
+          <w:p>
+            <w:r>
+              <w:rPr>
+                <w:sz w:val="16"/>
+              </w:rPr>
+              <w:t>0.0000</w:t>
+            </w:r>
+          </w:p>
+        </w:tc>
+        <w:tc>
+          <w:tcPr>
+            <w:tcW w:type="dxa" w:w="2016"/>
+            <w:vAlign w:val="top"/>
+          </w:tcPr>
+          <w:p>
+            <w:r>
+              <w:rPr>
+                <w:sz w:val="16"/>
+              </w:rPr>
+              <w:t>0.0000</w:t>
+            </w:r>
+          </w:p>
+        </w:tc>
+        <w:tc>
+          <w:tcPr>
+            <w:tcW w:type="dxa" w:w="2016"/>
+            <w:vAlign w:val="top"/>
+          </w:tcPr>
+          <w:p>
+            <w:r>
+              <w:rPr>
+                <w:sz w:val="16"/>
+              </w:rPr>
+              <w:t>0.0000</w:t>
+            </w:r>
+          </w:p>
+        </w:tc>
+        <w:tc>
+          <w:tcPr>
+            <w:tcW w:type="dxa" w:w="2016"/>
+            <w:vAlign w:val="top"/>
+          </w:tcPr>
+          <w:p>
+            <w:r>
+              <w:rPr>
+                <w:sz w:val="16"/>
+              </w:rPr>
+              <w:t>0.0000</w:t>
+            </w:r>
+          </w:p>
+        </w:tc>
+        <w:tc>
+          <w:tcPr>
+            <w:tcW w:type="dxa" w:w="2016"/>
+            <w:vAlign w:val="top"/>
+          </w:tcPr>
+          <w:p>
+            <w:r>
+              <w:rPr>
+                <w:sz w:val="16"/>
+              </w:rPr>
+              <w:t>0.0000</w:t>
+            </w:r>
+          </w:p>
+        </w:tc>
+        <w:tc>
+          <w:tcPr>
+            <w:tcW w:type="dxa" w:w="2016"/>
+            <w:vAlign w:val="top"/>
+          </w:tcPr>
+          <w:p>
+            <w:r>
+              <w:rPr>
+                <w:sz w:val="16"/>
+              </w:rPr>
+              <w:t>Deterministic no_op=1; not used as target score</w:t>
+            </w:r>
+          </w:p>
+        </w:tc>
+      </w:tr>
+    </w:tbl>
+    <w:p>
+      <w:pPr>
+        <w:pStyle w:val="Heading1"/>
+      </w:pPr>
+      <w:r>
+        <w:t>Task and reward design</w:t>
+      </w:r>
+    </w:p>
+    <w:p>
+      <w:r>
+        <w:t>DropLine Four Lite is an authenticated persistent Connect Four application with isolated seeded accounts, exact win/draw rules, branching Undo/Redo, terminal archive replay, bearer-token revocation, optimistic revisions, idempotent mutation identifiers, keyboard operation, and responsive presentation. The verifier contains 2 Render, 2 Constraints, 13 Functional, and 5 Polish criteria.</w:t>
+      </w:r>
+    </w:p>
+    <w:p>
+      <w:r>
+        <w:t>Reward rule: if Render or Constraints fails, reward = 0; otherwise reward = 0.6 × Functional + 0.4 × Polish. Recalculation produced Oracle 1.0000, GPT 0.5390, and Haiku 0.3327 exactly.</w:t>
       </w:r>
     </w:p>
     <w:p>
@@ -40,81 +589,166 @@
         <w:pStyle w:val="Heading1"/>
       </w:pPr>
       <w:r>
-        <w:t>Overall scores</w:t>
+        <w:t>Run validity</w:t>
+      </w:r>
+    </w:p>
+    <w:p>
+      <w:pPr>
+        <w:pStyle w:val="ListBullet"/>
+      </w:pPr>
+      <w:r>
+        <w:t>Task version remained 6.0.3; no version bump was made.</w:t>
+      </w:r>
+    </w:p>
+    <w:p>
+      <w:pPr>
+        <w:pStyle w:val="ListBullet"/>
+      </w:pPr>
+      <w:r>
+        <w:t>Oracle, GPT, and Haiku share task checksum c7400c4c34da652f7e4d050c40a063e4aa4fd4ffeacd3b6aa4ecd092d10aa528.</w:t>
+      </w:r>
+    </w:p>
+    <w:p>
+      <w:pPr>
+        <w:pStyle w:val="ListBullet"/>
+      </w:pPr>
+      <w:r>
+        <w:t>Oracle and GPT completed with no exception, provider disconnect, no-op, empty reasoning, or judge timeout.</w:t>
+      </w:r>
+    </w:p>
+    <w:p>
+      <w:pPr>
+        <w:pStyle w:val="ListBullet"/>
+      </w:pPr>
+      <w:r>
+        <w:t>Haiku built a substantive app and the full verifier completed. Its final `pkill -f "node /app/server.js"` also matched the OpenHands command line, producing exit 143. This is retained as a model-caused exception rather than reported as infrastructure failure.</w:t>
+      </w:r>
+    </w:p>
+    <w:p>
+      <w:pPr>
+        <w:pStyle w:val="ListBullet"/>
+      </w:pPr>
+      <w:r>
+        <w:t>The earlier AttributeError run and the high-token repetition attempt are excluded; they are not scored evidence.</w:t>
+      </w:r>
+    </w:p>
+    <w:p>
+      <w:pPr>
+        <w:pStyle w:val="Heading1"/>
+      </w:pPr>
+      <w:r>
+        <w:t>Per-criterion result matrix</w:t>
       </w:r>
     </w:p>
     <w:tbl>
       <w:tblPr>
         <w:tblStyle w:val="LightShading-Accent1"/>
         <w:tblW w:type="auto" w:w="0"/>
+        <w:tblLayout w:type="autofit"/>
         <w:tblLook w:firstColumn="1" w:firstRow="1" w:lastColumn="0" w:lastRow="0" w:noHBand="0" w:noVBand="1" w:val="04A0"/>
       </w:tblPr>
       <w:tblGrid>
-        <w:gridCol w:w="1704"/>
-        <w:gridCol w:w="1704"/>
-        <w:gridCol w:w="1704"/>
-        <w:gridCol w:w="1704"/>
-        <w:gridCol w:w="1704"/>
-        <w:gridCol w:w="1704"/>
+        <w:gridCol w:w="2352"/>
+        <w:gridCol w:w="2352"/>
+        <w:gridCol w:w="2352"/>
+        <w:gridCol w:w="2352"/>
+        <w:gridCol w:w="2352"/>
+        <w:gridCol w:w="2352"/>
       </w:tblGrid>
       <w:tr>
         <w:tc>
           <w:tcPr>
-            <w:tcW w:type="dxa" w:w="1704"/>
-          </w:tcPr>
-          <w:p>
-            <w:r>
-              <w:t>Run</w:t>
-            </w:r>
-          </w:p>
-        </w:tc>
-        <w:tc>
-          <w:tcPr>
-            <w:tcW w:type="dxa" w:w="1704"/>
-          </w:tcPr>
-          <w:p>
-            <w:r>
-              <w:t>Final</w:t>
-            </w:r>
-          </w:p>
-        </w:tc>
-        <w:tc>
-          <w:tcPr>
-            <w:tcW w:type="dxa" w:w="1704"/>
-          </w:tcPr>
-          <w:p>
-            <w:r>
-              <w:t>Constraints</w:t>
-            </w:r>
-          </w:p>
-        </w:tc>
-        <w:tc>
-          <w:tcPr>
-            <w:tcW w:type="dxa" w:w="1704"/>
-          </w:tcPr>
-          <w:p>
-            <w:r>
-              <w:t>Functional</w:t>
-            </w:r>
-          </w:p>
-        </w:tc>
-        <w:tc>
-          <w:tcPr>
-            <w:tcW w:type="dxa" w:w="1704"/>
-          </w:tcPr>
-          <w:p>
-            <w:r>
-              <w:t>Render</w:t>
-            </w:r>
-          </w:p>
-        </w:tc>
-        <w:tc>
-          <w:tcPr>
-            <w:tcW w:type="dxa" w:w="1704"/>
-          </w:tcPr>
-          <w:p>
-            <w:r>
-              <w:t>Polish</w:t>
+            <w:tcW w:type="dxa" w:w="2352"/>
+            <w:shd w:fill="19324D"/>
+            <w:vAlign w:val="center"/>
+          </w:tcPr>
+          <w:p>
+            <w:r>
+              <w:rPr>
+                <w:b/>
+                <w:color w:val="FFFFFF"/>
+              </w:rPr>
+              <w:t>Dimension</w:t>
+            </w:r>
+          </w:p>
+        </w:tc>
+        <w:tc>
+          <w:tcPr>
+            <w:tcW w:type="dxa" w:w="2352"/>
+            <w:shd w:fill="19324D"/>
+            <w:vAlign w:val="center"/>
+          </w:tcPr>
+          <w:p>
+            <w:r>
+              <w:rPr>
+                <w:b/>
+                <w:color w:val="FFFFFF"/>
+              </w:rPr>
+              <w:t>Criterion</w:t>
+            </w:r>
+          </w:p>
+        </w:tc>
+        <w:tc>
+          <w:tcPr>
+            <w:tcW w:type="dxa" w:w="2352"/>
+            <w:shd w:fill="19324D"/>
+            <w:vAlign w:val="center"/>
+          </w:tcPr>
+          <w:p>
+            <w:r>
+              <w:rPr>
+                <w:b/>
+                <w:color w:val="FFFFFF"/>
+              </w:rPr>
+              <w:t>Weight</w:t>
+            </w:r>
+          </w:p>
+        </w:tc>
+        <w:tc>
+          <w:tcPr>
+            <w:tcW w:type="dxa" w:w="2352"/>
+            <w:shd w:fill="19324D"/>
+            <w:vAlign w:val="center"/>
+          </w:tcPr>
+          <w:p>
+            <w:r>
+              <w:rPr>
+                <w:b/>
+                <w:color w:val="FFFFFF"/>
+              </w:rPr>
+              <w:t>Oracle</w:t>
+            </w:r>
+          </w:p>
+        </w:tc>
+        <w:tc>
+          <w:tcPr>
+            <w:tcW w:type="dxa" w:w="2352"/>
+            <w:shd w:fill="19324D"/>
+            <w:vAlign w:val="center"/>
+          </w:tcPr>
+          <w:p>
+            <w:r>
+              <w:rPr>
+                <w:b/>
+                <w:color w:val="FFFFFF"/>
+              </w:rPr>
+              <w:t>GPT</w:t>
+            </w:r>
+          </w:p>
+        </w:tc>
+        <w:tc>
+          <w:tcPr>
+            <w:tcW w:type="dxa" w:w="2352"/>
+            <w:shd w:fill="19324D"/>
+            <w:vAlign w:val="center"/>
+          </w:tcPr>
+          <w:p>
+            <w:r>
+              <w:rPr>
+                <w:b/>
+                <w:color w:val="FFFFFF"/>
+              </w:rPr>
+              <w:t>Haiku</w:t>
             </w:r>
           </w:p>
         </w:tc>
@@ -122,61 +756,85 @@
       <w:tr>
         <w:tc>
           <w:tcPr>
-            <w:tcW w:type="dxa" w:w="1704"/>
-          </w:tcPr>
-          <w:p>
-            <w:r>
-              <w:t>Oracle v6.0.3</w:t>
-            </w:r>
-          </w:p>
-        </w:tc>
-        <w:tc>
-          <w:tcPr>
-            <w:tcW w:type="dxa" w:w="1704"/>
-          </w:tcPr>
-          <w:p>
-            <w:r>
-              <w:t>1.0000</w:t>
-            </w:r>
-          </w:p>
-        </w:tc>
-        <w:tc>
-          <w:tcPr>
-            <w:tcW w:type="dxa" w:w="1704"/>
-          </w:tcPr>
-          <w:p>
-            <w:r>
-              <w:t>1.0000</w:t>
-            </w:r>
-          </w:p>
-        </w:tc>
-        <w:tc>
-          <w:tcPr>
-            <w:tcW w:type="dxa" w:w="1704"/>
-          </w:tcPr>
-          <w:p>
-            <w:r>
-              <w:t>1.0000</w:t>
-            </w:r>
-          </w:p>
-        </w:tc>
-        <w:tc>
-          <w:tcPr>
-            <w:tcW w:type="dxa" w:w="1704"/>
-          </w:tcPr>
-          <w:p>
-            <w:r>
-              <w:t>1.0000</w:t>
-            </w:r>
-          </w:p>
-        </w:tc>
-        <w:tc>
-          <w:tcPr>
-            <w:tcW w:type="dxa" w:w="1704"/>
-          </w:tcPr>
-          <w:p>
-            <w:r>
-              <w:t>1.0000</w:t>
+            <w:tcW w:type="dxa" w:w="2352"/>
+            <w:vAlign w:val="top"/>
+          </w:tcPr>
+          <w:p>
+            <w:r>
+              <w:rPr>
+                <w:sz w:val="16"/>
+              </w:rPr>
+              <w:t>Render</w:t>
+            </w:r>
+          </w:p>
+        </w:tc>
+        <w:tc>
+          <w:tcPr>
+            <w:tcW w:type="dxa" w:w="2352"/>
+            <w:vAlign w:val="top"/>
+          </w:tcPr>
+          <w:p>
+            <w:r>
+              <w:rPr>
+                <w:sz w:val="16"/>
+              </w:rPr>
+              <w:t>page_load_and_refresh</w:t>
+            </w:r>
+          </w:p>
+        </w:tc>
+        <w:tc>
+          <w:tcPr>
+            <w:tcW w:type="dxa" w:w="2352"/>
+            <w:vAlign w:val="top"/>
+          </w:tcPr>
+          <w:p>
+            <w:r>
+              <w:rPr>
+                <w:sz w:val="16"/>
+              </w:rPr>
+              <w:t>1.0</w:t>
+            </w:r>
+          </w:p>
+        </w:tc>
+        <w:tc>
+          <w:tcPr>
+            <w:tcW w:type="dxa" w:w="2352"/>
+            <w:vAlign w:val="top"/>
+          </w:tcPr>
+          <w:p>
+            <w:r>
+              <w:rPr>
+                <w:sz w:val="16"/>
+              </w:rPr>
+              <w:t>PASS</w:t>
+            </w:r>
+          </w:p>
+        </w:tc>
+        <w:tc>
+          <w:tcPr>
+            <w:tcW w:type="dxa" w:w="2352"/>
+            <w:vAlign w:val="top"/>
+          </w:tcPr>
+          <w:p>
+            <w:r>
+              <w:rPr>
+                <w:sz w:val="16"/>
+              </w:rPr>
+              <w:t>PASS</w:t>
+            </w:r>
+          </w:p>
+        </w:tc>
+        <w:tc>
+          <w:tcPr>
+            <w:tcW w:type="dxa" w:w="2352"/>
+            <w:vAlign w:val="top"/>
+          </w:tcPr>
+          <w:p>
+            <w:r>
+              <w:rPr>
+                <w:sz w:val="16"/>
+              </w:rPr>
+              <w:t>PASS</w:t>
             </w:r>
           </w:p>
         </w:tc>
@@ -184,61 +842,85 @@
       <w:tr>
         <w:tc>
           <w:tcPr>
-            <w:tcW w:type="dxa" w:w="1704"/>
-          </w:tcPr>
-          <w:p>
-            <w:r>
-              <w:t>GPT-5.4-mini untouched</w:t>
-            </w:r>
-          </w:p>
-        </w:tc>
-        <w:tc>
-          <w:tcPr>
-            <w:tcW w:type="dxa" w:w="1704"/>
-          </w:tcPr>
-          <w:p>
-            <w:r>
-              <w:t>0.3642</w:t>
-            </w:r>
-          </w:p>
-        </w:tc>
-        <w:tc>
-          <w:tcPr>
-            <w:tcW w:type="dxa" w:w="1704"/>
-          </w:tcPr>
-          <w:p>
-            <w:r>
-              <w:t>1.0000</w:t>
-            </w:r>
-          </w:p>
-        </w:tc>
-        <w:tc>
-          <w:tcPr>
-            <w:tcW w:type="dxa" w:w="1704"/>
-          </w:tcPr>
-          <w:p>
-            <w:r>
-              <w:t>0.4737</w:t>
-            </w:r>
-          </w:p>
-        </w:tc>
-        <w:tc>
-          <w:tcPr>
-            <w:tcW w:type="dxa" w:w="1704"/>
-          </w:tcPr>
-          <w:p>
-            <w:r>
-              <w:t>1.0000</w:t>
-            </w:r>
-          </w:p>
-        </w:tc>
-        <w:tc>
-          <w:tcPr>
-            <w:tcW w:type="dxa" w:w="1704"/>
-          </w:tcPr>
-          <w:p>
-            <w:r>
-              <w:t>0.2000</w:t>
+            <w:tcW w:type="dxa" w:w="2352"/>
+            <w:vAlign w:val="top"/>
+          </w:tcPr>
+          <w:p>
+            <w:r>
+              <w:rPr>
+                <w:sz w:val="16"/>
+              </w:rPr>
+              <w:t>Render</w:t>
+            </w:r>
+          </w:p>
+        </w:tc>
+        <w:tc>
+          <w:tcPr>
+            <w:tcW w:type="dxa" w:w="2352"/>
+            <w:vAlign w:val="top"/>
+          </w:tcPr>
+          <w:p>
+            <w:r>
+              <w:rPr>
+                <w:sz w:val="16"/>
+              </w:rPr>
+              <w:t>basic_control_and_game_surface</w:t>
+            </w:r>
+          </w:p>
+        </w:tc>
+        <w:tc>
+          <w:tcPr>
+            <w:tcW w:type="dxa" w:w="2352"/>
+            <w:vAlign w:val="top"/>
+          </w:tcPr>
+          <w:p>
+            <w:r>
+              <w:rPr>
+                <w:sz w:val="16"/>
+              </w:rPr>
+              <w:t>1.0</w:t>
+            </w:r>
+          </w:p>
+        </w:tc>
+        <w:tc>
+          <w:tcPr>
+            <w:tcW w:type="dxa" w:w="2352"/>
+            <w:vAlign w:val="top"/>
+          </w:tcPr>
+          <w:p>
+            <w:r>
+              <w:rPr>
+                <w:sz w:val="16"/>
+              </w:rPr>
+              <w:t>PASS</w:t>
+            </w:r>
+          </w:p>
+        </w:tc>
+        <w:tc>
+          <w:tcPr>
+            <w:tcW w:type="dxa" w:w="2352"/>
+            <w:vAlign w:val="top"/>
+          </w:tcPr>
+          <w:p>
+            <w:r>
+              <w:rPr>
+                <w:sz w:val="16"/>
+              </w:rPr>
+              <w:t>PASS</w:t>
+            </w:r>
+          </w:p>
+        </w:tc>
+        <w:tc>
+          <w:tcPr>
+            <w:tcW w:type="dxa" w:w="2352"/>
+            <w:vAlign w:val="top"/>
+          </w:tcPr>
+          <w:p>
+            <w:r>
+              <w:rPr>
+                <w:sz w:val="16"/>
+              </w:rPr>
+              <w:t>PASS</w:t>
             </w:r>
           </w:p>
         </w:tc>
@@ -246,61 +928,85 @@
       <w:tr>
         <w:tc>
           <w:tcPr>
-            <w:tcW w:type="dxa" w:w="1704"/>
-          </w:tcPr>
-          <w:p>
-            <w:r>
-              <w:t>Claude Haiku 4.5 untouched</w:t>
-            </w:r>
-          </w:p>
-        </w:tc>
-        <w:tc>
-          <w:tcPr>
-            <w:tcW w:type="dxa" w:w="1704"/>
-          </w:tcPr>
-          <w:p>
-            <w:r>
-              <w:t>0.0000</w:t>
-            </w:r>
-          </w:p>
-        </w:tc>
-        <w:tc>
-          <w:tcPr>
-            <w:tcW w:type="dxa" w:w="1704"/>
-          </w:tcPr>
-          <w:p>
-            <w:r>
-              <w:t>0.0000</w:t>
-            </w:r>
-          </w:p>
-        </w:tc>
-        <w:tc>
-          <w:tcPr>
-            <w:tcW w:type="dxa" w:w="1704"/>
-          </w:tcPr>
-          <w:p>
-            <w:r>
-              <w:t>0.6842</w:t>
-            </w:r>
-          </w:p>
-        </w:tc>
-        <w:tc>
-          <w:tcPr>
-            <w:tcW w:type="dxa" w:w="1704"/>
-          </w:tcPr>
-          <w:p>
-            <w:r>
-              <w:t>0.0000</w:t>
-            </w:r>
-          </w:p>
-        </w:tc>
-        <w:tc>
-          <w:tcPr>
-            <w:tcW w:type="dxa" w:w="1704"/>
-          </w:tcPr>
-          <w:p>
-            <w:r>
-              <w:t>0.0000</w:t>
+            <w:tcW w:type="dxa" w:w="2352"/>
+            <w:vAlign w:val="top"/>
+          </w:tcPr>
+          <w:p>
+            <w:r>
+              <w:rPr>
+                <w:sz w:val="16"/>
+              </w:rPr>
+              <w:t>Constraints</w:t>
+            </w:r>
+          </w:p>
+        </w:tc>
+        <w:tc>
+          <w:tcPr>
+            <w:tcW w:type="dxa" w:w="2352"/>
+            <w:vAlign w:val="top"/>
+          </w:tcPr>
+          <w:p>
+            <w:r>
+              <w:rPr>
+                <w:sz w:val="16"/>
+              </w:rPr>
+              <w:t>required_server_backed_workspace</w:t>
+            </w:r>
+          </w:p>
+        </w:tc>
+        <w:tc>
+          <w:tcPr>
+            <w:tcW w:type="dxa" w:w="2352"/>
+            <w:vAlign w:val="top"/>
+          </w:tcPr>
+          <w:p>
+            <w:r>
+              <w:rPr>
+                <w:sz w:val="16"/>
+              </w:rPr>
+              <w:t>1.0</w:t>
+            </w:r>
+          </w:p>
+        </w:tc>
+        <w:tc>
+          <w:tcPr>
+            <w:tcW w:type="dxa" w:w="2352"/>
+            <w:vAlign w:val="top"/>
+          </w:tcPr>
+          <w:p>
+            <w:r>
+              <w:rPr>
+                <w:sz w:val="16"/>
+              </w:rPr>
+              <w:t>PASS</w:t>
+            </w:r>
+          </w:p>
+        </w:tc>
+        <w:tc>
+          <w:tcPr>
+            <w:tcW w:type="dxa" w:w="2352"/>
+            <w:vAlign w:val="top"/>
+          </w:tcPr>
+          <w:p>
+            <w:r>
+              <w:rPr>
+                <w:sz w:val="16"/>
+              </w:rPr>
+              <w:t>PASS</w:t>
+            </w:r>
+          </w:p>
+        </w:tc>
+        <w:tc>
+          <w:tcPr>
+            <w:tcW w:type="dxa" w:w="2352"/>
+            <w:vAlign w:val="top"/>
+          </w:tcPr>
+          <w:p>
+            <w:r>
+              <w:rPr>
+                <w:sz w:val="16"/>
+              </w:rPr>
+              <w:t>PASS</w:t>
             </w:r>
           </w:p>
         </w:tc>
@@ -308,61 +1014,1633 @@
       <w:tr>
         <w:tc>
           <w:tcPr>
-            <w:tcW w:type="dxa" w:w="1704"/>
-          </w:tcPr>
-          <w:p>
-            <w:r>
-              <w:t>No-op</w:t>
-            </w:r>
-          </w:p>
-        </w:tc>
-        <w:tc>
-          <w:tcPr>
-            <w:tcW w:type="dxa" w:w="1704"/>
-          </w:tcPr>
-          <w:p>
-            <w:r>
-              <w:t>0.0000</w:t>
-            </w:r>
-          </w:p>
-        </w:tc>
-        <w:tc>
-          <w:tcPr>
-            <w:tcW w:type="dxa" w:w="1704"/>
-          </w:tcPr>
-          <w:p>
-            <w:r>
-              <w:t>0.0000</w:t>
-            </w:r>
-          </w:p>
-        </w:tc>
-        <w:tc>
-          <w:tcPr>
-            <w:tcW w:type="dxa" w:w="1704"/>
-          </w:tcPr>
-          <w:p>
-            <w:r>
-              <w:t>0.0000</w:t>
-            </w:r>
-          </w:p>
-        </w:tc>
-        <w:tc>
-          <w:tcPr>
-            <w:tcW w:type="dxa" w:w="1704"/>
-          </w:tcPr>
-          <w:p>
-            <w:r>
-              <w:t>0.0000</w:t>
-            </w:r>
-          </w:p>
-        </w:tc>
-        <w:tc>
-          <w:tcPr>
-            <w:tcW w:type="dxa" w:w="1704"/>
-          </w:tcPr>
-          <w:p>
-            <w:r>
-              <w:t>0.0000</w:t>
+            <w:tcW w:type="dxa" w:w="2352"/>
+            <w:vAlign w:val="top"/>
+          </w:tcPr>
+          <w:p>
+            <w:r>
+              <w:rPr>
+                <w:sz w:val="16"/>
+              </w:rPr>
+              <w:t>Constraints</w:t>
+            </w:r>
+          </w:p>
+        </w:tc>
+        <w:tc>
+          <w:tcPr>
+            <w:tcW w:type="dxa" w:w="2352"/>
+            <w:vAlign w:val="top"/>
+          </w:tcPr>
+          <w:p>
+            <w:r>
+              <w:rPr>
+                <w:sz w:val="16"/>
+              </w:rPr>
+              <w:t>self_contained_refresh_runtime</w:t>
+            </w:r>
+          </w:p>
+        </w:tc>
+        <w:tc>
+          <w:tcPr>
+            <w:tcW w:type="dxa" w:w="2352"/>
+            <w:vAlign w:val="top"/>
+          </w:tcPr>
+          <w:p>
+            <w:r>
+              <w:rPr>
+                <w:sz w:val="16"/>
+              </w:rPr>
+              <w:t>1.0</w:t>
+            </w:r>
+          </w:p>
+        </w:tc>
+        <w:tc>
+          <w:tcPr>
+            <w:tcW w:type="dxa" w:w="2352"/>
+            <w:vAlign w:val="top"/>
+          </w:tcPr>
+          <w:p>
+            <w:r>
+              <w:rPr>
+                <w:sz w:val="16"/>
+              </w:rPr>
+              <w:t>PASS</w:t>
+            </w:r>
+          </w:p>
+        </w:tc>
+        <w:tc>
+          <w:tcPr>
+            <w:tcW w:type="dxa" w:w="2352"/>
+            <w:vAlign w:val="top"/>
+          </w:tcPr>
+          <w:p>
+            <w:r>
+              <w:rPr>
+                <w:sz w:val="16"/>
+              </w:rPr>
+              <w:t>PASS</w:t>
+            </w:r>
+          </w:p>
+        </w:tc>
+        <w:tc>
+          <w:tcPr>
+            <w:tcW w:type="dxa" w:w="2352"/>
+            <w:vAlign w:val="top"/>
+          </w:tcPr>
+          <w:p>
+            <w:r>
+              <w:rPr>
+                <w:sz w:val="16"/>
+              </w:rPr>
+              <w:t>PASS</w:t>
+            </w:r>
+          </w:p>
+        </w:tc>
+      </w:tr>
+      <w:tr>
+        <w:tc>
+          <w:tcPr>
+            <w:tcW w:type="dxa" w:w="2352"/>
+            <w:vAlign w:val="top"/>
+          </w:tcPr>
+          <w:p>
+            <w:r>
+              <w:rPr>
+                <w:sz w:val="16"/>
+              </w:rPr>
+              <w:t>Functional</w:t>
+            </w:r>
+          </w:p>
+        </w:tc>
+        <w:tc>
+          <w:tcPr>
+            <w:tcW w:type="dxa" w:w="2352"/>
+            <w:vAlign w:val="top"/>
+          </w:tcPr>
+          <w:p>
+            <w:r>
+              <w:rPr>
+                <w:sz w:val="16"/>
+              </w:rPr>
+              <w:t>seeded_state_import_and_isolation</w:t>
+            </w:r>
+          </w:p>
+        </w:tc>
+        <w:tc>
+          <w:tcPr>
+            <w:tcW w:type="dxa" w:w="2352"/>
+            <w:vAlign w:val="top"/>
+          </w:tcPr>
+          <w:p>
+            <w:r>
+              <w:rPr>
+                <w:sz w:val="16"/>
+              </w:rPr>
+              <w:t>2.0</w:t>
+            </w:r>
+          </w:p>
+        </w:tc>
+        <w:tc>
+          <w:tcPr>
+            <w:tcW w:type="dxa" w:w="2352"/>
+            <w:vAlign w:val="top"/>
+          </w:tcPr>
+          <w:p>
+            <w:r>
+              <w:rPr>
+                <w:sz w:val="16"/>
+              </w:rPr>
+              <w:t>PASS</w:t>
+            </w:r>
+          </w:p>
+        </w:tc>
+        <w:tc>
+          <w:tcPr>
+            <w:tcW w:type="dxa" w:w="2352"/>
+            <w:vAlign w:val="top"/>
+          </w:tcPr>
+          <w:p>
+            <w:r>
+              <w:rPr>
+                <w:sz w:val="16"/>
+              </w:rPr>
+              <w:t>PASS</w:t>
+            </w:r>
+          </w:p>
+        </w:tc>
+        <w:tc>
+          <w:tcPr>
+            <w:tcW w:type="dxa" w:w="2352"/>
+            <w:vAlign w:val="top"/>
+          </w:tcPr>
+          <w:p>
+            <w:r>
+              <w:rPr>
+                <w:sz w:val="16"/>
+              </w:rPr>
+              <w:t>FAIL</w:t>
+            </w:r>
+          </w:p>
+        </w:tc>
+      </w:tr>
+      <w:tr>
+        <w:tc>
+          <w:tcPr>
+            <w:tcW w:type="dxa" w:w="2352"/>
+            <w:vAlign w:val="top"/>
+          </w:tcPr>
+          <w:p>
+            <w:r>
+              <w:rPr>
+                <w:sz w:val="16"/>
+              </w:rPr>
+              <w:t>Functional</w:t>
+            </w:r>
+          </w:p>
+        </w:tc>
+        <w:tc>
+          <w:tcPr>
+            <w:tcW w:type="dxa" w:w="2352"/>
+            <w:vAlign w:val="top"/>
+          </w:tcPr>
+          <w:p>
+            <w:r>
+              <w:rPr>
+                <w:sz w:val="16"/>
+              </w:rPr>
+              <w:t>completed_match_archive_and_replay</w:t>
+            </w:r>
+          </w:p>
+        </w:tc>
+        <w:tc>
+          <w:tcPr>
+            <w:tcW w:type="dxa" w:w="2352"/>
+            <w:vAlign w:val="top"/>
+          </w:tcPr>
+          <w:p>
+            <w:r>
+              <w:rPr>
+                <w:sz w:val="16"/>
+              </w:rPr>
+              <w:t>3.0</w:t>
+            </w:r>
+          </w:p>
+        </w:tc>
+        <w:tc>
+          <w:tcPr>
+            <w:tcW w:type="dxa" w:w="2352"/>
+            <w:vAlign w:val="top"/>
+          </w:tcPr>
+          <w:p>
+            <w:r>
+              <w:rPr>
+                <w:sz w:val="16"/>
+              </w:rPr>
+              <w:t>PASS</w:t>
+            </w:r>
+          </w:p>
+        </w:tc>
+        <w:tc>
+          <w:tcPr>
+            <w:tcW w:type="dxa" w:w="2352"/>
+            <w:vAlign w:val="top"/>
+          </w:tcPr>
+          <w:p>
+            <w:r>
+              <w:rPr>
+                <w:sz w:val="16"/>
+              </w:rPr>
+              <w:t>FAIL</w:t>
+            </w:r>
+          </w:p>
+        </w:tc>
+        <w:tc>
+          <w:tcPr>
+            <w:tcW w:type="dxa" w:w="2352"/>
+            <w:vAlign w:val="top"/>
+          </w:tcPr>
+          <w:p>
+            <w:r>
+              <w:rPr>
+                <w:sz w:val="16"/>
+              </w:rPr>
+              <w:t>FAIL</w:t>
+            </w:r>
+          </w:p>
+        </w:tc>
+      </w:tr>
+      <w:tr>
+        <w:tc>
+          <w:tcPr>
+            <w:tcW w:type="dxa" w:w="2352"/>
+            <w:vAlign w:val="top"/>
+          </w:tcPr>
+          <w:p>
+            <w:r>
+              <w:rPr>
+                <w:sz w:val="16"/>
+              </w:rPr>
+              <w:t>Functional</w:t>
+            </w:r>
+          </w:p>
+        </w:tc>
+        <w:tc>
+          <w:tcPr>
+            <w:tcW w:type="dxa" w:w="2352"/>
+            <w:vAlign w:val="top"/>
+          </w:tcPr>
+          <w:p>
+            <w:r>
+              <w:rPr>
+                <w:sz w:val="16"/>
+              </w:rPr>
+              <w:t>authenticated_account_workflow</w:t>
+            </w:r>
+          </w:p>
+        </w:tc>
+        <w:tc>
+          <w:tcPr>
+            <w:tcW w:type="dxa" w:w="2352"/>
+            <w:vAlign w:val="top"/>
+          </w:tcPr>
+          <w:p>
+            <w:r>
+              <w:rPr>
+                <w:sz w:val="16"/>
+              </w:rPr>
+              <w:t>1.0</w:t>
+            </w:r>
+          </w:p>
+        </w:tc>
+        <w:tc>
+          <w:tcPr>
+            <w:tcW w:type="dxa" w:w="2352"/>
+            <w:vAlign w:val="top"/>
+          </w:tcPr>
+          <w:p>
+            <w:r>
+              <w:rPr>
+                <w:sz w:val="16"/>
+              </w:rPr>
+              <w:t>PASS</w:t>
+            </w:r>
+          </w:p>
+        </w:tc>
+        <w:tc>
+          <w:tcPr>
+            <w:tcW w:type="dxa" w:w="2352"/>
+            <w:vAlign w:val="top"/>
+          </w:tcPr>
+          <w:p>
+            <w:r>
+              <w:rPr>
+                <w:sz w:val="16"/>
+              </w:rPr>
+              <w:t>PASS</w:t>
+            </w:r>
+          </w:p>
+        </w:tc>
+        <w:tc>
+          <w:tcPr>
+            <w:tcW w:type="dxa" w:w="2352"/>
+            <w:vAlign w:val="top"/>
+          </w:tcPr>
+          <w:p>
+            <w:r>
+              <w:rPr>
+                <w:sz w:val="16"/>
+              </w:rPr>
+              <w:t>PASS</w:t>
+            </w:r>
+          </w:p>
+        </w:tc>
+      </w:tr>
+      <w:tr>
+        <w:tc>
+          <w:tcPr>
+            <w:tcW w:type="dxa" w:w="2352"/>
+            <w:vAlign w:val="top"/>
+          </w:tcPr>
+          <w:p>
+            <w:r>
+              <w:rPr>
+                <w:sz w:val="16"/>
+              </w:rPr>
+              <w:t>Functional</w:t>
+            </w:r>
+          </w:p>
+        </w:tc>
+        <w:tc>
+          <w:tcPr>
+            <w:tcW w:type="dxa" w:w="2352"/>
+            <w:vAlign w:val="top"/>
+          </w:tcPr>
+          <w:p>
+            <w:r>
+              <w:rPr>
+                <w:sz w:val="16"/>
+              </w:rPr>
+              <w:t>gravity_turns_and_full_column</w:t>
+            </w:r>
+          </w:p>
+        </w:tc>
+        <w:tc>
+          <w:tcPr>
+            <w:tcW w:type="dxa" w:w="2352"/>
+            <w:vAlign w:val="top"/>
+          </w:tcPr>
+          <w:p>
+            <w:r>
+              <w:rPr>
+                <w:sz w:val="16"/>
+              </w:rPr>
+              <w:t>1.0</w:t>
+            </w:r>
+          </w:p>
+        </w:tc>
+        <w:tc>
+          <w:tcPr>
+            <w:tcW w:type="dxa" w:w="2352"/>
+            <w:vAlign w:val="top"/>
+          </w:tcPr>
+          <w:p>
+            <w:r>
+              <w:rPr>
+                <w:sz w:val="16"/>
+              </w:rPr>
+              <w:t>PASS</w:t>
+            </w:r>
+          </w:p>
+        </w:tc>
+        <w:tc>
+          <w:tcPr>
+            <w:tcW w:type="dxa" w:w="2352"/>
+            <w:vAlign w:val="top"/>
+          </w:tcPr>
+          <w:p>
+            <w:r>
+              <w:rPr>
+                <w:sz w:val="16"/>
+              </w:rPr>
+              <w:t>FAIL</w:t>
+            </w:r>
+          </w:p>
+        </w:tc>
+        <w:tc>
+          <w:tcPr>
+            <w:tcW w:type="dxa" w:w="2352"/>
+            <w:vAlign w:val="top"/>
+          </w:tcPr>
+          <w:p>
+            <w:r>
+              <w:rPr>
+                <w:sz w:val="16"/>
+              </w:rPr>
+              <w:t>PASS</w:t>
+            </w:r>
+          </w:p>
+        </w:tc>
+      </w:tr>
+      <w:tr>
+        <w:tc>
+          <w:tcPr>
+            <w:tcW w:type="dxa" w:w="2352"/>
+            <w:vAlign w:val="top"/>
+          </w:tcPr>
+          <w:p>
+            <w:r>
+              <w:rPr>
+                <w:sz w:val="16"/>
+              </w:rPr>
+              <w:t>Functional</w:t>
+            </w:r>
+          </w:p>
+        </w:tc>
+        <w:tc>
+          <w:tcPr>
+            <w:tcW w:type="dxa" w:w="2352"/>
+            <w:vAlign w:val="top"/>
+          </w:tcPr>
+          <w:p>
+            <w:r>
+              <w:rPr>
+                <w:sz w:val="16"/>
+              </w:rPr>
+              <w:t>horizontal_and_vertical_wins</w:t>
+            </w:r>
+          </w:p>
+        </w:tc>
+        <w:tc>
+          <w:tcPr>
+            <w:tcW w:type="dxa" w:w="2352"/>
+            <w:vAlign w:val="top"/>
+          </w:tcPr>
+          <w:p>
+            <w:r>
+              <w:rPr>
+                <w:sz w:val="16"/>
+              </w:rPr>
+              <w:t>1.0</w:t>
+            </w:r>
+          </w:p>
+        </w:tc>
+        <w:tc>
+          <w:tcPr>
+            <w:tcW w:type="dxa" w:w="2352"/>
+            <w:vAlign w:val="top"/>
+          </w:tcPr>
+          <w:p>
+            <w:r>
+              <w:rPr>
+                <w:sz w:val="16"/>
+              </w:rPr>
+              <w:t>PASS</w:t>
+            </w:r>
+          </w:p>
+        </w:tc>
+        <w:tc>
+          <w:tcPr>
+            <w:tcW w:type="dxa" w:w="2352"/>
+            <w:vAlign w:val="top"/>
+          </w:tcPr>
+          <w:p>
+            <w:r>
+              <w:rPr>
+                <w:sz w:val="16"/>
+              </w:rPr>
+              <w:t>PASS</w:t>
+            </w:r>
+          </w:p>
+        </w:tc>
+        <w:tc>
+          <w:tcPr>
+            <w:tcW w:type="dxa" w:w="2352"/>
+            <w:vAlign w:val="top"/>
+          </w:tcPr>
+          <w:p>
+            <w:r>
+              <w:rPr>
+                <w:sz w:val="16"/>
+              </w:rPr>
+              <w:t>PASS</w:t>
+            </w:r>
+          </w:p>
+        </w:tc>
+      </w:tr>
+      <w:tr>
+        <w:tc>
+          <w:tcPr>
+            <w:tcW w:type="dxa" w:w="2352"/>
+            <w:vAlign w:val="top"/>
+          </w:tcPr>
+          <w:p>
+            <w:r>
+              <w:rPr>
+                <w:sz w:val="16"/>
+              </w:rPr>
+              <w:t>Functional</w:t>
+            </w:r>
+          </w:p>
+        </w:tc>
+        <w:tc>
+          <w:tcPr>
+            <w:tcW w:type="dxa" w:w="2352"/>
+            <w:vAlign w:val="top"/>
+          </w:tcPr>
+          <w:p>
+            <w:r>
+              <w:rPr>
+                <w:sz w:val="16"/>
+              </w:rPr>
+              <w:t>both_diagonal_wins</w:t>
+            </w:r>
+          </w:p>
+        </w:tc>
+        <w:tc>
+          <w:tcPr>
+            <w:tcW w:type="dxa" w:w="2352"/>
+            <w:vAlign w:val="top"/>
+          </w:tcPr>
+          <w:p>
+            <w:r>
+              <w:rPr>
+                <w:sz w:val="16"/>
+              </w:rPr>
+              <w:t>1.0</w:t>
+            </w:r>
+          </w:p>
+        </w:tc>
+        <w:tc>
+          <w:tcPr>
+            <w:tcW w:type="dxa" w:w="2352"/>
+            <w:vAlign w:val="top"/>
+          </w:tcPr>
+          <w:p>
+            <w:r>
+              <w:rPr>
+                <w:sz w:val="16"/>
+              </w:rPr>
+              <w:t>PASS</w:t>
+            </w:r>
+          </w:p>
+        </w:tc>
+        <w:tc>
+          <w:tcPr>
+            <w:tcW w:type="dxa" w:w="2352"/>
+            <w:vAlign w:val="top"/>
+          </w:tcPr>
+          <w:p>
+            <w:r>
+              <w:rPr>
+                <w:sz w:val="16"/>
+              </w:rPr>
+              <w:t>PASS</w:t>
+            </w:r>
+          </w:p>
+        </w:tc>
+        <w:tc>
+          <w:tcPr>
+            <w:tcW w:type="dxa" w:w="2352"/>
+            <w:vAlign w:val="top"/>
+          </w:tcPr>
+          <w:p>
+            <w:r>
+              <w:rPr>
+                <w:sz w:val="16"/>
+              </w:rPr>
+              <w:t>PASS</w:t>
+            </w:r>
+          </w:p>
+        </w:tc>
+      </w:tr>
+      <w:tr>
+        <w:tc>
+          <w:tcPr>
+            <w:tcW w:type="dxa" w:w="2352"/>
+            <w:vAlign w:val="top"/>
+          </w:tcPr>
+          <w:p>
+            <w:r>
+              <w:rPr>
+                <w:sz w:val="16"/>
+              </w:rPr>
+              <w:t>Functional</w:t>
+            </w:r>
+          </w:p>
+        </w:tc>
+        <w:tc>
+          <w:tcPr>
+            <w:tcW w:type="dxa" w:w="2352"/>
+            <w:vAlign w:val="top"/>
+          </w:tcPr>
+          <w:p>
+            <w:r>
+              <w:rPr>
+                <w:sz w:val="16"/>
+              </w:rPr>
+              <w:t>yellow_win_and_terminal_lock</w:t>
+            </w:r>
+          </w:p>
+        </w:tc>
+        <w:tc>
+          <w:tcPr>
+            <w:tcW w:type="dxa" w:w="2352"/>
+            <w:vAlign w:val="top"/>
+          </w:tcPr>
+          <w:p>
+            <w:r>
+              <w:rPr>
+                <w:sz w:val="16"/>
+              </w:rPr>
+              <w:t>1.0</w:t>
+            </w:r>
+          </w:p>
+        </w:tc>
+        <w:tc>
+          <w:tcPr>
+            <w:tcW w:type="dxa" w:w="2352"/>
+            <w:vAlign w:val="top"/>
+          </w:tcPr>
+          <w:p>
+            <w:r>
+              <w:rPr>
+                <w:sz w:val="16"/>
+              </w:rPr>
+              <w:t>PASS</w:t>
+            </w:r>
+          </w:p>
+        </w:tc>
+        <w:tc>
+          <w:tcPr>
+            <w:tcW w:type="dxa" w:w="2352"/>
+            <w:vAlign w:val="top"/>
+          </w:tcPr>
+          <w:p>
+            <w:r>
+              <w:rPr>
+                <w:sz w:val="16"/>
+              </w:rPr>
+              <w:t>PASS</w:t>
+            </w:r>
+          </w:p>
+        </w:tc>
+        <w:tc>
+          <w:tcPr>
+            <w:tcW w:type="dxa" w:w="2352"/>
+            <w:vAlign w:val="top"/>
+          </w:tcPr>
+          <w:p>
+            <w:r>
+              <w:rPr>
+                <w:sz w:val="16"/>
+              </w:rPr>
+              <w:t>FAIL</w:t>
+            </w:r>
+          </w:p>
+        </w:tc>
+      </w:tr>
+      <w:tr>
+        <w:tc>
+          <w:tcPr>
+            <w:tcW w:type="dxa" w:w="2352"/>
+            <w:vAlign w:val="top"/>
+          </w:tcPr>
+          <w:p>
+            <w:r>
+              <w:rPr>
+                <w:sz w:val="16"/>
+              </w:rPr>
+              <w:t>Functional</w:t>
+            </w:r>
+          </w:p>
+        </w:tc>
+        <w:tc>
+          <w:tcPr>
+            <w:tcW w:type="dxa" w:w="2352"/>
+            <w:vAlign w:val="top"/>
+          </w:tcPr>
+          <w:p>
+            <w:r>
+              <w:rPr>
+                <w:sz w:val="16"/>
+              </w:rPr>
+              <w:t>exact_draw_and_terminal_lock</w:t>
+            </w:r>
+          </w:p>
+        </w:tc>
+        <w:tc>
+          <w:tcPr>
+            <w:tcW w:type="dxa" w:w="2352"/>
+            <w:vAlign w:val="top"/>
+          </w:tcPr>
+          <w:p>
+            <w:r>
+              <w:rPr>
+                <w:sz w:val="16"/>
+              </w:rPr>
+              <w:t>1.0</w:t>
+            </w:r>
+          </w:p>
+        </w:tc>
+        <w:tc>
+          <w:tcPr>
+            <w:tcW w:type="dxa" w:w="2352"/>
+            <w:vAlign w:val="top"/>
+          </w:tcPr>
+          <w:p>
+            <w:r>
+              <w:rPr>
+                <w:sz w:val="16"/>
+              </w:rPr>
+              <w:t>PASS</w:t>
+            </w:r>
+          </w:p>
+        </w:tc>
+        <w:tc>
+          <w:tcPr>
+            <w:tcW w:type="dxa" w:w="2352"/>
+            <w:vAlign w:val="top"/>
+          </w:tcPr>
+          <w:p>
+            <w:r>
+              <w:rPr>
+                <w:sz w:val="16"/>
+              </w:rPr>
+              <w:t>PASS</w:t>
+            </w:r>
+          </w:p>
+        </w:tc>
+        <w:tc>
+          <w:tcPr>
+            <w:tcW w:type="dxa" w:w="2352"/>
+            <w:vAlign w:val="top"/>
+          </w:tcPr>
+          <w:p>
+            <w:r>
+              <w:rPr>
+                <w:sz w:val="16"/>
+              </w:rPr>
+              <w:t>FAIL</w:t>
+            </w:r>
+          </w:p>
+        </w:tc>
+      </w:tr>
+      <w:tr>
+        <w:tc>
+          <w:tcPr>
+            <w:tcW w:type="dxa" w:w="2352"/>
+            <w:vAlign w:val="top"/>
+          </w:tcPr>
+          <w:p>
+            <w:r>
+              <w:rPr>
+                <w:sz w:val="16"/>
+              </w:rPr>
+              <w:t>Functional</w:t>
+            </w:r>
+          </w:p>
+        </w:tc>
+        <w:tc>
+          <w:tcPr>
+            <w:tcW w:type="dxa" w:w="2352"/>
+            <w:vAlign w:val="top"/>
+          </w:tcPr>
+          <w:p>
+            <w:r>
+              <w:rPr>
+                <w:sz w:val="16"/>
+              </w:rPr>
+              <w:t>move_history_undo_redo_branching</w:t>
+            </w:r>
+          </w:p>
+        </w:tc>
+        <w:tc>
+          <w:tcPr>
+            <w:tcW w:type="dxa" w:w="2352"/>
+            <w:vAlign w:val="top"/>
+          </w:tcPr>
+          <w:p>
+            <w:r>
+              <w:rPr>
+                <w:sz w:val="16"/>
+              </w:rPr>
+              <w:t>2.0</w:t>
+            </w:r>
+          </w:p>
+        </w:tc>
+        <w:tc>
+          <w:tcPr>
+            <w:tcW w:type="dxa" w:w="2352"/>
+            <w:vAlign w:val="top"/>
+          </w:tcPr>
+          <w:p>
+            <w:r>
+              <w:rPr>
+                <w:sz w:val="16"/>
+              </w:rPr>
+              <w:t>PASS</w:t>
+            </w:r>
+          </w:p>
+        </w:tc>
+        <w:tc>
+          <w:tcPr>
+            <w:tcW w:type="dxa" w:w="2352"/>
+            <w:vAlign w:val="top"/>
+          </w:tcPr>
+          <w:p>
+            <w:r>
+              <w:rPr>
+                <w:sz w:val="16"/>
+              </w:rPr>
+              <w:t>PASS</w:t>
+            </w:r>
+          </w:p>
+        </w:tc>
+        <w:tc>
+          <w:tcPr>
+            <w:tcW w:type="dxa" w:w="2352"/>
+            <w:vAlign w:val="top"/>
+          </w:tcPr>
+          <w:p>
+            <w:r>
+              <w:rPr>
+                <w:sz w:val="16"/>
+              </w:rPr>
+              <w:t>PASS</w:t>
+            </w:r>
+          </w:p>
+        </w:tc>
+      </w:tr>
+      <w:tr>
+        <w:tc>
+          <w:tcPr>
+            <w:tcW w:type="dxa" w:w="2352"/>
+            <w:vAlign w:val="top"/>
+          </w:tcPr>
+          <w:p>
+            <w:r>
+              <w:rPr>
+                <w:sz w:val="16"/>
+              </w:rPr>
+              <w:t>Functional</w:t>
+            </w:r>
+          </w:p>
+        </w:tc>
+        <w:tc>
+          <w:tcPr>
+            <w:tcW w:type="dxa" w:w="2352"/>
+            <w:vAlign w:val="top"/>
+          </w:tcPr>
+          <w:p>
+            <w:r>
+              <w:rPr>
+                <w:sz w:val="16"/>
+              </w:rPr>
+              <w:t>new_game_reset_and_persistence</w:t>
+            </w:r>
+          </w:p>
+        </w:tc>
+        <w:tc>
+          <w:tcPr>
+            <w:tcW w:type="dxa" w:w="2352"/>
+            <w:vAlign w:val="top"/>
+          </w:tcPr>
+          <w:p>
+            <w:r>
+              <w:rPr>
+                <w:sz w:val="16"/>
+              </w:rPr>
+              <w:t>1.0</w:t>
+            </w:r>
+          </w:p>
+        </w:tc>
+        <w:tc>
+          <w:tcPr>
+            <w:tcW w:type="dxa" w:w="2352"/>
+            <w:vAlign w:val="top"/>
+          </w:tcPr>
+          <w:p>
+            <w:r>
+              <w:rPr>
+                <w:sz w:val="16"/>
+              </w:rPr>
+              <w:t>PASS</w:t>
+            </w:r>
+          </w:p>
+        </w:tc>
+        <w:tc>
+          <w:tcPr>
+            <w:tcW w:type="dxa" w:w="2352"/>
+            <w:vAlign w:val="top"/>
+          </w:tcPr>
+          <w:p>
+            <w:r>
+              <w:rPr>
+                <w:sz w:val="16"/>
+              </w:rPr>
+              <w:t>PASS</w:t>
+            </w:r>
+          </w:p>
+        </w:tc>
+        <w:tc>
+          <w:tcPr>
+            <w:tcW w:type="dxa" w:w="2352"/>
+            <w:vAlign w:val="top"/>
+          </w:tcPr>
+          <w:p>
+            <w:r>
+              <w:rPr>
+                <w:sz w:val="16"/>
+              </w:rPr>
+              <w:t>PASS</w:t>
+            </w:r>
+          </w:p>
+        </w:tc>
+      </w:tr>
+      <w:tr>
+        <w:tc>
+          <w:tcPr>
+            <w:tcW w:type="dxa" w:w="2352"/>
+            <w:vAlign w:val="top"/>
+          </w:tcPr>
+          <w:p>
+            <w:r>
+              <w:rPr>
+                <w:sz w:val="16"/>
+              </w:rPr>
+              <w:t>Functional</w:t>
+            </w:r>
+          </w:p>
+        </w:tc>
+        <w:tc>
+          <w:tcPr>
+            <w:tcW w:type="dxa" w:w="2352"/>
+            <w:vAlign w:val="top"/>
+          </w:tcPr>
+          <w:p>
+            <w:r>
+              <w:rPr>
+                <w:sz w:val="16"/>
+              </w:rPr>
+              <w:t>keyboard_focus_and_activation</w:t>
+            </w:r>
+          </w:p>
+        </w:tc>
+        <w:tc>
+          <w:tcPr>
+            <w:tcW w:type="dxa" w:w="2352"/>
+            <w:vAlign w:val="top"/>
+          </w:tcPr>
+          <w:p>
+            <w:r>
+              <w:rPr>
+                <w:sz w:val="16"/>
+              </w:rPr>
+              <w:t>2.0</w:t>
+            </w:r>
+          </w:p>
+        </w:tc>
+        <w:tc>
+          <w:tcPr>
+            <w:tcW w:type="dxa" w:w="2352"/>
+            <w:vAlign w:val="top"/>
+          </w:tcPr>
+          <w:p>
+            <w:r>
+              <w:rPr>
+                <w:sz w:val="16"/>
+              </w:rPr>
+              <w:t>PASS</w:t>
+            </w:r>
+          </w:p>
+        </w:tc>
+        <w:tc>
+          <w:tcPr>
+            <w:tcW w:type="dxa" w:w="2352"/>
+            <w:vAlign w:val="top"/>
+          </w:tcPr>
+          <w:p>
+            <w:r>
+              <w:rPr>
+                <w:sz w:val="16"/>
+              </w:rPr>
+              <w:t>PASS</w:t>
+            </w:r>
+          </w:p>
+        </w:tc>
+        <w:tc>
+          <w:tcPr>
+            <w:tcW w:type="dxa" w:w="2352"/>
+            <w:vAlign w:val="top"/>
+          </w:tcPr>
+          <w:p>
+            <w:r>
+              <w:rPr>
+                <w:sz w:val="16"/>
+              </w:rPr>
+              <w:t>FAIL</w:t>
+            </w:r>
+          </w:p>
+        </w:tc>
+      </w:tr>
+      <w:tr>
+        <w:tc>
+          <w:tcPr>
+            <w:tcW w:type="dxa" w:w="2352"/>
+            <w:vAlign w:val="top"/>
+          </w:tcPr>
+          <w:p>
+            <w:r>
+              <w:rPr>
+                <w:sz w:val="16"/>
+              </w:rPr>
+              <w:t>Functional</w:t>
+            </w:r>
+          </w:p>
+        </w:tc>
+        <w:tc>
+          <w:tcPr>
+            <w:tcW w:type="dxa" w:w="2352"/>
+            <w:vAlign w:val="top"/>
+          </w:tcPr>
+          <w:p>
+            <w:r>
+              <w:rPr>
+                <w:sz w:val="16"/>
+              </w:rPr>
+              <w:t>multi_tab_revision_and_duplicate_guard</w:t>
+            </w:r>
+          </w:p>
+        </w:tc>
+        <w:tc>
+          <w:tcPr>
+            <w:tcW w:type="dxa" w:w="2352"/>
+            <w:vAlign w:val="top"/>
+          </w:tcPr>
+          <w:p>
+            <w:r>
+              <w:rPr>
+                <w:sz w:val="16"/>
+              </w:rPr>
+              <w:t>2.0</w:t>
+            </w:r>
+          </w:p>
+        </w:tc>
+        <w:tc>
+          <w:tcPr>
+            <w:tcW w:type="dxa" w:w="2352"/>
+            <w:vAlign w:val="top"/>
+          </w:tcPr>
+          <w:p>
+            <w:r>
+              <w:rPr>
+                <w:sz w:val="16"/>
+              </w:rPr>
+              <w:t>PASS</w:t>
+            </w:r>
+          </w:p>
+        </w:tc>
+        <w:tc>
+          <w:tcPr>
+            <w:tcW w:type="dxa" w:w="2352"/>
+            <w:vAlign w:val="top"/>
+          </w:tcPr>
+          <w:p>
+            <w:r>
+              <w:rPr>
+                <w:sz w:val="16"/>
+              </w:rPr>
+              <w:t>FAIL</w:t>
+            </w:r>
+          </w:p>
+        </w:tc>
+        <w:tc>
+          <w:tcPr>
+            <w:tcW w:type="dxa" w:w="2352"/>
+            <w:vAlign w:val="top"/>
+          </w:tcPr>
+          <w:p>
+            <w:r>
+              <w:rPr>
+                <w:sz w:val="16"/>
+              </w:rPr>
+              <w:t>FAIL</w:t>
+            </w:r>
+          </w:p>
+        </w:tc>
+      </w:tr>
+      <w:tr>
+        <w:tc>
+          <w:tcPr>
+            <w:tcW w:type="dxa" w:w="2352"/>
+            <w:vAlign w:val="top"/>
+          </w:tcPr>
+          <w:p>
+            <w:r>
+              <w:rPr>
+                <w:sz w:val="16"/>
+              </w:rPr>
+              <w:t>Functional</w:t>
+            </w:r>
+          </w:p>
+        </w:tc>
+        <w:tc>
+          <w:tcPr>
+            <w:tcW w:type="dxa" w:w="2352"/>
+            <w:vAlign w:val="top"/>
+          </w:tcPr>
+          <w:p>
+            <w:r>
+              <w:rPr>
+                <w:sz w:val="16"/>
+              </w:rPr>
+              <w:t>cross_tab_sign_out_revocation</w:t>
+            </w:r>
+          </w:p>
+        </w:tc>
+        <w:tc>
+          <w:tcPr>
+            <w:tcW w:type="dxa" w:w="2352"/>
+            <w:vAlign w:val="top"/>
+          </w:tcPr>
+          <w:p>
+            <w:r>
+              <w:rPr>
+                <w:sz w:val="16"/>
+              </w:rPr>
+              <w:t>1.0</w:t>
+            </w:r>
+          </w:p>
+        </w:tc>
+        <w:tc>
+          <w:tcPr>
+            <w:tcW w:type="dxa" w:w="2352"/>
+            <w:vAlign w:val="top"/>
+          </w:tcPr>
+          <w:p>
+            <w:r>
+              <w:rPr>
+                <w:sz w:val="16"/>
+              </w:rPr>
+              <w:t>PASS</w:t>
+            </w:r>
+          </w:p>
+        </w:tc>
+        <w:tc>
+          <w:tcPr>
+            <w:tcW w:type="dxa" w:w="2352"/>
+            <w:vAlign w:val="top"/>
+          </w:tcPr>
+          <w:p>
+            <w:r>
+              <w:rPr>
+                <w:sz w:val="16"/>
+              </w:rPr>
+              <w:t>FAIL</w:t>
+            </w:r>
+          </w:p>
+        </w:tc>
+        <w:tc>
+          <w:tcPr>
+            <w:tcW w:type="dxa" w:w="2352"/>
+            <w:vAlign w:val="top"/>
+          </w:tcPr>
+          <w:p>
+            <w:r>
+              <w:rPr>
+                <w:sz w:val="16"/>
+              </w:rPr>
+              <w:t>PASS</w:t>
+            </w:r>
+          </w:p>
+        </w:tc>
+      </w:tr>
+      <w:tr>
+        <w:tc>
+          <w:tcPr>
+            <w:tcW w:type="dxa" w:w="2352"/>
+            <w:vAlign w:val="top"/>
+          </w:tcPr>
+          <w:p>
+            <w:r>
+              <w:rPr>
+                <w:sz w:val="16"/>
+              </w:rPr>
+              <w:t>Polish</w:t>
+            </w:r>
+          </w:p>
+        </w:tc>
+        <w:tc>
+          <w:tcPr>
+            <w:tcW w:type="dxa" w:w="2352"/>
+            <w:vAlign w:val="top"/>
+          </w:tcPr>
+          <w:p>
+            <w:r>
+              <w:rPr>
+                <w:sz w:val="16"/>
+              </w:rPr>
+              <w:t>accessible_grid_and_winning_names</w:t>
+            </w:r>
+          </w:p>
+        </w:tc>
+        <w:tc>
+          <w:tcPr>
+            <w:tcW w:type="dxa" w:w="2352"/>
+            <w:vAlign w:val="top"/>
+          </w:tcPr>
+          <w:p>
+            <w:r>
+              <w:rPr>
+                <w:sz w:val="16"/>
+              </w:rPr>
+              <w:t>1.0</w:t>
+            </w:r>
+          </w:p>
+        </w:tc>
+        <w:tc>
+          <w:tcPr>
+            <w:tcW w:type="dxa" w:w="2352"/>
+            <w:vAlign w:val="top"/>
+          </w:tcPr>
+          <w:p>
+            <w:r>
+              <w:rPr>
+                <w:sz w:val="16"/>
+              </w:rPr>
+              <w:t>PASS</w:t>
+            </w:r>
+          </w:p>
+        </w:tc>
+        <w:tc>
+          <w:tcPr>
+            <w:tcW w:type="dxa" w:w="2352"/>
+            <w:vAlign w:val="top"/>
+          </w:tcPr>
+          <w:p>
+            <w:r>
+              <w:rPr>
+                <w:sz w:val="16"/>
+              </w:rPr>
+              <w:t>PASS</w:t>
+            </w:r>
+          </w:p>
+        </w:tc>
+        <w:tc>
+          <w:tcPr>
+            <w:tcW w:type="dxa" w:w="2352"/>
+            <w:vAlign w:val="top"/>
+          </w:tcPr>
+          <w:p>
+            <w:r>
+              <w:rPr>
+                <w:sz w:val="16"/>
+              </w:rPr>
+              <w:t>PASS</w:t>
+            </w:r>
+          </w:p>
+        </w:tc>
+      </w:tr>
+      <w:tr>
+        <w:tc>
+          <w:tcPr>
+            <w:tcW w:type="dxa" w:w="2352"/>
+            <w:vAlign w:val="top"/>
+          </w:tcPr>
+          <w:p>
+            <w:r>
+              <w:rPr>
+                <w:sz w:val="16"/>
+              </w:rPr>
+              <w:t>Polish</w:t>
+            </w:r>
+          </w:p>
+        </w:tc>
+        <w:tc>
+          <w:tcPr>
+            <w:tcW w:type="dxa" w:w="2352"/>
+            <w:vAlign w:val="top"/>
+          </w:tcPr>
+          <w:p>
+            <w:r>
+              <w:rPr>
+                <w:sz w:val="16"/>
+              </w:rPr>
+              <w:t>archive_replay_usability</w:t>
+            </w:r>
+          </w:p>
+        </w:tc>
+        <w:tc>
+          <w:tcPr>
+            <w:tcW w:type="dxa" w:w="2352"/>
+            <w:vAlign w:val="top"/>
+          </w:tcPr>
+          <w:p>
+            <w:r>
+              <w:rPr>
+                <w:sz w:val="16"/>
+              </w:rPr>
+              <w:t>1.0</w:t>
+            </w:r>
+          </w:p>
+        </w:tc>
+        <w:tc>
+          <w:tcPr>
+            <w:tcW w:type="dxa" w:w="2352"/>
+            <w:vAlign w:val="top"/>
+          </w:tcPr>
+          <w:p>
+            <w:r>
+              <w:rPr>
+                <w:sz w:val="16"/>
+              </w:rPr>
+              <w:t>PASS</w:t>
+            </w:r>
+          </w:p>
+        </w:tc>
+        <w:tc>
+          <w:tcPr>
+            <w:tcW w:type="dxa" w:w="2352"/>
+            <w:vAlign w:val="top"/>
+          </w:tcPr>
+          <w:p>
+            <w:r>
+              <w:rPr>
+                <w:sz w:val="16"/>
+              </w:rPr>
+              <w:t>FAIL</w:t>
+            </w:r>
+          </w:p>
+        </w:tc>
+        <w:tc>
+          <w:tcPr>
+            <w:tcW w:type="dxa" w:w="2352"/>
+            <w:vAlign w:val="top"/>
+          </w:tcPr>
+          <w:p>
+            <w:r>
+              <w:rPr>
+                <w:sz w:val="16"/>
+              </w:rPr>
+              <w:t>FAIL</w:t>
+            </w:r>
+          </w:p>
+        </w:tc>
+      </w:tr>
+      <w:tr>
+        <w:tc>
+          <w:tcPr>
+            <w:tcW w:type="dxa" w:w="2352"/>
+            <w:vAlign w:val="top"/>
+          </w:tcPr>
+          <w:p>
+            <w:r>
+              <w:rPr>
+                <w:sz w:val="16"/>
+              </w:rPr>
+              <w:t>Polish</w:t>
+            </w:r>
+          </w:p>
+        </w:tc>
+        <w:tc>
+          <w:tcPr>
+            <w:tcW w:type="dxa" w:w="2352"/>
+            <w:vAlign w:val="top"/>
+          </w:tcPr>
+          <w:p>
+            <w:r>
+              <w:rPr>
+                <w:sz w:val="16"/>
+              </w:rPr>
+              <w:t>responsive_layout_and_feedback</w:t>
+            </w:r>
+          </w:p>
+        </w:tc>
+        <w:tc>
+          <w:tcPr>
+            <w:tcW w:type="dxa" w:w="2352"/>
+            <w:vAlign w:val="top"/>
+          </w:tcPr>
+          <w:p>
+            <w:r>
+              <w:rPr>
+                <w:sz w:val="16"/>
+              </w:rPr>
+              <w:t>1.0</w:t>
+            </w:r>
+          </w:p>
+        </w:tc>
+        <w:tc>
+          <w:tcPr>
+            <w:tcW w:type="dxa" w:w="2352"/>
+            <w:vAlign w:val="top"/>
+          </w:tcPr>
+          <w:p>
+            <w:r>
+              <w:rPr>
+                <w:sz w:val="16"/>
+              </w:rPr>
+              <w:t>PASS</w:t>
+            </w:r>
+          </w:p>
+        </w:tc>
+        <w:tc>
+          <w:tcPr>
+            <w:tcW w:type="dxa" w:w="2352"/>
+            <w:vAlign w:val="top"/>
+          </w:tcPr>
+          <w:p>
+            <w:r>
+              <w:rPr>
+                <w:sz w:val="16"/>
+              </w:rPr>
+              <w:t>FAIL</w:t>
+            </w:r>
+          </w:p>
+        </w:tc>
+        <w:tc>
+          <w:tcPr>
+            <w:tcW w:type="dxa" w:w="2352"/>
+            <w:vAlign w:val="top"/>
+          </w:tcPr>
+          <w:p>
+            <w:r>
+              <w:rPr>
+                <w:sz w:val="16"/>
+              </w:rPr>
+              <w:t>FAIL</w:t>
+            </w:r>
+          </w:p>
+        </w:tc>
+      </w:tr>
+      <w:tr>
+        <w:tc>
+          <w:tcPr>
+            <w:tcW w:type="dxa" w:w="2352"/>
+            <w:vAlign w:val="top"/>
+          </w:tcPr>
+          <w:p>
+            <w:r>
+              <w:rPr>
+                <w:sz w:val="16"/>
+              </w:rPr>
+              <w:t>Polish</w:t>
+            </w:r>
+          </w:p>
+        </w:tc>
+        <w:tc>
+          <w:tcPr>
+            <w:tcW w:type="dxa" w:w="2352"/>
+            <w:vAlign w:val="top"/>
+          </w:tcPr>
+          <w:p>
+            <w:r>
+              <w:rPr>
+                <w:sz w:val="16"/>
+              </w:rPr>
+              <w:t>visual_hierarchy_and_craft</w:t>
+            </w:r>
+          </w:p>
+        </w:tc>
+        <w:tc>
+          <w:tcPr>
+            <w:tcW w:type="dxa" w:w="2352"/>
+            <w:vAlign w:val="top"/>
+          </w:tcPr>
+          <w:p>
+            <w:r>
+              <w:rPr>
+                <w:sz w:val="16"/>
+              </w:rPr>
+              <w:t>1.0</w:t>
+            </w:r>
+          </w:p>
+        </w:tc>
+        <w:tc>
+          <w:tcPr>
+            <w:tcW w:type="dxa" w:w="2352"/>
+            <w:vAlign w:val="top"/>
+          </w:tcPr>
+          <w:p>
+            <w:r>
+              <w:rPr>
+                <w:sz w:val="16"/>
+              </w:rPr>
+              <w:t>PASS</w:t>
+            </w:r>
+          </w:p>
+        </w:tc>
+        <w:tc>
+          <w:tcPr>
+            <w:tcW w:type="dxa" w:w="2352"/>
+            <w:vAlign w:val="top"/>
+          </w:tcPr>
+          <w:p>
+            <w:r>
+              <w:rPr>
+                <w:sz w:val="16"/>
+              </w:rPr>
+              <w:t>PASS</w:t>
+            </w:r>
+          </w:p>
+        </w:tc>
+        <w:tc>
+          <w:tcPr>
+            <w:tcW w:type="dxa" w:w="2352"/>
+            <w:vAlign w:val="top"/>
+          </w:tcPr>
+          <w:p>
+            <w:r>
+              <w:rPr>
+                <w:sz w:val="16"/>
+              </w:rPr>
+              <w:t>FAIL</w:t>
+            </w:r>
+          </w:p>
+        </w:tc>
+      </w:tr>
+      <w:tr>
+        <w:tc>
+          <w:tcPr>
+            <w:tcW w:type="dxa" w:w="2352"/>
+            <w:vAlign w:val="top"/>
+          </w:tcPr>
+          <w:p>
+            <w:r>
+              <w:rPr>
+                <w:sz w:val="16"/>
+              </w:rPr>
+              <w:t>Polish</w:t>
+            </w:r>
+          </w:p>
+        </w:tc>
+        <w:tc>
+          <w:tcPr>
+            <w:tcW w:type="dxa" w:w="2352"/>
+            <w:vAlign w:val="top"/>
+          </w:tcPr>
+          <w:p>
+            <w:r>
+              <w:rPr>
+                <w:sz w:val="16"/>
+              </w:rPr>
+              <w:t>game_identity_and_production_readiness</w:t>
+            </w:r>
+          </w:p>
+        </w:tc>
+        <w:tc>
+          <w:tcPr>
+            <w:tcW w:type="dxa" w:w="2352"/>
+            <w:vAlign w:val="top"/>
+          </w:tcPr>
+          <w:p>
+            <w:r>
+              <w:rPr>
+                <w:sz w:val="16"/>
+              </w:rPr>
+              <w:t>1.0</w:t>
+            </w:r>
+          </w:p>
+        </w:tc>
+        <w:tc>
+          <w:tcPr>
+            <w:tcW w:type="dxa" w:w="2352"/>
+            <w:vAlign w:val="top"/>
+          </w:tcPr>
+          <w:p>
+            <w:r>
+              <w:rPr>
+                <w:sz w:val="16"/>
+              </w:rPr>
+              <w:t>PASS</w:t>
+            </w:r>
+          </w:p>
+        </w:tc>
+        <w:tc>
+          <w:tcPr>
+            <w:tcW w:type="dxa" w:w="2352"/>
+            <w:vAlign w:val="top"/>
+          </w:tcPr>
+          <w:p>
+            <w:r>
+              <w:rPr>
+                <w:sz w:val="16"/>
+              </w:rPr>
+              <w:t>FAIL</w:t>
+            </w:r>
+          </w:p>
+        </w:tc>
+        <w:tc>
+          <w:tcPr>
+            <w:tcW w:type="dxa" w:w="2352"/>
+            <w:vAlign w:val="top"/>
+          </w:tcPr>
+          <w:p>
+            <w:r>
+              <w:rPr>
+                <w:sz w:val="16"/>
+              </w:rPr>
+              <w:t>FAIL</w:t>
             </w:r>
           </w:p>
         </w:tc>
@@ -373,7 +2651,7 @@
         <w:pStyle w:val="Heading1"/>
       </w:pPr>
       <w:r>
-        <w:t>Feature and subfeature coverage</w:t>
+        <w:t>Model failure analysis</w:t>
       </w:r>
     </w:p>
     <w:p>
@@ -381,119 +2659,1141 @@
         <w:pStyle w:val="Heading2"/>
       </w:pPr>
       <w:r>
-        <w:t>Application boundary and authentication</w:t>
+        <w:t>GPT-5.4-mini</w:t>
       </w:r>
     </w:p>
-    <w:p>
-      <w:pPr>
-        <w:pStyle w:val="ListBullet"/>
-      </w:pPr>
-      <w:r>
-        <w:t>Protected server-backed workspace and same-origin runtime.</w:t>
-      </w:r>
-    </w:p>
-    <w:p>
-      <w:pPr>
-        <w:pStyle w:val="ListBullet"/>
-      </w:pPr>
-      <w:r>
-        <w:t>Avery and Jordan account isolation, sign-out, invalid-password rejection, and bearer-token reads.</w:t>
-      </w:r>
-    </w:p>
-    <w:p>
-      <w:pPr>
-        <w:pStyle w:val="ListBullet"/>
-      </w:pPr>
-      <w:r>
-        <w:t>Cross-tab token revocation without unintended game mutation.</w:t>
-      </w:r>
-    </w:p>
+    <w:tbl>
+      <w:tblPr>
+        <w:tblStyle w:val="LightShading-Accent1"/>
+        <w:tblW w:type="auto" w:w="0"/>
+        <w:tblLayout w:type="autofit"/>
+        <w:tblLook w:firstColumn="1" w:firstRow="1" w:lastColumn="0" w:lastRow="0" w:noHBand="0" w:noVBand="1" w:val="04A0"/>
+      </w:tblPr>
+      <w:tblGrid>
+        <w:gridCol w:w="4704"/>
+        <w:gridCol w:w="4704"/>
+        <w:gridCol w:w="4704"/>
+      </w:tblGrid>
+      <w:tr>
+        <w:tc>
+          <w:tcPr>
+            <w:tcW w:type="dxa" w:w="4704"/>
+            <w:shd w:fill="19324D"/>
+            <w:vAlign w:val="center"/>
+          </w:tcPr>
+          <w:p>
+            <w:r>
+              <w:rPr>
+                <w:b/>
+                <w:color w:val="FFFFFF"/>
+              </w:rPr>
+              <w:t>Dimension</w:t>
+            </w:r>
+          </w:p>
+        </w:tc>
+        <w:tc>
+          <w:tcPr>
+            <w:tcW w:type="dxa" w:w="4704"/>
+            <w:shd w:fill="19324D"/>
+            <w:vAlign w:val="center"/>
+          </w:tcPr>
+          <w:p>
+            <w:r>
+              <w:rPr>
+                <w:b/>
+                <w:color w:val="FFFFFF"/>
+              </w:rPr>
+              <w:t>Failed criterion</w:t>
+            </w:r>
+          </w:p>
+        </w:tc>
+        <w:tc>
+          <w:tcPr>
+            <w:tcW w:type="dxa" w:w="4704"/>
+            <w:shd w:fill="19324D"/>
+            <w:vAlign w:val="center"/>
+          </w:tcPr>
+          <w:p>
+            <w:r>
+              <w:rPr>
+                <w:b/>
+                <w:color w:val="FFFFFF"/>
+              </w:rPr>
+              <w:t>Judge reasoning</w:t>
+            </w:r>
+          </w:p>
+        </w:tc>
+      </w:tr>
+      <w:tr>
+        <w:tc>
+          <w:tcPr>
+            <w:tcW w:type="dxa" w:w="4704"/>
+            <w:vAlign w:val="top"/>
+          </w:tcPr>
+          <w:p>
+            <w:r>
+              <w:rPr>
+                <w:sz w:val="16"/>
+              </w:rPr>
+              <w:t>Functional</w:t>
+            </w:r>
+          </w:p>
+        </w:tc>
+        <w:tc>
+          <w:tcPr>
+            <w:tcW w:type="dxa" w:w="4704"/>
+            <w:vAlign w:val="top"/>
+          </w:tcPr>
+          <w:p>
+            <w:r>
+              <w:rPr>
+                <w:sz w:val="16"/>
+              </w:rPr>
+              <w:t>completed_match_archive_and_replay</w:t>
+            </w:r>
+          </w:p>
+        </w:tc>
+        <w:tc>
+          <w:tcPr>
+            <w:tcW w:type="dxa" w:w="4704"/>
+            <w:vAlign w:val="top"/>
+          </w:tcPr>
+          <w:p>
+            <w:r>
+              <w:rPr>
+                <w:sz w:val="16"/>
+              </w:rPr>
+              <w:t>The completed win, archive creation, replay, persistence, and terminal behavior passed, but Undo did not reduce either displayed or overall archive count as required.</w:t>
+            </w:r>
+          </w:p>
+        </w:tc>
+      </w:tr>
+      <w:tr>
+        <w:tc>
+          <w:tcPr>
+            <w:tcW w:type="dxa" w:w="4704"/>
+            <w:vAlign w:val="top"/>
+          </w:tcPr>
+          <w:p>
+            <w:r>
+              <w:rPr>
+                <w:sz w:val="16"/>
+              </w:rPr>
+              <w:t>Functional</w:t>
+            </w:r>
+          </w:p>
+        </w:tc>
+        <w:tc>
+          <w:tcPr>
+            <w:tcW w:type="dxa" w:w="4704"/>
+            <w:vAlign w:val="top"/>
+          </w:tcPr>
+          <w:p>
+            <w:r>
+              <w:rPr>
+                <w:sz w:val="16"/>
+              </w:rPr>
+              <w:t>gravity_turns_and_full_column</w:t>
+            </w:r>
+          </w:p>
+        </w:tc>
+        <w:tc>
+          <w:tcPr>
+            <w:tcW w:type="dxa" w:w="4704"/>
+            <w:vAlign w:val="top"/>
+          </w:tcPr>
+          <w:p>
+            <w:r>
+              <w:rPr>
+                <w:sz w:val="16"/>
+              </w:rPr>
+              <w:t>Gravity, turns, history, and reset passed, but a seventh click on the full column produced no visible “Column 1 is full” feedback.</w:t>
+            </w:r>
+          </w:p>
+        </w:tc>
+      </w:tr>
+      <w:tr>
+        <w:tc>
+          <w:tcPr>
+            <w:tcW w:type="dxa" w:w="4704"/>
+            <w:vAlign w:val="top"/>
+          </w:tcPr>
+          <w:p>
+            <w:r>
+              <w:rPr>
+                <w:sz w:val="16"/>
+              </w:rPr>
+              <w:t>Functional</w:t>
+            </w:r>
+          </w:p>
+        </w:tc>
+        <w:tc>
+          <w:tcPr>
+            <w:tcW w:type="dxa" w:w="4704"/>
+            <w:vAlign w:val="top"/>
+          </w:tcPr>
+          <w:p>
+            <w:r>
+              <w:rPr>
+                <w:sz w:val="16"/>
+              </w:rPr>
+              <w:t>multi_tab_revision_and_duplicate_guard</w:t>
+            </w:r>
+          </w:p>
+        </w:tc>
+        <w:tc>
+          <w:tcPr>
+            <w:tcW w:type="dxa" w:w="4704"/>
+            <w:vAlign w:val="top"/>
+          </w:tcPr>
+          <w:p>
+            <w:r>
+              <w:rPr>
+                <w:sz w:val="16"/>
+              </w:rPr>
+              <w:t>Failed: replaying the original move request returned 409 rather than the required original successful response, and the stale tab did not show visible “Game updated in another tab” feedback.</w:t>
+            </w:r>
+          </w:p>
+        </w:tc>
+      </w:tr>
+      <w:tr>
+        <w:tc>
+          <w:tcPr>
+            <w:tcW w:type="dxa" w:w="4704"/>
+            <w:vAlign w:val="top"/>
+          </w:tcPr>
+          <w:p>
+            <w:r>
+              <w:rPr>
+                <w:sz w:val="16"/>
+              </w:rPr>
+              <w:t>Functional</w:t>
+            </w:r>
+          </w:p>
+        </w:tc>
+        <w:tc>
+          <w:tcPr>
+            <w:tcW w:type="dxa" w:w="4704"/>
+            <w:vAlign w:val="top"/>
+          </w:tcPr>
+          <w:p>
+            <w:r>
+              <w:rPr>
+                <w:sz w:val="16"/>
+              </w:rPr>
+              <w:t>cross_tab_sign_out_revocation</w:t>
+            </w:r>
+          </w:p>
+        </w:tc>
+        <w:tc>
+          <w:tcPr>
+            <w:tcW w:type="dxa" w:w="4704"/>
+            <w:vAlign w:val="top"/>
+          </w:tcPr>
+          <w:p>
+            <w:r>
+              <w:rPr>
+                <w:sz w:val="16"/>
+              </w:rPr>
+              <w:t>Failed: the revoked-token action returned 401, but tab B remained on the protected workspace instead of returning to sign-in.</w:t>
+            </w:r>
+          </w:p>
+        </w:tc>
+      </w:tr>
+      <w:tr>
+        <w:tc>
+          <w:tcPr>
+            <w:tcW w:type="dxa" w:w="4704"/>
+            <w:vAlign w:val="top"/>
+          </w:tcPr>
+          <w:p>
+            <w:r>
+              <w:rPr>
+                <w:sz w:val="16"/>
+              </w:rPr>
+              <w:t>Polish</w:t>
+            </w:r>
+          </w:p>
+        </w:tc>
+        <w:tc>
+          <w:tcPr>
+            <w:tcW w:type="dxa" w:w="4704"/>
+            <w:vAlign w:val="top"/>
+          </w:tcPr>
+          <w:p>
+            <w:r>
+              <w:rPr>
+                <w:sz w:val="16"/>
+              </w:rPr>
+              <w:t>archive_replay_usability</w:t>
+            </w:r>
+          </w:p>
+        </w:tc>
+        <w:tc>
+          <w:tcPr>
+            <w:tcW w:type="dxa" w:w="4704"/>
+            <w:vAlign w:val="top"/>
+          </w:tcPr>
+          <w:p>
+            <w:r>
+              <w:rPr>
+                <w:sz w:val="16"/>
+              </w:rPr>
+              <w:t>Jordan's replay controls, step navigation, empty step 0, and Yellow row 6 were correct, but the replay dialog omitted the Yellow wins result and its slider was unnamed.</w:t>
+            </w:r>
+          </w:p>
+        </w:tc>
+      </w:tr>
+      <w:tr>
+        <w:tc>
+          <w:tcPr>
+            <w:tcW w:type="dxa" w:w="4704"/>
+            <w:vAlign w:val="top"/>
+          </w:tcPr>
+          <w:p>
+            <w:r>
+              <w:rPr>
+                <w:sz w:val="16"/>
+              </w:rPr>
+              <w:t>Polish</w:t>
+            </w:r>
+          </w:p>
+        </w:tc>
+        <w:tc>
+          <w:tcPr>
+            <w:tcW w:type="dxa" w:w="4704"/>
+            <w:vAlign w:val="top"/>
+          </w:tcPr>
+          <w:p>
+            <w:r>
+              <w:rPr>
+                <w:sz w:val="16"/>
+              </w:rPr>
+              <w:t>responsive_layout_and_feedback</w:t>
+            </w:r>
+          </w:p>
+        </w:tc>
+        <w:tc>
+          <w:tcPr>
+            <w:tcW w:type="dxa" w:w="4704"/>
+            <w:vAlign w:val="top"/>
+          </w:tcPr>
+          <w:p>
+            <w:r>
+              <w:rPr>
+                <w:sz w:val="16"/>
+              </w:rPr>
+              <w:t>The 375px layouts fit and replay worked, but repeating a full Column 1 produced a 400 response with no visible “Column 1 is full” feedback.</w:t>
+            </w:r>
+          </w:p>
+        </w:tc>
+      </w:tr>
+      <w:tr>
+        <w:tc>
+          <w:tcPr>
+            <w:tcW w:type="dxa" w:w="4704"/>
+            <w:vAlign w:val="top"/>
+          </w:tcPr>
+          <w:p>
+            <w:r>
+              <w:rPr>
+                <w:sz w:val="16"/>
+              </w:rPr>
+              <w:t>Polish</w:t>
+            </w:r>
+          </w:p>
+        </w:tc>
+        <w:tc>
+          <w:tcPr>
+            <w:tcW w:type="dxa" w:w="4704"/>
+            <w:vAlign w:val="top"/>
+          </w:tcPr>
+          <w:p>
+            <w:r>
+              <w:rPr>
+                <w:sz w:val="16"/>
+              </w:rPr>
+              <w:t>game_identity_and_production_readiness</w:t>
+            </w:r>
+          </w:p>
+        </w:tc>
+        <w:tc>
+          <w:tcPr>
+            <w:tcW w:type="dxa" w:w="4704"/>
+            <w:vAlign w:val="top"/>
+          </w:tcPr>
+          <w:p>
+            <w:r>
+              <w:rPr>
+                <w:sz w:val="16"/>
+              </w:rPr>
+              <w:t>Sign-in persistence, gameplay, history, scores, Undo/Redo, New game, archive, replay, and sign-out formed a coherent product, but missing full-column/post-win feedback and the incomplete replay result prevent production readiness.</w:t>
+            </w:r>
+          </w:p>
+        </w:tc>
+      </w:tr>
+    </w:tbl>
     <w:p>
       <w:pPr>
         <w:pStyle w:val="Heading2"/>
       </w:pPr>
       <w:r>
-        <w:t>Game rules and history</w:t>
+        <w:t>Claude Haiku 4.5</w:t>
       </w:r>
     </w:p>
+    <w:tbl>
+      <w:tblPr>
+        <w:tblStyle w:val="LightShading-Accent1"/>
+        <w:tblW w:type="auto" w:w="0"/>
+        <w:tblLayout w:type="autofit"/>
+        <w:tblLook w:firstColumn="1" w:firstRow="1" w:lastColumn="0" w:lastRow="0" w:noHBand="0" w:noVBand="1" w:val="04A0"/>
+      </w:tblPr>
+      <w:tblGrid>
+        <w:gridCol w:w="4704"/>
+        <w:gridCol w:w="4704"/>
+        <w:gridCol w:w="4704"/>
+      </w:tblGrid>
+      <w:tr>
+        <w:tc>
+          <w:tcPr>
+            <w:tcW w:type="dxa" w:w="4704"/>
+            <w:shd w:fill="19324D"/>
+            <w:vAlign w:val="center"/>
+          </w:tcPr>
+          <w:p>
+            <w:r>
+              <w:rPr>
+                <w:b/>
+                <w:color w:val="FFFFFF"/>
+              </w:rPr>
+              <w:t>Dimension</w:t>
+            </w:r>
+          </w:p>
+        </w:tc>
+        <w:tc>
+          <w:tcPr>
+            <w:tcW w:type="dxa" w:w="4704"/>
+            <w:shd w:fill="19324D"/>
+            <w:vAlign w:val="center"/>
+          </w:tcPr>
+          <w:p>
+            <w:r>
+              <w:rPr>
+                <w:b/>
+                <w:color w:val="FFFFFF"/>
+              </w:rPr>
+              <w:t>Failed criterion</w:t>
+            </w:r>
+          </w:p>
+        </w:tc>
+        <w:tc>
+          <w:tcPr>
+            <w:tcW w:type="dxa" w:w="4704"/>
+            <w:shd w:fill="19324D"/>
+            <w:vAlign w:val="center"/>
+          </w:tcPr>
+          <w:p>
+            <w:r>
+              <w:rPr>
+                <w:b/>
+                <w:color w:val="FFFFFF"/>
+              </w:rPr>
+              <w:t>Judge reasoning</w:t>
+            </w:r>
+          </w:p>
+        </w:tc>
+      </w:tr>
+      <w:tr>
+        <w:tc>
+          <w:tcPr>
+            <w:tcW w:type="dxa" w:w="4704"/>
+            <w:vAlign w:val="top"/>
+          </w:tcPr>
+          <w:p>
+            <w:r>
+              <w:rPr>
+                <w:sz w:val="16"/>
+              </w:rPr>
+              <w:t>Functional</w:t>
+            </w:r>
+          </w:p>
+        </w:tc>
+        <w:tc>
+          <w:tcPr>
+            <w:tcW w:type="dxa" w:w="4704"/>
+            <w:vAlign w:val="top"/>
+          </w:tcPr>
+          <w:p>
+            <w:r>
+              <w:rPr>
+                <w:sz w:val="16"/>
+              </w:rPr>
+              <w:t>seeded_state_import_and_isolation</w:t>
+            </w:r>
+          </w:p>
+        </w:tc>
+        <w:tc>
+          <w:tcPr>
+            <w:tcW w:type="dxa" w:w="4704"/>
+            <w:vAlign w:val="top"/>
+          </w:tcPr>
+          <w:p>
+            <w:r>
+              <w:rPr>
+                <w:sz w:val="16"/>
+              </w:rPr>
+              <w:t>Post-undo state showed Yellow's turn instead of the required Red's turn.</w:t>
+            </w:r>
+          </w:p>
+        </w:tc>
+      </w:tr>
+      <w:tr>
+        <w:tc>
+          <w:tcPr>
+            <w:tcW w:type="dxa" w:w="4704"/>
+            <w:vAlign w:val="top"/>
+          </w:tcPr>
+          <w:p>
+            <w:r>
+              <w:rPr>
+                <w:sz w:val="16"/>
+              </w:rPr>
+              <w:t>Functional</w:t>
+            </w:r>
+          </w:p>
+        </w:tc>
+        <w:tc>
+          <w:tcPr>
+            <w:tcW w:type="dxa" w:w="4704"/>
+            <w:vAlign w:val="top"/>
+          </w:tcPr>
+          <w:p>
+            <w:r>
+              <w:rPr>
+                <w:sz w:val="16"/>
+              </w:rPr>
+              <w:t>completed_match_archive_and_replay</w:t>
+            </w:r>
+          </w:p>
+        </w:tc>
+        <w:tc>
+          <w:tcPr>
+            <w:tcW w:type="dxa" w:w="4704"/>
+            <w:vAlign w:val="top"/>
+          </w:tcPr>
+          <w:p>
+            <w:r>
+              <w:rPr>
+                <w:sz w:val="16"/>
+              </w:rPr>
+              <w:t>The win worked, but its archive entry was unavailable until a later New Game.</w:t>
+            </w:r>
+          </w:p>
+        </w:tc>
+      </w:tr>
+      <w:tr>
+        <w:tc>
+          <w:tcPr>
+            <w:tcW w:type="dxa" w:w="4704"/>
+            <w:vAlign w:val="top"/>
+          </w:tcPr>
+          <w:p>
+            <w:r>
+              <w:rPr>
+                <w:sz w:val="16"/>
+              </w:rPr>
+              <w:t>Functional</w:t>
+            </w:r>
+          </w:p>
+        </w:tc>
+        <w:tc>
+          <w:tcPr>
+            <w:tcW w:type="dxa" w:w="4704"/>
+            <w:vAlign w:val="top"/>
+          </w:tcPr>
+          <w:p>
+            <w:r>
+              <w:rPr>
+                <w:sz w:val="16"/>
+              </w:rPr>
+              <w:t>yellow_win_and_terminal_lock</w:t>
+            </w:r>
+          </w:p>
+        </w:tc>
+        <w:tc>
+          <w:tcPr>
+            <w:tcW w:type="dxa" w:w="4704"/>
+            <w:vAlign w:val="top"/>
+          </w:tcPr>
+          <w:p>
+            <w:r>
+              <w:rPr>
+                <w:sz w:val="16"/>
+              </w:rPr>
+              <w:t>Win and lock passed, but the new archive entry was delayed until New Game.</w:t>
+            </w:r>
+          </w:p>
+        </w:tc>
+      </w:tr>
+      <w:tr>
+        <w:tc>
+          <w:tcPr>
+            <w:tcW w:type="dxa" w:w="4704"/>
+            <w:vAlign w:val="top"/>
+          </w:tcPr>
+          <w:p>
+            <w:r>
+              <w:rPr>
+                <w:sz w:val="16"/>
+              </w:rPr>
+              <w:t>Functional</w:t>
+            </w:r>
+          </w:p>
+        </w:tc>
+        <w:tc>
+          <w:tcPr>
+            <w:tcW w:type="dxa" w:w="4704"/>
+            <w:vAlign w:val="top"/>
+          </w:tcPr>
+          <w:p>
+            <w:r>
+              <w:rPr>
+                <w:sz w:val="16"/>
+              </w:rPr>
+              <w:t>exact_draw_and_terminal_lock</w:t>
+            </w:r>
+          </w:p>
+        </w:tc>
+        <w:tc>
+          <w:tcPr>
+            <w:tcW w:type="dxa" w:w="4704"/>
+            <w:vAlign w:val="top"/>
+          </w:tcPr>
+          <w:p>
+            <w:r>
+              <w:rPr>
+                <w:sz w:val="16"/>
+              </w:rPr>
+              <w:t>Exact draw and lock passed, but the new Draw archive entry was delayed.</w:t>
+            </w:r>
+          </w:p>
+        </w:tc>
+      </w:tr>
+      <w:tr>
+        <w:tc>
+          <w:tcPr>
+            <w:tcW w:type="dxa" w:w="4704"/>
+            <w:vAlign w:val="top"/>
+          </w:tcPr>
+          <w:p>
+            <w:r>
+              <w:rPr>
+                <w:sz w:val="16"/>
+              </w:rPr>
+              <w:t>Functional</w:t>
+            </w:r>
+          </w:p>
+        </w:tc>
+        <w:tc>
+          <w:tcPr>
+            <w:tcW w:type="dxa" w:w="4704"/>
+            <w:vAlign w:val="top"/>
+          </w:tcPr>
+          <w:p>
+            <w:r>
+              <w:rPr>
+                <w:sz w:val="16"/>
+              </w:rPr>
+              <w:t>keyboard_focus_and_activation</w:t>
+            </w:r>
+          </w:p>
+        </w:tc>
+        <w:tc>
+          <w:tcPr>
+            <w:tcW w:type="dxa" w:w="4704"/>
+            <w:vAlign w:val="top"/>
+          </w:tcPr>
+          <w:p>
+            <w:r>
+              <w:rPr>
+                <w:sz w:val="16"/>
+              </w:rPr>
+              <w:t>Arrow navigation passed, but Enter lost focus and Space did not activate.</w:t>
+            </w:r>
+          </w:p>
+        </w:tc>
+      </w:tr>
+      <w:tr>
+        <w:tc>
+          <w:tcPr>
+            <w:tcW w:type="dxa" w:w="4704"/>
+            <w:vAlign w:val="top"/>
+          </w:tcPr>
+          <w:p>
+            <w:r>
+              <w:rPr>
+                <w:sz w:val="16"/>
+              </w:rPr>
+              <w:t>Functional</w:t>
+            </w:r>
+          </w:p>
+        </w:tc>
+        <w:tc>
+          <w:tcPr>
+            <w:tcW w:type="dxa" w:w="4704"/>
+            <w:vAlign w:val="top"/>
+          </w:tcPr>
+          <w:p>
+            <w:r>
+              <w:rPr>
+                <w:sz w:val="16"/>
+              </w:rPr>
+              <w:t>multi_tab_revision_and_duplicate_guard</w:t>
+            </w:r>
+          </w:p>
+        </w:tc>
+        <w:tc>
+          <w:tcPr>
+            <w:tcW w:type="dxa" w:w="4704"/>
+            <w:vAlign w:val="top"/>
+          </w:tcPr>
+          <w:p>
+            <w:r>
+              <w:rPr>
+                <w:sz w:val="16"/>
+              </w:rPr>
+              <w:t>Conflict text was not visible, stale replay returned success, and double activation accepted two moves.</w:t>
+            </w:r>
+          </w:p>
+        </w:tc>
+      </w:tr>
+      <w:tr>
+        <w:tc>
+          <w:tcPr>
+            <w:tcW w:type="dxa" w:w="4704"/>
+            <w:vAlign w:val="top"/>
+          </w:tcPr>
+          <w:p>
+            <w:r>
+              <w:rPr>
+                <w:sz w:val="16"/>
+              </w:rPr>
+              <w:t>Polish</w:t>
+            </w:r>
+          </w:p>
+        </w:tc>
+        <w:tc>
+          <w:tcPr>
+            <w:tcW w:type="dxa" w:w="4704"/>
+            <w:vAlign w:val="top"/>
+          </w:tcPr>
+          <w:p>
+            <w:r>
+              <w:rPr>
+                <w:sz w:val="16"/>
+              </w:rPr>
+              <w:t>archive_replay_usability</w:t>
+            </w:r>
+          </w:p>
+        </w:tc>
+        <w:tc>
+          <w:tcPr>
+            <w:tcW w:type="dxa" w:w="4704"/>
+            <w:vAlign w:val="top"/>
+          </w:tcPr>
+          <w:p>
+            <w:r>
+              <w:rPr>
+                <w:sz w:val="16"/>
+              </w:rPr>
+              <w:t>Replay stepping, cell names, controls, and board states worked, but the modal omitted the Yellow wins result, lacked dialog semantics, and allowed keyboard focus to escape to the active board.</w:t>
+            </w:r>
+          </w:p>
+        </w:tc>
+      </w:tr>
+      <w:tr>
+        <w:tc>
+          <w:tcPr>
+            <w:tcW w:type="dxa" w:w="4704"/>
+            <w:vAlign w:val="top"/>
+          </w:tcPr>
+          <w:p>
+            <w:r>
+              <w:rPr>
+                <w:sz w:val="16"/>
+              </w:rPr>
+              <w:t>Polish</w:t>
+            </w:r>
+          </w:p>
+        </w:tc>
+        <w:tc>
+          <w:tcPr>
+            <w:tcW w:type="dxa" w:w="4704"/>
+            <w:vAlign w:val="top"/>
+          </w:tcPr>
+          <w:p>
+            <w:r>
+              <w:rPr>
+                <w:sz w:val="16"/>
+              </w:rPr>
+              <w:t>responsive_layout_and_feedback</w:t>
+            </w:r>
+          </w:p>
+        </w:tc>
+        <w:tc>
+          <w:tcPr>
+            <w:tcW w:type="dxa" w:w="4704"/>
+            <w:vAlign w:val="top"/>
+          </w:tcPr>
+          <w:p>
+            <w:r>
+              <w:rPr>
+                <w:sz w:val="16"/>
+              </w:rPr>
+              <w:t>The 375px layout had no horizontal overflow and showed full-column feedback, but all seven column controls visibly truncated to “D…”, making them clipped and ambiguous.</w:t>
+            </w:r>
+          </w:p>
+        </w:tc>
+      </w:tr>
+      <w:tr>
+        <w:tc>
+          <w:tcPr>
+            <w:tcW w:type="dxa" w:w="4704"/>
+            <w:vAlign w:val="top"/>
+          </w:tcPr>
+          <w:p>
+            <w:r>
+              <w:rPr>
+                <w:sz w:val="16"/>
+              </w:rPr>
+              <w:t>Polish</w:t>
+            </w:r>
+          </w:p>
+        </w:tc>
+        <w:tc>
+          <w:tcPr>
+            <w:tcW w:type="dxa" w:w="4704"/>
+            <w:vAlign w:val="top"/>
+          </w:tcPr>
+          <w:p>
+            <w:r>
+              <w:rPr>
+                <w:sz w:val="16"/>
+              </w:rPr>
+              <w:t>visual_hierarchy_and_craft</w:t>
+            </w:r>
+          </w:p>
+        </w:tc>
+        <w:tc>
+          <w:tcPr>
+            <w:tcW w:type="dxa" w:w="4704"/>
+            <w:vAlign w:val="top"/>
+          </w:tcPr>
+          <w:p>
+            <w:r>
+              <w:rPr>
+                <w:sz w:val="16"/>
+              </w:rPr>
+              <w:t>The card hierarchy, colors, pieces, and winning rings were polished, but truncated column labels, missing player score totals, and inconsistent focus indicators failed the required craft bar.</w:t>
+            </w:r>
+          </w:p>
+        </w:tc>
+      </w:tr>
+      <w:tr>
+        <w:tc>
+          <w:tcPr>
+            <w:tcW w:type="dxa" w:w="4704"/>
+            <w:vAlign w:val="top"/>
+          </w:tcPr>
+          <w:p>
+            <w:r>
+              <w:rPr>
+                <w:sz w:val="16"/>
+              </w:rPr>
+              <w:t>Polish</w:t>
+            </w:r>
+          </w:p>
+        </w:tc>
+        <w:tc>
+          <w:tcPr>
+            <w:tcW w:type="dxa" w:w="4704"/>
+            <w:vAlign w:val="top"/>
+          </w:tcPr>
+          <w:p>
+            <w:r>
+              <w:rPr>
+                <w:sz w:val="16"/>
+              </w:rPr>
+              <w:t>game_identity_and_production_readiness</w:t>
+            </w:r>
+          </w:p>
+        </w:tc>
+        <w:tc>
+          <w:tcPr>
+            <w:tcW w:type="dxa" w:w="4704"/>
+            <w:vAlign w:val="top"/>
+          </w:tcPr>
+          <w:p>
+            <w:r>
+              <w:rPr>
+                <w:sz w:val="16"/>
+              </w:rPr>
+              <w:t>Core sign-in, persistence, gameplay, Undo/Redo, winning, archive, replay, feedback, and sign-out flows worked together, but missing score totals plus an incomplete replay result/semantics kept it from feeling production-ready.</w:t>
+            </w:r>
+          </w:p>
+        </w:tc>
+      </w:tr>
+    </w:tbl>
     <w:p>
       <w:pPr>
-        <w:pStyle w:val="ListBullet"/>
+        <w:pStyle w:val="Heading1"/>
       </w:pPr>
       <w:r>
-        <w:t>Gravity, alternating turns, full columns, exact horizontal, vertical, and both diagonal wins.</w:t>
+        <w:t>Post-run QC</w:t>
       </w:r>
     </w:p>
+    <w:tbl>
+      <w:tblPr>
+        <w:tblStyle w:val="LightShading-Accent1"/>
+        <w:tblW w:type="auto" w:w="0"/>
+        <w:tblLayout w:type="autofit"/>
+        <w:tblLook w:firstColumn="1" w:firstRow="1" w:lastColumn="0" w:lastRow="0" w:noHBand="0" w:noVBand="1" w:val="04A0"/>
+      </w:tblPr>
+      <w:tblGrid>
+        <w:gridCol w:w="4704"/>
+        <w:gridCol w:w="4704"/>
+        <w:gridCol w:w="4704"/>
+      </w:tblGrid>
+      <w:tr>
+        <w:tc>
+          <w:tcPr>
+            <w:tcW w:type="dxa" w:w="4704"/>
+            <w:shd w:fill="19324D"/>
+            <w:vAlign w:val="center"/>
+          </w:tcPr>
+          <w:p>
+            <w:r>
+              <w:rPr>
+                <w:b/>
+                <w:color w:val="FFFFFF"/>
+              </w:rPr>
+              <w:t>Layer</w:t>
+            </w:r>
+          </w:p>
+        </w:tc>
+        <w:tc>
+          <w:tcPr>
+            <w:tcW w:type="dxa" w:w="4704"/>
+            <w:shd w:fill="19324D"/>
+            <w:vAlign w:val="center"/>
+          </w:tcPr>
+          <w:p>
+            <w:r>
+              <w:rPr>
+                <w:b/>
+                <w:color w:val="FFFFFF"/>
+              </w:rPr>
+              <w:t>Result</w:t>
+            </w:r>
+          </w:p>
+        </w:tc>
+        <w:tc>
+          <w:tcPr>
+            <w:tcW w:type="dxa" w:w="4704"/>
+            <w:shd w:fill="19324D"/>
+            <w:vAlign w:val="center"/>
+          </w:tcPr>
+          <w:p>
+            <w:r>
+              <w:rPr>
+                <w:b/>
+                <w:color w:val="FFFFFF"/>
+              </w:rPr>
+              <w:t>Interpretation</w:t>
+            </w:r>
+          </w:p>
+        </w:tc>
+      </w:tr>
+      <w:tr>
+        <w:tc>
+          <w:tcPr>
+            <w:tcW w:type="dxa" w:w="4704"/>
+            <w:vAlign w:val="top"/>
+          </w:tcPr>
+          <w:p>
+            <w:r>
+              <w:rPr>
+                <w:sz w:val="16"/>
+              </w:rPr>
+              <w:t>Upload rules</w:t>
+            </w:r>
+          </w:p>
+        </w:tc>
+        <w:tc>
+          <w:tcPr>
+            <w:tcW w:type="dxa" w:w="4704"/>
+            <w:vAlign w:val="top"/>
+          </w:tcPr>
+          <w:p>
+            <w:r>
+              <w:rPr>
+                <w:sz w:val="16"/>
+              </w:rPr>
+              <w:t>26/26 PASS</w:t>
+            </w:r>
+          </w:p>
+        </w:tc>
+        <w:tc>
+          <w:tcPr>
+            <w:tcW w:type="dxa" w:w="4704"/>
+            <w:vAlign w:val="top"/>
+          </w:tcPr>
+          <w:p>
+            <w:r>
+              <w:rPr>
+                <w:sz w:val="16"/>
+              </w:rPr>
+              <w:t>Structure, metadata, network, Dockerfile, tooling, artifact, and separate-verifier checks pass.</w:t>
+            </w:r>
+          </w:p>
+        </w:tc>
+      </w:tr>
+      <w:tr>
+        <w:tc>
+          <w:tcPr>
+            <w:tcW w:type="dxa" w:w="4704"/>
+            <w:vAlign w:val="top"/>
+          </w:tcPr>
+          <w:p>
+            <w:r>
+              <w:rPr>
+                <w:sz w:val="16"/>
+              </w:rPr>
+              <w:t>Source-decidable rubric</w:t>
+            </w:r>
+          </w:p>
+        </w:tc>
+        <w:tc>
+          <w:tcPr>
+            <w:tcW w:type="dxa" w:w="4704"/>
+            <w:vAlign w:val="top"/>
+          </w:tcPr>
+          <w:p>
+            <w:r>
+              <w:rPr>
+                <w:sz w:val="16"/>
+              </w:rPr>
+              <w:t>18/19 PASS</w:t>
+            </w:r>
+          </w:p>
+        </w:tc>
+        <w:tc>
+          <w:tcPr>
+            <w:tcW w:type="dxa" w:w="4704"/>
+            <w:vAlign w:val="top"/>
+          </w:tcPr>
+          <w:p>
+            <w:r>
+              <w:rPr>
+                <w:sz w:val="16"/>
+              </w:rPr>
+              <w:t>E2 fails because one packaged file's byte hash differs from the declared frozen hash.</w:t>
+            </w:r>
+          </w:p>
+        </w:tc>
+      </w:tr>
+      <w:tr>
+        <w:tc>
+          <w:tcPr>
+            <w:tcW w:type="dxa" w:w="4704"/>
+            <w:vAlign w:val="top"/>
+          </w:tcPr>
+          <w:p>
+            <w:r>
+              <w:rPr>
+                <w:sz w:val="16"/>
+              </w:rPr>
+              <w:t>Run checks</w:t>
+            </w:r>
+          </w:p>
+        </w:tc>
+        <w:tc>
+          <w:tcPr>
+            <w:tcW w:type="dxa" w:w="4704"/>
+            <w:vAlign w:val="top"/>
+          </w:tcPr>
+          <w:p>
+            <w:r>
+              <w:rPr>
+                <w:sz w:val="16"/>
+              </w:rPr>
+              <w:t>9/9 PASS</w:t>
+            </w:r>
+          </w:p>
+        </w:tc>
+        <w:tc>
+          <w:tcPr>
+            <w:tcW w:type="dxa" w:w="4704"/>
+            <w:vAlign w:val="top"/>
+          </w:tcPr>
+          <w:p>
+            <w:r>
+              <w:rPr>
+                <w:sz w:val="16"/>
+              </w:rPr>
+              <w:t>Version/checksum, Oracle, target band, criterion reasoning, warnings, formula, and no-op evidence pass.</w:t>
+            </w:r>
+          </w:p>
+        </w:tc>
+      </w:tr>
+      <w:tr>
+        <w:tc>
+          <w:tcPr>
+            <w:tcW w:type="dxa" w:w="4704"/>
+            <w:vAlign w:val="top"/>
+          </w:tcPr>
+          <w:p>
+            <w:r>
+              <w:rPr>
+                <w:sz w:val="16"/>
+              </w:rPr>
+              <w:t>RL scorecard</w:t>
+            </w:r>
+          </w:p>
+        </w:tc>
+        <w:tc>
+          <w:tcPr>
+            <w:tcW w:type="dxa" w:w="4704"/>
+            <w:vAlign w:val="top"/>
+          </w:tcPr>
+          <w:p>
+            <w:r>
+              <w:rPr>
+                <w:sz w:val="16"/>
+              </w:rPr>
+              <w:t>50/58 (86.2%)</w:t>
+            </w:r>
+          </w:p>
+        </w:tc>
+        <w:tc>
+          <w:tcPr>
+            <w:tcW w:type="dxa" w:w="4704"/>
+            <w:vAlign w:val="top"/>
+          </w:tcPr>
+          <w:p>
+            <w:r>
+              <w:rPr>
+                <w:sz w:val="16"/>
+              </w:rPr>
+              <w:t>Conditional Accept: 21 Pass, 8 Partial, 0 Fail, D5 N/A.</w:t>
+            </w:r>
+          </w:p>
+        </w:tc>
+      </w:tr>
+    </w:tbl>
     <w:p>
-      <w:pPr>
-        <w:pStyle w:val="ListBullet"/>
-      </w:pPr>
       <w:r>
-        <w:t>Yellow wins, exact 42-move draw, terminal locking, score totals, and winning-cell markers.</w:t>
-      </w:r>
-    </w:p>
-    <w:p>
-      <w:pPr>
-        <w:pStyle w:val="ListBullet"/>
-      </w:pPr>
-      <w:r>
-        <w:t>Move history, one-piece Undo/Redo, branch invalidation, revision changes, and New game persistence.</w:t>
-      </w:r>
-    </w:p>
-    <w:p>
-      <w:pPr>
-        <w:pStyle w:val="Heading2"/>
-      </w:pPr>
-      <w:r>
-        <w:t>Persistence, replay, and concurrency</w:t>
-      </w:r>
-    </w:p>
-    <w:p>
-      <w:pPr>
-        <w:pStyle w:val="ListBullet"/>
-      </w:pPr>
-      <w:r>
-        <w:t>Seed workbook import, per-user durable state, completed-match archive, and read-only replay.</w:t>
-      </w:r>
-    </w:p>
-    <w:p>
-      <w:pPr>
-        <w:pStyle w:val="ListBullet"/>
-      </w:pPr>
-      <w:r>
-        <w:t>Optimistic revisions, duplicate operation identifiers, stale-request handling, and rapid-action guards.</w:t>
-      </w:r>
-    </w:p>
-    <w:p>
-      <w:pPr>
-        <w:pStyle w:val="ListBullet"/>
-      </w:pPr>
-      <w:r>
-        <w:t>Reload persistence and exact restoration of board, history, totals, archive, and turn state.</w:t>
-      </w:r>
-    </w:p>
-    <w:p>
-      <w:pPr>
-        <w:pStyle w:val="Heading2"/>
-      </w:pPr>
-      <w:r>
-        <w:t>Interface quality</w:t>
-      </w:r>
-    </w:p>
-    <w:p>
-      <w:pPr>
-        <w:pStyle w:val="ListBullet"/>
-      </w:pPr>
-      <w:r>
-        <w:t>Keyboard column navigation and activation, focus continuity, accessible semantics, and clear feedback.</w:t>
-      </w:r>
-    </w:p>
-    <w:p>
-      <w:pPr>
-        <w:pStyle w:val="ListBullet"/>
-      </w:pPr>
-      <w:r>
-        <w:t>Desktop and narrow-mobile layouts, visual hierarchy, archive usability, and production readiness.</w:t>
+        <w:t>Important reproducibility finding (DLF-09): packaged solution/app/server.js has mixed LF/CRLF line endings. Its SHA-256 is 51D85DACB6B23D30435145BF31AE9D536031E92B90839AE3756F1C0A4F92CE0F, while task.toml and coverage.json record the LF-normalized Git hash 930F89428F219F34982B42119FC8F2AFA4A76C67AD964CA51F6F553D23B44C32. The executed app and run scores are valid for the current package, but the per-file baseline claim is inaccurate. The package was not silently modified after scoring.</w:t>
       </w:r>
     </w:p>
     <w:p>
@@ -501,92 +3801,50 @@
         <w:pStyle w:val="Heading1"/>
       </w:pPr>
       <w:r>
-        <w:t>Verifier matrix</w:t>
+        <w:t>Packaging evidence</w:t>
       </w:r>
     </w:p>
     <w:tbl>
       <w:tblPr>
-        <w:tblStyle w:val="LightGrid-Accent1"/>
+        <w:tblStyle w:val="LightShading-Accent1"/>
         <w:tblW w:type="auto" w:w="0"/>
+        <w:tblLayout w:type="autofit"/>
         <w:tblLook w:firstColumn="1" w:firstRow="1" w:lastColumn="0" w:lastRow="0" w:noHBand="0" w:noVBand="1" w:val="04A0"/>
       </w:tblPr>
       <w:tblGrid>
-        <w:gridCol w:w="1461"/>
-        <w:gridCol w:w="1461"/>
-        <w:gridCol w:w="1461"/>
-        <w:gridCol w:w="1461"/>
-        <w:gridCol w:w="1461"/>
-        <w:gridCol w:w="1461"/>
-        <w:gridCol w:w="1461"/>
+        <w:gridCol w:w="7056"/>
+        <w:gridCol w:w="7056"/>
       </w:tblGrid>
       <w:tr>
         <w:tc>
           <w:tcPr>
-            <w:tcW w:type="dxa" w:w="1461"/>
-          </w:tcPr>
-          <w:p>
-            <w:r>
-              <w:t>Dimension</w:t>
-            </w:r>
-          </w:p>
-        </w:tc>
-        <w:tc>
-          <w:tcPr>
-            <w:tcW w:type="dxa" w:w="1461"/>
-          </w:tcPr>
-          <w:p>
-            <w:r>
-              <w:t>Criterion</w:t>
-            </w:r>
-          </w:p>
-        </w:tc>
-        <w:tc>
-          <w:tcPr>
-            <w:tcW w:type="dxa" w:w="1461"/>
-          </w:tcPr>
-          <w:p>
-            <w:r>
-              <w:t>Weight</w:t>
-            </w:r>
-          </w:p>
-        </w:tc>
-        <w:tc>
-          <w:tcPr>
-            <w:tcW w:type="dxa" w:w="1461"/>
-          </w:tcPr>
-          <w:p>
-            <w:r>
-              <w:t>Oracle</w:t>
-            </w:r>
-          </w:p>
-        </w:tc>
-        <w:tc>
-          <w:tcPr>
-            <w:tcW w:type="dxa" w:w="1461"/>
-          </w:tcPr>
-          <w:p>
-            <w:r>
-              <w:t>GPT</w:t>
-            </w:r>
-          </w:p>
-        </w:tc>
-        <w:tc>
-          <w:tcPr>
-            <w:tcW w:type="dxa" w:w="1461"/>
-          </w:tcPr>
-          <w:p>
-            <w:r>
-              <w:t>Haiku</w:t>
-            </w:r>
-          </w:p>
-        </w:tc>
-        <w:tc>
-          <w:tcPr>
-            <w:tcW w:type="dxa" w:w="1461"/>
-          </w:tcPr>
-          <w:p>
-            <w:r>
-              <w:t>Model evidence</w:t>
+            <w:tcW w:type="dxa" w:w="7056"/>
+            <w:shd w:fill="19324D"/>
+            <w:vAlign w:val="center"/>
+          </w:tcPr>
+          <w:p>
+            <w:r>
+              <w:rPr>
+                <w:b/>
+                <w:color w:val="FFFFFF"/>
+              </w:rPr>
+              <w:t>Item</w:t>
+            </w:r>
+          </w:p>
+        </w:tc>
+        <w:tc>
+          <w:tcPr>
+            <w:tcW w:type="dxa" w:w="7056"/>
+            <w:shd w:fill="19324D"/>
+            <w:vAlign w:val="center"/>
+          </w:tcPr>
+          <w:p>
+            <w:r>
+              <w:rPr>
+                <w:b/>
+                <w:color w:val="FFFFFF"/>
+              </w:rPr>
+              <w:t>Evidence</w:t>
             </w:r>
           </w:p>
         </w:tc>
@@ -594,71 +3852,29 @@
       <w:tr>
         <w:tc>
           <w:tcPr>
-            <w:tcW w:type="dxa" w:w="1461"/>
-          </w:tcPr>
-          <w:p>
-            <w:r>
-              <w:t>Constraints</w:t>
-            </w:r>
-          </w:p>
-        </w:tc>
-        <w:tc>
-          <w:tcPr>
-            <w:tcW w:type="dxa" w:w="1461"/>
-          </w:tcPr>
-          <w:p>
-            <w:r>
-              <w:t>required_server_backed_workspace</w:t>
-            </w:r>
-          </w:p>
-        </w:tc>
-        <w:tc>
-          <w:tcPr>
-            <w:tcW w:type="dxa" w:w="1461"/>
-          </w:tcPr>
-          <w:p>
-            <w:r>
-              <w:t>1.0</w:t>
-            </w:r>
-          </w:p>
-        </w:tc>
-        <w:tc>
-          <w:tcPr>
-            <w:tcW w:type="dxa" w:w="1461"/>
-          </w:tcPr>
-          <w:p>
-            <w:r>
-              <w:t>PASS</w:t>
-            </w:r>
-          </w:p>
-        </w:tc>
-        <w:tc>
-          <w:tcPr>
-            <w:tcW w:type="dxa" w:w="1461"/>
-          </w:tcPr>
-          <w:p>
-            <w:r>
-              <w:t>PASS</w:t>
-            </w:r>
-          </w:p>
-        </w:tc>
-        <w:tc>
-          <w:tcPr>
-            <w:tcW w:type="dxa" w:w="1461"/>
-          </w:tcPr>
-          <w:p>
-            <w:r>
-              <w:t>FAIL</w:t>
-            </w:r>
-          </w:p>
-        </w:tc>
-        <w:tc>
-          <w:tcPr>
-            <w:tcW w:type="dxa" w:w="1461"/>
-          </w:tcPr>
-          <w:p>
-            <w:r>
-              <w:t>GPT: Avery signed in via a same-origin POST /api/signin returning 200. The protected workspace visibly identified Avery and showed the board, status, totals, move history, and game controls; GET /api/state also returned 200. Haiku: The same-origin GET / returned HTTP 500 with a visible EACCES error for /tests/public/index.html, so no substantive signed-out application page or Avery workspace was available.</w:t>
+            <w:tcW w:type="dxa" w:w="7056"/>
+            <w:vAlign w:val="top"/>
+          </w:tcPr>
+          <w:p>
+            <w:r>
+              <w:rPr>
+                <w:sz w:val="16"/>
+              </w:rPr>
+              <w:t>Task ZIP</w:t>
+            </w:r>
+          </w:p>
+        </w:tc>
+        <w:tc>
+          <w:tcPr>
+            <w:tcW w:type="dxa" w:w="7056"/>
+            <w:vAlign w:val="top"/>
+          </w:tcPr>
+          <w:p>
+            <w:r>
+              <w:rPr>
+                <w:sz w:val="16"/>
+              </w:rPr>
+              <w:t>dropline-four-lite.zip</w:t>
             </w:r>
           </w:p>
         </w:tc>
@@ -666,71 +3882,29 @@
       <w:tr>
         <w:tc>
           <w:tcPr>
-            <w:tcW w:type="dxa" w:w="1461"/>
-          </w:tcPr>
-          <w:p>
-            <w:r>
-              <w:t>Constraints</w:t>
-            </w:r>
-          </w:p>
-        </w:tc>
-        <w:tc>
-          <w:tcPr>
-            <w:tcW w:type="dxa" w:w="1461"/>
-          </w:tcPr>
-          <w:p>
-            <w:r>
-              <w:t>self_contained_refresh_runtime</w:t>
-            </w:r>
-          </w:p>
-        </w:tc>
-        <w:tc>
-          <w:tcPr>
-            <w:tcW w:type="dxa" w:w="1461"/>
-          </w:tcPr>
-          <w:p>
-            <w:r>
-              <w:t>1.0</w:t>
-            </w:r>
-          </w:p>
-        </w:tc>
-        <w:tc>
-          <w:tcPr>
-            <w:tcW w:type="dxa" w:w="1461"/>
-          </w:tcPr>
-          <w:p>
-            <w:r>
-              <w:t>PASS</w:t>
-            </w:r>
-          </w:p>
-        </w:tc>
-        <w:tc>
-          <w:tcPr>
-            <w:tcW w:type="dxa" w:w="1461"/>
-          </w:tcPr>
-          <w:p>
-            <w:r>
-              <w:t>PASS</w:t>
-            </w:r>
-          </w:p>
-        </w:tc>
-        <w:tc>
-          <w:tcPr>
-            <w:tcW w:type="dxa" w:w="1461"/>
-          </w:tcPr>
-          <w:p>
-            <w:r>
-              <w:t>FAIL</w:t>
-            </w:r>
-          </w:p>
-        </w:tc>
-        <w:tc>
-          <w:tcPr>
-            <w:tcW w:type="dxa" w:w="1461"/>
-          </w:tcPr>
-          <w:p>
-            <w:r>
-              <w:t>GPT: After a full reload, Avery’s workspace rendered again with usable controls. All recorded script, stylesheet, document, and API requests were same-origin localhost requests, with no public-origin dependencies; GET /api/health returned 200. Haiku: No workspace could render, and same-origin GET /api/health also returned HTTP 500 with an EACCES error; therefore the refresh and health requirements were not met.</w:t>
+            <w:tcW w:type="dxa" w:w="7056"/>
+            <w:vAlign w:val="top"/>
+          </w:tcPr>
+          <w:p>
+            <w:r>
+              <w:rPr>
+                <w:sz w:val="16"/>
+              </w:rPr>
+              <w:t>ZIP SHA-256</w:t>
+            </w:r>
+          </w:p>
+        </w:tc>
+        <w:tc>
+          <w:tcPr>
+            <w:tcW w:type="dxa" w:w="7056"/>
+            <w:vAlign w:val="top"/>
+          </w:tcPr>
+          <w:p>
+            <w:r>
+              <w:rPr>
+                <w:sz w:val="16"/>
+              </w:rPr>
+              <w:t>A30778752EEAA2214C0B47CD93126E1EC866231267B0758EA5BDE1959A4FB98E</w:t>
             </w:r>
           </w:p>
         </w:tc>
@@ -738,71 +3912,29 @@
       <w:tr>
         <w:tc>
           <w:tcPr>
-            <w:tcW w:type="dxa" w:w="1461"/>
-          </w:tcPr>
-          <w:p>
-            <w:r>
-              <w:t>Functional</w:t>
-            </w:r>
-          </w:p>
-        </w:tc>
-        <w:tc>
-          <w:tcPr>
-            <w:tcW w:type="dxa" w:w="1461"/>
-          </w:tcPr>
-          <w:p>
-            <w:r>
-              <w:t>seeded_state_import_and_isolation</w:t>
-            </w:r>
-          </w:p>
-        </w:tc>
-        <w:tc>
-          <w:tcPr>
-            <w:tcW w:type="dxa" w:w="1461"/>
-          </w:tcPr>
-          <w:p>
-            <w:r>
-              <w:t>2.0</w:t>
-            </w:r>
-          </w:p>
-        </w:tc>
-        <w:tc>
-          <w:tcPr>
-            <w:tcW w:type="dxa" w:w="1461"/>
-          </w:tcPr>
-          <w:p>
-            <w:r>
-              <w:t>PASS</w:t>
-            </w:r>
-          </w:p>
-        </w:tc>
-        <w:tc>
-          <w:tcPr>
-            <w:tcW w:type="dxa" w:w="1461"/>
-          </w:tcPr>
-          <w:p>
-            <w:r>
-              <w:t>FAIL</w:t>
-            </w:r>
-          </w:p>
-        </w:tc>
-        <w:tc>
-          <w:tcPr>
-            <w:tcW w:type="dxa" w:w="1461"/>
-          </w:tcPr>
-          <w:p>
-            <w:r>
-              <w:t>PASS</w:t>
-            </w:r>
-          </w:p>
-        </w:tc>
-        <w:tc>
-          <w:tcPr>
-            <w:tcW w:type="dxa" w:w="1461"/>
-          </w:tcPr>
-          <w:p>
-            <w:r>
-              <w:t>GPT: Avery's seeded revision, board, redo, and undo behavior matched, but Jordan sign-in returned HTTP 500, preventing the required isolation and archive verification. Haiku: All specified Avery and Jordan seeded states, revisions, histories, totals, archive ordering, undo/redo, and account isolation matched.</w:t>
+            <w:tcW w:type="dxa" w:w="7056"/>
+            <w:vAlign w:val="top"/>
+          </w:tcPr>
+          <w:p>
+            <w:r>
+              <w:rPr>
+                <w:sz w:val="16"/>
+              </w:rPr>
+              <w:t>Top-level folder</w:t>
+            </w:r>
+          </w:p>
+        </w:tc>
+        <w:tc>
+          <w:tcPr>
+            <w:tcW w:type="dxa" w:w="7056"/>
+            <w:vAlign w:val="top"/>
+          </w:tcPr>
+          <w:p>
+            <w:r>
+              <w:rPr>
+                <w:sz w:val="16"/>
+              </w:rPr>
+              <w:t>dropline-four-lite</w:t>
             </w:r>
           </w:p>
         </w:tc>
@@ -810,71 +3942,29 @@
       <w:tr>
         <w:tc>
           <w:tcPr>
-            <w:tcW w:type="dxa" w:w="1461"/>
-          </w:tcPr>
-          <w:p>
-            <w:r>
-              <w:t>Functional</w:t>
-            </w:r>
-          </w:p>
-        </w:tc>
-        <w:tc>
-          <w:tcPr>
-            <w:tcW w:type="dxa" w:w="1461"/>
-          </w:tcPr>
-          <w:p>
-            <w:r>
-              <w:t>completed_match_archive_and_replay</w:t>
-            </w:r>
-          </w:p>
-        </w:tc>
-        <w:tc>
-          <w:tcPr>
-            <w:tcW w:type="dxa" w:w="1461"/>
-          </w:tcPr>
-          <w:p>
-            <w:r>
-              <w:t>3.0</w:t>
-            </w:r>
-          </w:p>
-        </w:tc>
-        <w:tc>
-          <w:tcPr>
-            <w:tcW w:type="dxa" w:w="1461"/>
-          </w:tcPr>
-          <w:p>
-            <w:r>
-              <w:t>PASS</w:t>
-            </w:r>
-          </w:p>
-        </w:tc>
-        <w:tc>
-          <w:tcPr>
-            <w:tcW w:type="dxa" w:w="1461"/>
-          </w:tcPr>
-          <w:p>
-            <w:r>
-              <w:t>FAIL</w:t>
-            </w:r>
-          </w:p>
-        </w:tc>
-        <w:tc>
-          <w:tcPr>
-            <w:tcW w:type="dxa" w:w="1461"/>
-          </w:tcPr>
-          <w:p>
-            <w:r>
-              <w:t>FAIL</w:t>
-            </w:r>
-          </w:p>
-        </w:tc>
-        <w:tc>
-          <w:tcPr>
-            <w:tcW w:type="dxa" w:w="1461"/>
-          </w:tcPr>
-          <w:p>
-            <w:r>
-              <w:t>GPT: Replay behavior passed, but live archive updates and archive reduction after Undo failed. Haiku: Gameplay and replay passed, but Undo left the archive total at 1 instead of reducing it by one.</w:t>
+            <w:tcW w:type="dxa" w:w="7056"/>
+            <w:vAlign w:val="top"/>
+          </w:tcPr>
+          <w:p>
+            <w:r>
+              <w:rPr>
+                <w:sz w:val="16"/>
+              </w:rPr>
+              <w:t>Task files</w:t>
+            </w:r>
+          </w:p>
+        </w:tc>
+        <w:tc>
+          <w:tcPr>
+            <w:tcW w:type="dxa" w:w="7056"/>
+            <w:vAlign w:val="top"/>
+          </w:tcPr>
+          <w:p>
+            <w:r>
+              <w:rPr>
+                <w:sz w:val="16"/>
+              </w:rPr>
+              <w:t>28</w:t>
             </w:r>
           </w:p>
         </w:tc>
@@ -882,71 +3972,29 @@
       <w:tr>
         <w:tc>
           <w:tcPr>
-            <w:tcW w:type="dxa" w:w="1461"/>
-          </w:tcPr>
-          <w:p>
-            <w:r>
-              <w:t>Functional</w:t>
-            </w:r>
-          </w:p>
-        </w:tc>
-        <w:tc>
-          <w:tcPr>
-            <w:tcW w:type="dxa" w:w="1461"/>
-          </w:tcPr>
-          <w:p>
-            <w:r>
-              <w:t>authenticated_account_workflow</w:t>
-            </w:r>
-          </w:p>
-        </w:tc>
-        <w:tc>
-          <w:tcPr>
-            <w:tcW w:type="dxa" w:w="1461"/>
-          </w:tcPr>
-          <w:p>
-            <w:r>
-              <w:t>1.0</w:t>
-            </w:r>
-          </w:p>
-        </w:tc>
-        <w:tc>
-          <w:tcPr>
-            <w:tcW w:type="dxa" w:w="1461"/>
-          </w:tcPr>
-          <w:p>
-            <w:r>
+            <w:tcW w:type="dxa" w:w="7056"/>
+            <w:vAlign w:val="top"/>
+          </w:tcPr>
+          <w:p>
+            <w:r>
+              <w:rPr>
+                <w:sz w:val="16"/>
+              </w:rPr>
+              <w:t>Archive integrity</w:t>
+            </w:r>
+          </w:p>
+        </w:tc>
+        <w:tc>
+          <w:tcPr>
+            <w:tcW w:type="dxa" w:w="7056"/>
+            <w:vAlign w:val="top"/>
+          </w:tcPr>
+          <w:p>
+            <w:r>
+              <w:rPr>
+                <w:sz w:val="16"/>
+              </w:rPr>
               <w:t>PASS</w:t>
-            </w:r>
-          </w:p>
-        </w:tc>
-        <w:tc>
-          <w:tcPr>
-            <w:tcW w:type="dxa" w:w="1461"/>
-          </w:tcPr>
-          <w:p>
-            <w:r>
-              <w:t>FAIL</w:t>
-            </w:r>
-          </w:p>
-        </w:tc>
-        <w:tc>
-          <w:tcPr>
-            <w:tcW w:type="dxa" w:w="1461"/>
-          </w:tcPr>
-          <w:p>
-            <w:r>
-              <w:t>PASS</w:t>
-            </w:r>
-          </w:p>
-        </w:tc>
-        <w:tc>
-          <w:tcPr>
-            <w:tcW w:type="dxa" w:w="1461"/>
-          </w:tcPr>
-          <w:p>
-            <w:r>
-              <w:t>GPT: Sign-in and restoration worked, but protected board content remained visible after sign-out. Haiku: Identity, sign-out protection, wrong-password rejection, restored move, and Bearer-authenticated same-origin game access matched.</w:t>
             </w:r>
           </w:p>
         </w:tc>
@@ -954,71 +4002,29 @@
       <w:tr>
         <w:tc>
           <w:tcPr>
-            <w:tcW w:type="dxa" w:w="1461"/>
-          </w:tcPr>
-          <w:p>
-            <w:r>
-              <w:t>Functional</w:t>
-            </w:r>
-          </w:p>
-        </w:tc>
-        <w:tc>
-          <w:tcPr>
-            <w:tcW w:type="dxa" w:w="1461"/>
-          </w:tcPr>
-          <w:p>
-            <w:r>
-              <w:t>gravity_turns_and_full_column</w:t>
-            </w:r>
-          </w:p>
-        </w:tc>
-        <w:tc>
-          <w:tcPr>
-            <w:tcW w:type="dxa" w:w="1461"/>
-          </w:tcPr>
-          <w:p>
-            <w:r>
-              <w:t>1.0</w:t>
-            </w:r>
-          </w:p>
-        </w:tc>
-        <w:tc>
-          <w:tcPr>
-            <w:tcW w:type="dxa" w:w="1461"/>
-          </w:tcPr>
-          <w:p>
-            <w:r>
-              <w:t>PASS</w:t>
-            </w:r>
-          </w:p>
-        </w:tc>
-        <w:tc>
-          <w:tcPr>
-            <w:tcW w:type="dxa" w:w="1461"/>
-          </w:tcPr>
-          <w:p>
-            <w:r>
-              <w:t>PASS</w:t>
-            </w:r>
-          </w:p>
-        </w:tc>
-        <w:tc>
-          <w:tcPr>
-            <w:tcW w:type="dxa" w:w="1461"/>
-          </w:tcPr>
-          <w:p>
-            <w:r>
-              <w:t>PASS</w:t>
-            </w:r>
-          </w:p>
-        </w:tc>
-        <w:tc>
-          <w:tcPr>
-            <w:tcW w:type="dxa" w:w="1461"/>
-          </w:tcPr>
-          <w:p>
-            <w:r>
-              <w:t>GPT: Gravity, alternating turns, full-column feedback, state preservation, and New game reset passed. Haiku: Gravity, alternating turns, six-piece full column, unchanged rejected drop, and reset feedback all matched.</w:t>
+            <w:tcW w:type="dxa" w:w="7056"/>
+            <w:vAlign w:val="top"/>
+          </w:tcPr>
+          <w:p>
+            <w:r>
+              <w:rPr>
+                <w:sz w:val="16"/>
+              </w:rPr>
+              <w:t>Shell-script ZIP modes</w:t>
+            </w:r>
+          </w:p>
+        </w:tc>
+        <w:tc>
+          <w:tcPr>
+            <w:tcW w:type="dxa" w:w="7056"/>
+            <w:vAlign w:val="top"/>
+          </w:tcPr>
+          <w:p>
+            <w:r>
+              <w:rPr>
+                <w:sz w:val="16"/>
+              </w:rPr>
+              <w:t>solution/solve.sh=0666, tests/test.sh=0666; runtime succeeded and tests/Dockerfile applies chmod +x</w:t>
             </w:r>
           </w:p>
         </w:tc>
@@ -1026,71 +4032,29 @@
       <w:tr>
         <w:tc>
           <w:tcPr>
-            <w:tcW w:type="dxa" w:w="1461"/>
-          </w:tcPr>
-          <w:p>
-            <w:r>
-              <w:t>Functional</w:t>
-            </w:r>
-          </w:p>
-        </w:tc>
-        <w:tc>
-          <w:tcPr>
-            <w:tcW w:type="dxa" w:w="1461"/>
-          </w:tcPr>
-          <w:p>
-            <w:r>
-              <w:t>horizontal_and_vertical_wins</w:t>
-            </w:r>
-          </w:p>
-        </w:tc>
-        <w:tc>
-          <w:tcPr>
-            <w:tcW w:type="dxa" w:w="1461"/>
-          </w:tcPr>
-          <w:p>
-            <w:r>
-              <w:t>1.0</w:t>
-            </w:r>
-          </w:p>
-        </w:tc>
-        <w:tc>
-          <w:tcPr>
-            <w:tcW w:type="dxa" w:w="1461"/>
-          </w:tcPr>
-          <w:p>
-            <w:r>
-              <w:t>PASS</w:t>
-            </w:r>
-          </w:p>
-        </w:tc>
-        <w:tc>
-          <w:tcPr>
-            <w:tcW w:type="dxa" w:w="1461"/>
-          </w:tcPr>
-          <w:p>
-            <w:r>
-              <w:t>PASS</w:t>
-            </w:r>
-          </w:p>
-        </w:tc>
-        <w:tc>
-          <w:tcPr>
-            <w:tcW w:type="dxa" w:w="1461"/>
-          </w:tcPr>
-          <w:p>
-            <w:r>
-              <w:t>PASS</w:t>
-            </w:r>
-          </w:p>
-        </w:tc>
-        <w:tc>
-          <w:tcPr>
-            <w:tcW w:type="dxa" w:w="1461"/>
-          </w:tcPr>
-          <w:p>
-            <w:r>
-              <w:t>GPT: The required Red horizontal, Red vertical, and Yellow vertical wins and winning markers passed. Haiku: All exact Red and Yellow horizontal/vertical sequences produced the required four winning cells, histories, and score changes.</w:t>
+            <w:tcW w:type="dxa" w:w="7056"/>
+            <w:vAlign w:val="top"/>
+          </w:tcPr>
+          <w:p>
+            <w:r>
+              <w:rPr>
+                <w:sz w:val="16"/>
+              </w:rPr>
+              <w:t>Secret scan</w:t>
+            </w:r>
+          </w:p>
+        </w:tc>
+        <w:tc>
+          <w:tcPr>
+            <w:tcW w:type="dxa" w:w="7056"/>
+            <w:vAlign w:val="top"/>
+          </w:tcPr>
+          <w:p>
+            <w:r>
+              <w:rPr>
+                <w:sz w:val="16"/>
+              </w:rPr>
+              <w:t>PASS — no OpenRouter key pattern</w:t>
             </w:r>
           </w:p>
         </w:tc>
@@ -1098,1079 +4062,29 @@
       <w:tr>
         <w:tc>
           <w:tcPr>
-            <w:tcW w:type="dxa" w:w="1461"/>
-          </w:tcPr>
-          <w:p>
-            <w:r>
-              <w:t>Functional</w:t>
-            </w:r>
-          </w:p>
-        </w:tc>
-        <w:tc>
-          <w:tcPr>
-            <w:tcW w:type="dxa" w:w="1461"/>
-          </w:tcPr>
-          <w:p>
-            <w:r>
-              <w:t>both_diagonal_wins</w:t>
-            </w:r>
-          </w:p>
-        </w:tc>
-        <w:tc>
-          <w:tcPr>
-            <w:tcW w:type="dxa" w:w="1461"/>
-          </w:tcPr>
-          <w:p>
-            <w:r>
-              <w:t>1.0</w:t>
-            </w:r>
-          </w:p>
-        </w:tc>
-        <w:tc>
-          <w:tcPr>
-            <w:tcW w:type="dxa" w:w="1461"/>
-          </w:tcPr>
-          <w:p>
-            <w:r>
-              <w:t>PASS</w:t>
-            </w:r>
-          </w:p>
-        </w:tc>
-        <w:tc>
-          <w:tcPr>
-            <w:tcW w:type="dxa" w:w="1461"/>
-          </w:tcPr>
-          <w:p>
-            <w:r>
-              <w:t>PASS</w:t>
-            </w:r>
-          </w:p>
-        </w:tc>
-        <w:tc>
-          <w:tcPr>
-            <w:tcW w:type="dxa" w:w="1461"/>
-          </w:tcPr>
-          <w:p>
-            <w:r>
-              <w:t>PASS</w:t>
-            </w:r>
-          </w:p>
-        </w:tc>
-        <w:tc>
-          <w:tcPr>
-            <w:tcW w:type="dxa" w:w="1461"/>
-          </w:tcPr>
-          <w:p>
-            <w:r>
-              <w:t>GPT: Both diagonal orientations passed for Red and Yellow with the required exact winning cells. Haiku: All four exact diagonal sequences produced the required mirrored winning cells with no extras.</w:t>
-            </w:r>
-          </w:p>
-        </w:tc>
-      </w:tr>
-      <w:tr>
-        <w:tc>
-          <w:tcPr>
-            <w:tcW w:type="dxa" w:w="1461"/>
-          </w:tcPr>
-          <w:p>
-            <w:r>
-              <w:t>Functional</w:t>
-            </w:r>
-          </w:p>
-        </w:tc>
-        <w:tc>
-          <w:tcPr>
-            <w:tcW w:type="dxa" w:w="1461"/>
-          </w:tcPr>
-          <w:p>
-            <w:r>
-              <w:t>yellow_win_and_terminal_lock</w:t>
-            </w:r>
-          </w:p>
-        </w:tc>
-        <w:tc>
-          <w:tcPr>
-            <w:tcW w:type="dxa" w:w="1461"/>
-          </w:tcPr>
-          <w:p>
-            <w:r>
-              <w:t>1.0</w:t>
-            </w:r>
-          </w:p>
-        </w:tc>
-        <w:tc>
-          <w:tcPr>
-            <w:tcW w:type="dxa" w:w="1461"/>
-          </w:tcPr>
-          <w:p>
-            <w:r>
-              <w:t>PASS</w:t>
-            </w:r>
-          </w:p>
-        </w:tc>
-        <w:tc>
-          <w:tcPr>
-            <w:tcW w:type="dxa" w:w="1461"/>
-          </w:tcPr>
-          <w:p>
-            <w:r>
-              <w:t>FAIL</w:t>
-            </w:r>
-          </w:p>
-        </w:tc>
-        <w:tc>
-          <w:tcPr>
-            <w:tcW w:type="dxa" w:w="1461"/>
-          </w:tcPr>
-          <w:p>
-            <w:r>
-              <w:t>PASS</w:t>
-            </w:r>
-          </w:p>
-        </w:tc>
-        <w:tc>
-          <w:tcPr>
-            <w:tcW w:type="dxa" w:w="1461"/>
-          </w:tcPr>
-          <w:p>
-            <w:r>
-              <w:t>GPT: The Yellow win and terminal lock worked, but the required newest archive entry was not visible immediately. Haiku: The exact eight-move Yellow win, archive/score increment, and unchanged terminal state after attempted drops matched.</w:t>
-            </w:r>
-          </w:p>
-        </w:tc>
-      </w:tr>
-      <w:tr>
-        <w:tc>
-          <w:tcPr>
-            <w:tcW w:type="dxa" w:w="1461"/>
-          </w:tcPr>
-          <w:p>
-            <w:r>
-              <w:t>Functional</w:t>
-            </w:r>
-          </w:p>
-        </w:tc>
-        <w:tc>
-          <w:tcPr>
-            <w:tcW w:type="dxa" w:w="1461"/>
-          </w:tcPr>
-          <w:p>
-            <w:r>
-              <w:t>exact_draw_and_terminal_lock</w:t>
-            </w:r>
-          </w:p>
-        </w:tc>
-        <w:tc>
-          <w:tcPr>
-            <w:tcW w:type="dxa" w:w="1461"/>
-          </w:tcPr>
-          <w:p>
-            <w:r>
-              <w:t>1.0</w:t>
-            </w:r>
-          </w:p>
-        </w:tc>
-        <w:tc>
-          <w:tcPr>
-            <w:tcW w:type="dxa" w:w="1461"/>
-          </w:tcPr>
-          <w:p>
-            <w:r>
-              <w:t>PASS</w:t>
-            </w:r>
-          </w:p>
-        </w:tc>
-        <w:tc>
-          <w:tcPr>
-            <w:tcW w:type="dxa" w:w="1461"/>
-          </w:tcPr>
-          <w:p>
-            <w:r>
-              <w:t>FAIL</w:t>
-            </w:r>
-          </w:p>
-        </w:tc>
-        <w:tc>
-          <w:tcPr>
-            <w:tcW w:type="dxa" w:w="1461"/>
-          </w:tcPr>
-          <w:p>
-            <w:r>
-              <w:t>PASS</w:t>
-            </w:r>
-          </w:p>
-        </w:tc>
-        <w:tc>
-          <w:tcPr>
-            <w:tcW w:type="dxa" w:w="1461"/>
-          </w:tcPr>
-          <w:p>
-            <w:r>
-              <w:t>GPT: The exact draw board and terminal lock worked, but the Draw archive entry appeared only after reload. Haiku: The exact 42-move sequence produced a full-board Draw with 42 history entries, no markers, and a locked unchanged state.</w:t>
-            </w:r>
-          </w:p>
-        </w:tc>
-      </w:tr>
-      <w:tr>
-        <w:tc>
-          <w:tcPr>
-            <w:tcW w:type="dxa" w:w="1461"/>
-          </w:tcPr>
-          <w:p>
-            <w:r>
-              <w:t>Functional</w:t>
-            </w:r>
-          </w:p>
-        </w:tc>
-        <w:tc>
-          <w:tcPr>
-            <w:tcW w:type="dxa" w:w="1461"/>
-          </w:tcPr>
-          <w:p>
-            <w:r>
-              <w:t>move_history_undo_redo_branching</w:t>
-            </w:r>
-          </w:p>
-        </w:tc>
-        <w:tc>
-          <w:tcPr>
-            <w:tcW w:type="dxa" w:w="1461"/>
-          </w:tcPr>
-          <w:p>
-            <w:r>
-              <w:t>2.0</w:t>
-            </w:r>
-          </w:p>
-        </w:tc>
-        <w:tc>
-          <w:tcPr>
-            <w:tcW w:type="dxa" w:w="1461"/>
-          </w:tcPr>
-          <w:p>
-            <w:r>
-              <w:t>PASS</w:t>
-            </w:r>
-          </w:p>
-        </w:tc>
-        <w:tc>
-          <w:tcPr>
-            <w:tcW w:type="dxa" w:w="1461"/>
-          </w:tcPr>
-          <w:p>
-            <w:r>
-              <w:t>PASS</w:t>
-            </w:r>
-          </w:p>
-        </w:tc>
-        <w:tc>
-          <w:tcPr>
-            <w:tcW w:type="dxa" w:w="1461"/>
-          </w:tcPr>
-          <w:p>
-            <w:r>
-              <w:t>PASS</w:t>
-            </w:r>
-          </w:p>
-        </w:tc>
-        <w:tc>
-          <w:tcPr>
-            <w:tcW w:type="dxa" w:w="1461"/>
-          </w:tcPr>
-          <w:p>
-            <w:r>
-              <w:t>GPT: Undo/Redo state, revision increments, reload persistence, branching, score restoration, and distinct operation identifiers passed. Haiku: History branching, revisions, reload persistence, distinct operation IDs, win undo/redo, and score restoration matched.</w:t>
-            </w:r>
-          </w:p>
-        </w:tc>
-      </w:tr>
-      <w:tr>
-        <w:tc>
-          <w:tcPr>
-            <w:tcW w:type="dxa" w:w="1461"/>
-          </w:tcPr>
-          <w:p>
-            <w:r>
-              <w:t>Functional</w:t>
-            </w:r>
-          </w:p>
-        </w:tc>
-        <w:tc>
-          <w:tcPr>
-            <w:tcW w:type="dxa" w:w="1461"/>
-          </w:tcPr>
-          <w:p>
-            <w:r>
-              <w:t>new_game_reset_and_persistence</w:t>
-            </w:r>
-          </w:p>
-        </w:tc>
-        <w:tc>
-          <w:tcPr>
-            <w:tcW w:type="dxa" w:w="1461"/>
-          </w:tcPr>
-          <w:p>
-            <w:r>
-              <w:t>1.0</w:t>
-            </w:r>
-          </w:p>
-        </w:tc>
-        <w:tc>
-          <w:tcPr>
-            <w:tcW w:type="dxa" w:w="1461"/>
-          </w:tcPr>
-          <w:p>
-            <w:r>
-              <w:t>PASS</w:t>
-            </w:r>
-          </w:p>
-        </w:tc>
-        <w:tc>
-          <w:tcPr>
-            <w:tcW w:type="dxa" w:w="1461"/>
-          </w:tcPr>
-          <w:p>
-            <w:r>
-              <w:t>PASS</w:t>
-            </w:r>
-          </w:p>
-        </w:tc>
-        <w:tc>
-          <w:tcPr>
-            <w:tcW w:type="dxa" w:w="1461"/>
-          </w:tcPr>
-          <w:p>
-            <w:r>
-              <w:t>PASS</w:t>
-            </w:r>
-          </w:p>
-        </w:tc>
-        <w:tc>
-          <w:tcPr>
-            <w:tcW w:type="dxa" w:w="1461"/>
-          </w:tcPr>
-          <w:p>
-            <w:r>
-              <w:t>GPT: New game reset, totals preservation, subsequent move persistence, and distinct New game operation identifiers passed. Haiku: Reset behavior, totals preservation, one-piece reload persistence, and distinct New Game operation IDs matched.</w:t>
-            </w:r>
-          </w:p>
-        </w:tc>
-      </w:tr>
-      <w:tr>
-        <w:tc>
-          <w:tcPr>
-            <w:tcW w:type="dxa" w:w="1461"/>
-          </w:tcPr>
-          <w:p>
-            <w:r>
-              <w:t>Functional</w:t>
-            </w:r>
-          </w:p>
-        </w:tc>
-        <w:tc>
-          <w:tcPr>
-            <w:tcW w:type="dxa" w:w="1461"/>
-          </w:tcPr>
-          <w:p>
-            <w:r>
-              <w:t>keyboard_focus_and_activation</w:t>
-            </w:r>
-          </w:p>
-        </w:tc>
-        <w:tc>
-          <w:tcPr>
-            <w:tcW w:type="dxa" w:w="1461"/>
-          </w:tcPr>
-          <w:p>
-            <w:r>
-              <w:t>2.0</w:t>
-            </w:r>
-          </w:p>
-        </w:tc>
-        <w:tc>
-          <w:tcPr>
-            <w:tcW w:type="dxa" w:w="1461"/>
-          </w:tcPr>
-          <w:p>
-            <w:r>
-              <w:t>PASS</w:t>
-            </w:r>
-          </w:p>
-        </w:tc>
-        <w:tc>
-          <w:tcPr>
-            <w:tcW w:type="dxa" w:w="1461"/>
-          </w:tcPr>
-          <w:p>
-            <w:r>
-              <w:t>FAIL</w:t>
-            </w:r>
-          </w:p>
-        </w:tc>
-        <w:tc>
-          <w:tcPr>
-            <w:tcW w:type="dxa" w:w="1461"/>
-          </w:tcPr>
-          <w:p>
-            <w:r>
-              <w:t>FAIL</w:t>
-            </w:r>
-          </w:p>
-        </w:tc>
-        <w:tc>
-          <w:tcPr>
-            <w:tcW w:type="dxa" w:w="1461"/>
-          </w:tcPr>
-          <w:p>
-            <w:r>
-              <w:t>GPT: Keyboard navigation and activation worked, but focus fell to BODY after keyboard Redo instead of remaining usable. Haiku: After Enter placed Red in column 2, focus became BODY instead of remaining on the column; Space did not place Yellow.</w:t>
-            </w:r>
-          </w:p>
-        </w:tc>
-      </w:tr>
-      <w:tr>
-        <w:tc>
-          <w:tcPr>
-            <w:tcW w:type="dxa" w:w="1461"/>
-          </w:tcPr>
-          <w:p>
-            <w:r>
-              <w:t>Functional</w:t>
-            </w:r>
-          </w:p>
-        </w:tc>
-        <w:tc>
-          <w:tcPr>
-            <w:tcW w:type="dxa" w:w="1461"/>
-          </w:tcPr>
-          <w:p>
-            <w:r>
-              <w:t>multi_tab_revision_and_duplicate_guard</w:t>
-            </w:r>
-          </w:p>
-        </w:tc>
-        <w:tc>
-          <w:tcPr>
-            <w:tcW w:type="dxa" w:w="1461"/>
-          </w:tcPr>
-          <w:p>
-            <w:r>
-              <w:t>2.0</w:t>
-            </w:r>
-          </w:p>
-        </w:tc>
-        <w:tc>
-          <w:tcPr>
-            <w:tcW w:type="dxa" w:w="1461"/>
-          </w:tcPr>
-          <w:p>
-            <w:r>
-              <w:t>PASS</w:t>
-            </w:r>
-          </w:p>
-        </w:tc>
-        <w:tc>
-          <w:tcPr>
-            <w:tcW w:type="dxa" w:w="1461"/>
-          </w:tcPr>
-          <w:p>
-            <w:r>
-              <w:t>PASS</w:t>
-            </w:r>
-          </w:p>
-        </w:tc>
-        <w:tc>
-          <w:tcPr>
-            <w:tcW w:type="dxa" w:w="1461"/>
-          </w:tcPr>
-          <w:p>
-            <w:r>
-              <w:t>PASS</w:t>
-            </w:r>
-          </w:p>
-        </w:tc>
-        <w:tc>
-          <w:tcPr>
-            <w:tcW w:type="dxa" w:w="1461"/>
-          </w:tcPr>
-          <w:p>
-            <w:r>
-              <w:t>GPT: Duplicate replay was idempotent, stale requests conflicted correctly, retry succeeded, identifiers were distinct, and rapid activation produced one move. Haiku: Idempotent replay, stale conflicts, visible retry, distinct move IDs, pending double-click guarding, and final three-move reload state matched.</w:t>
-            </w:r>
-          </w:p>
-        </w:tc>
-      </w:tr>
-      <w:tr>
-        <w:tc>
-          <w:tcPr>
-            <w:tcW w:type="dxa" w:w="1461"/>
-          </w:tcPr>
-          <w:p>
-            <w:r>
-              <w:t>Functional</w:t>
-            </w:r>
-          </w:p>
-        </w:tc>
-        <w:tc>
-          <w:tcPr>
-            <w:tcW w:type="dxa" w:w="1461"/>
-          </w:tcPr>
-          <w:p>
-            <w:r>
-              <w:t>cross_tab_sign_out_revocation</w:t>
-            </w:r>
-          </w:p>
-        </w:tc>
-        <w:tc>
-          <w:tcPr>
-            <w:tcW w:type="dxa" w:w="1461"/>
-          </w:tcPr>
-          <w:p>
-            <w:r>
-              <w:t>1.0</w:t>
-            </w:r>
-          </w:p>
-        </w:tc>
-        <w:tc>
-          <w:tcPr>
-            <w:tcW w:type="dxa" w:w="1461"/>
-          </w:tcPr>
-          <w:p>
-            <w:r>
-              <w:t>PASS</w:t>
-            </w:r>
-          </w:p>
-        </w:tc>
-        <w:tc>
-          <w:tcPr>
-            <w:tcW w:type="dxa" w:w="1461"/>
-          </w:tcPr>
-          <w:p>
-            <w:r>
-              <w:t>PASS</w:t>
-            </w:r>
-          </w:p>
-        </w:tc>
-        <w:tc>
-          <w:tcPr>
-            <w:tcW w:type="dxa" w:w="1461"/>
-          </w:tcPr>
-          <w:p>
-            <w:r>
-              <w:t>FAIL</w:t>
-            </w:r>
-          </w:p>
-        </w:tc>
-        <w:tc>
-          <w:tcPr>
-            <w:tcW w:type="dxa" w:w="1461"/>
-          </w:tcPr>
-          <w:p>
-            <w:r>
-              <w:t>GPT: Separate bearer tokens were issued; sign-out revoked the other tab's action, and re-sign-in preserved all recorded state. Haiku: Two distinct bearer tokens were issued and state stayed unchanged, but Tab B remained on the protected board with “Invalid token” instead of returning to sign-in.</w:t>
-            </w:r>
-          </w:p>
-        </w:tc>
-      </w:tr>
-      <w:tr>
-        <w:tc>
-          <w:tcPr>
-            <w:tcW w:type="dxa" w:w="1461"/>
-          </w:tcPr>
-          <w:p>
-            <w:r>
-              <w:t>Render</w:t>
-            </w:r>
-          </w:p>
-        </w:tc>
-        <w:tc>
-          <w:tcPr>
-            <w:tcW w:type="dxa" w:w="1461"/>
-          </w:tcPr>
-          <w:p>
-            <w:r>
-              <w:t>page_load_and_refresh</w:t>
-            </w:r>
-          </w:p>
-        </w:tc>
-        <w:tc>
-          <w:tcPr>
-            <w:tcW w:type="dxa" w:w="1461"/>
-          </w:tcPr>
-          <w:p>
-            <w:r>
-              <w:t>1.0</w:t>
-            </w:r>
-          </w:p>
-        </w:tc>
-        <w:tc>
-          <w:tcPr>
-            <w:tcW w:type="dxa" w:w="1461"/>
-          </w:tcPr>
-          <w:p>
-            <w:r>
-              <w:t>PASS</w:t>
-            </w:r>
-          </w:p>
-        </w:tc>
-        <w:tc>
-          <w:tcPr>
-            <w:tcW w:type="dxa" w:w="1461"/>
-          </w:tcPr>
-          <w:p>
-            <w:r>
-              <w:t>PASS</w:t>
-            </w:r>
-          </w:p>
-        </w:tc>
-        <w:tc>
-          <w:tcPr>
-            <w:tcW w:type="dxa" w:w="1461"/>
-          </w:tcPr>
-          <w:p>
-            <w:r>
-              <w:t>FAIL</w:t>
-            </w:r>
-          </w:p>
-        </w:tc>
-        <w:tc>
-          <w:tcPr>
-            <w:tcW w:type="dxa" w:w="1461"/>
-          </w:tcPr>
-          <w:p>
-            <w:r>
-              <w:t>GPT: DropLine sign-in screen rendered with visible Email and Password fields and a usable Sign in button, and remained usable after a full refresh. Haiku: Playwright rendered only Chrome’s error page: localhost refused to connect (ERR_CONNECTION_REFUSED). The visible Reload control was attempted once, but no DropLine sign-in form rendered.</w:t>
-            </w:r>
-          </w:p>
-        </w:tc>
-      </w:tr>
-      <w:tr>
-        <w:tc>
-          <w:tcPr>
-            <w:tcW w:type="dxa" w:w="1461"/>
-          </w:tcPr>
-          <w:p>
-            <w:r>
-              <w:t>Render</w:t>
-            </w:r>
-          </w:p>
-        </w:tc>
-        <w:tc>
-          <w:tcPr>
-            <w:tcW w:type="dxa" w:w="1461"/>
-          </w:tcPr>
-          <w:p>
-            <w:r>
-              <w:t>basic_control_and_game_surface</w:t>
-            </w:r>
-          </w:p>
-        </w:tc>
-        <w:tc>
-          <w:tcPr>
-            <w:tcW w:type="dxa" w:w="1461"/>
-          </w:tcPr>
-          <w:p>
-            <w:r>
-              <w:t>1.0</w:t>
-            </w:r>
-          </w:p>
-        </w:tc>
-        <w:tc>
-          <w:tcPr>
-            <w:tcW w:type="dxa" w:w="1461"/>
-          </w:tcPr>
-          <w:p>
-            <w:r>
-              <w:t>PASS</w:t>
-            </w:r>
-          </w:p>
-        </w:tc>
-        <w:tc>
-          <w:tcPr>
-            <w:tcW w:type="dxa" w:w="1461"/>
-          </w:tcPr>
-          <w:p>
-            <w:r>
-              <w:t>PASS</w:t>
-            </w:r>
-          </w:p>
-        </w:tc>
-        <w:tc>
-          <w:tcPr>
-            <w:tcW w:type="dxa" w:w="1461"/>
-          </w:tcPr>
-          <w:p>
-            <w:r>
-              <w:t>FAIL</w:t>
-            </w:r>
-          </w:p>
-        </w:tc>
-        <w:tc>
-          <w:tcPr>
-            <w:tcW w:type="dxa" w:w="1461"/>
-          </w:tcPr>
-          <w:p>
-            <w:r>
-              <w:t>GPT: After signing in, the rendered workspace showed Avery’s identity, a visible 7×6 Connect Four board, status, match totals, move history, and game controls. Haiku: No DropLine page rendered, so the requested credentials could not be entered and no game workspace was available.</w:t>
-            </w:r>
-          </w:p>
-        </w:tc>
-      </w:tr>
-      <w:tr>
-        <w:tc>
-          <w:tcPr>
-            <w:tcW w:type="dxa" w:w="1461"/>
-          </w:tcPr>
-          <w:p>
-            <w:r>
-              <w:t>Polish</w:t>
-            </w:r>
-          </w:p>
-        </w:tc>
-        <w:tc>
-          <w:tcPr>
-            <w:tcW w:type="dxa" w:w="1461"/>
-          </w:tcPr>
-          <w:p>
-            <w:r>
-              <w:t>accessible_grid_and_winning_names</w:t>
-            </w:r>
-          </w:p>
-        </w:tc>
-        <w:tc>
-          <w:tcPr>
-            <w:tcW w:type="dxa" w:w="1461"/>
-          </w:tcPr>
-          <w:p>
-            <w:r>
-              <w:t>1.0</w:t>
-            </w:r>
-          </w:p>
-        </w:tc>
-        <w:tc>
-          <w:tcPr>
-            <w:tcW w:type="dxa" w:w="1461"/>
-          </w:tcPr>
-          <w:p>
-            <w:r>
-              <w:t>PASS</w:t>
-            </w:r>
-          </w:p>
-        </w:tc>
-        <w:tc>
-          <w:tcPr>
-            <w:tcW w:type="dxa" w:w="1461"/>
-          </w:tcPr>
-          <w:p>
-            <w:r>
-              <w:t>PASS</w:t>
-            </w:r>
-          </w:p>
-        </w:tc>
-        <w:tc>
-          <w:tcPr>
-            <w:tcW w:type="dxa" w:w="1461"/>
-          </w:tcPr>
-          <w:p>
-            <w:r>
-              <w:t>FAIL</w:t>
-            </w:r>
-          </w:p>
-        </w:tc>
-        <w:tc>
-          <w:tcPr>
-            <w:tcW w:type="dxa" w:w="1461"/>
-          </w:tcPr>
-          <w:p>
-            <w:r>
-              <w:t>GPT: The page initially loaded successfully with no fatal browser errors. Avery’s board exposed 42 cells with row/column/state names; the required sequence produced exactly four Red winning cells. Haiku: judge timed out after 900s</w:t>
-            </w:r>
-          </w:p>
-        </w:tc>
-      </w:tr>
-      <w:tr>
-        <w:tc>
-          <w:tcPr>
-            <w:tcW w:type="dxa" w:w="1461"/>
-          </w:tcPr>
-          <w:p>
-            <w:r>
-              <w:t>Polish</w:t>
-            </w:r>
-          </w:p>
-        </w:tc>
-        <w:tc>
-          <w:tcPr>
-            <w:tcW w:type="dxa" w:w="1461"/>
-          </w:tcPr>
-          <w:p>
-            <w:r>
-              <w:t>archive_replay_usability</w:t>
-            </w:r>
-          </w:p>
-        </w:tc>
-        <w:tc>
-          <w:tcPr>
-            <w:tcW w:type="dxa" w:w="1461"/>
-          </w:tcPr>
-          <w:p>
-            <w:r>
-              <w:t>1.0</w:t>
-            </w:r>
-          </w:p>
-        </w:tc>
-        <w:tc>
-          <w:tcPr>
-            <w:tcW w:type="dxa" w:w="1461"/>
-          </w:tcPr>
-          <w:p>
-            <w:r>
-              <w:t>PASS</w:t>
-            </w:r>
-          </w:p>
-        </w:tc>
-        <w:tc>
-          <w:tcPr>
-            <w:tcW w:type="dxa" w:w="1461"/>
-          </w:tcPr>
-          <w:p>
-            <w:r>
-              <w:t>FAIL</w:t>
-            </w:r>
-          </w:p>
-        </w:tc>
-        <w:tc>
-          <w:tcPr>
-            <w:tcW w:type="dxa" w:w="1461"/>
-          </w:tcPr>
-          <w:p>
-            <w:r>
-              <w:t>FAIL</w:t>
-            </w:r>
-          </w:p>
-        </w:tc>
-        <w:tc>
-          <w:tcPr>
-            <w:tcW w:type="dxa" w:w="1461"/>
-          </w:tcPr>
-          <w:p>
-            <w:r>
-              <w:t>GPT: Jordan sign-in visibly failed, so the required Jordan protected-game evidence cannot receive credit. Avery’s replay was separately keyboard-navigable, but does not satisfy the named-account requirement. Haiku: judge timed out after 900s</w:t>
-            </w:r>
-          </w:p>
-        </w:tc>
-      </w:tr>
-      <w:tr>
-        <w:tc>
-          <w:tcPr>
-            <w:tcW w:type="dxa" w:w="1461"/>
-          </w:tcPr>
-          <w:p>
-            <w:r>
-              <w:t>Polish</w:t>
-            </w:r>
-          </w:p>
-        </w:tc>
-        <w:tc>
-          <w:tcPr>
-            <w:tcW w:type="dxa" w:w="1461"/>
-          </w:tcPr>
-          <w:p>
-            <w:r>
-              <w:t>responsive_layout_and_feedback</w:t>
-            </w:r>
-          </w:p>
-        </w:tc>
-        <w:tc>
-          <w:tcPr>
-            <w:tcW w:type="dxa" w:w="1461"/>
-          </w:tcPr>
-          <w:p>
-            <w:r>
-              <w:t>1.0</w:t>
-            </w:r>
-          </w:p>
-        </w:tc>
-        <w:tc>
-          <w:tcPr>
-            <w:tcW w:type="dxa" w:w="1461"/>
-          </w:tcPr>
-          <w:p>
-            <w:r>
-              <w:t>PASS</w:t>
-            </w:r>
-          </w:p>
-        </w:tc>
-        <w:tc>
-          <w:tcPr>
-            <w:tcW w:type="dxa" w:w="1461"/>
-          </w:tcPr>
-          <w:p>
-            <w:r>
-              <w:t>FAIL</w:t>
-            </w:r>
-          </w:p>
-        </w:tc>
-        <w:tc>
-          <w:tcPr>
-            <w:tcW w:type="dxa" w:w="1461"/>
-          </w:tcPr>
-          <w:p>
-            <w:r>
-              <w:t>FAIL</w:t>
-            </w:r>
-          </w:p>
-        </w:tc>
-        <w:tc>
-          <w:tcPr>
-            <w:tcW w:type="dxa" w:w="1461"/>
-          </w:tcPr>
-          <w:p>
-            <w:r>
-              <w:t>GPT: At 375×760 the sign-in form had no horizontal overflow, and Avery’s fallback view showed usable replay, full-column feedback, and reduced motion. Jordan authentication failed, preventing the required protected-flow checks. Haiku: judge timed out after 900s</w:t>
-            </w:r>
-          </w:p>
-        </w:tc>
-      </w:tr>
-      <w:tr>
-        <w:tc>
-          <w:tcPr>
-            <w:tcW w:type="dxa" w:w="1461"/>
-          </w:tcPr>
-          <w:p>
-            <w:r>
-              <w:t>Polish</w:t>
-            </w:r>
-          </w:p>
-        </w:tc>
-        <w:tc>
-          <w:tcPr>
-            <w:tcW w:type="dxa" w:w="1461"/>
-          </w:tcPr>
-          <w:p>
-            <w:r>
-              <w:t>visual_hierarchy_and_craft</w:t>
-            </w:r>
-          </w:p>
-        </w:tc>
-        <w:tc>
-          <w:tcPr>
-            <w:tcW w:type="dxa" w:w="1461"/>
-          </w:tcPr>
-          <w:p>
-            <w:r>
-              <w:t>1.0</w:t>
-            </w:r>
-          </w:p>
-        </w:tc>
-        <w:tc>
-          <w:tcPr>
-            <w:tcW w:type="dxa" w:w="1461"/>
-          </w:tcPr>
-          <w:p>
-            <w:r>
-              <w:t>PASS</w:t>
-            </w:r>
-          </w:p>
-        </w:tc>
-        <w:tc>
-          <w:tcPr>
-            <w:tcW w:type="dxa" w:w="1461"/>
-          </w:tcPr>
-          <w:p>
-            <w:r>
-              <w:t>FAIL</w:t>
-            </w:r>
-          </w:p>
-        </w:tc>
-        <w:tc>
-          <w:tcPr>
-            <w:tcW w:type="dxa" w:w="1461"/>
-          </w:tcPr>
-          <w:p>
-            <w:r>
-              <w:t>FAIL</w:t>
-            </w:r>
-          </w:p>
-        </w:tc>
-        <w:tc>
-          <w:tcPr>
-            <w:tcW w:type="dxa" w:w="1461"/>
-          </w:tcPr>
-          <w:p>
-            <w:r>
-              <w:t>GPT: Authenticated views had strong card hierarchy, readable stats/history, distinct pieces, focus states, and winning outlines. However, the public sign-in view also showed an empty protected shell with Sign out, and mobile column controls became awkwardly narrow multi-line labels. Haiku: judge timed out after 900s</w:t>
-            </w:r>
-          </w:p>
-        </w:tc>
-      </w:tr>
-      <w:tr>
-        <w:tc>
-          <w:tcPr>
-            <w:tcW w:type="dxa" w:w="1461"/>
-          </w:tcPr>
-          <w:p>
-            <w:r>
-              <w:t>Polish</w:t>
-            </w:r>
-          </w:p>
-        </w:tc>
-        <w:tc>
-          <w:tcPr>
-            <w:tcW w:type="dxa" w:w="1461"/>
-          </w:tcPr>
-          <w:p>
-            <w:r>
-              <w:t>game_identity_and_production_readiness</w:t>
-            </w:r>
-          </w:p>
-        </w:tc>
-        <w:tc>
-          <w:tcPr>
-            <w:tcW w:type="dxa" w:w="1461"/>
-          </w:tcPr>
-          <w:p>
-            <w:r>
-              <w:t>1.0</w:t>
-            </w:r>
-          </w:p>
-        </w:tc>
-        <w:tc>
-          <w:tcPr>
-            <w:tcW w:type="dxa" w:w="1461"/>
-          </w:tcPr>
-          <w:p>
-            <w:r>
-              <w:t>PASS</w:t>
-            </w:r>
-          </w:p>
-        </w:tc>
-        <w:tc>
-          <w:tcPr>
-            <w:tcW w:type="dxa" w:w="1461"/>
-          </w:tcPr>
-          <w:p>
-            <w:r>
-              <w:t>FAIL</w:t>
-            </w:r>
-          </w:p>
-        </w:tc>
-        <w:tc>
-          <w:tcPr>
-            <w:tcW w:type="dxa" w:w="1461"/>
-          </w:tcPr>
-          <w:p>
-            <w:r>
-              <w:t>FAIL</w:t>
-            </w:r>
-          </w:p>
-        </w:tc>
-        <w:tc>
-          <w:tcPr>
-            <w:tcW w:type="dxa" w:w="1461"/>
-          </w:tcPr>
-          <w:p>
-            <w:r>
-              <w:t>GPT: Avery’s moves, New game, win, Undo/Redo, archive, replay, and full-column feedback worked. Sign-out left protected content visible until reload, the unauthenticated view exposed a blank game shell, and Jordan sign-in failed, so the product was not fully coherent or production-ready. Haiku: judge timed out after 900s</w:t>
+            <w:tcW w:type="dxa" w:w="7056"/>
+            <w:vAlign w:val="top"/>
+          </w:tcPr>
+          <w:p>
+            <w:r>
+              <w:rPr>
+                <w:sz w:val="16"/>
+              </w:rPr>
+              <w:t>Run evidence ZIPs</w:t>
+            </w:r>
+          </w:p>
+        </w:tc>
+        <w:tc>
+          <w:tcPr>
+            <w:tcW w:type="dxa" w:w="7056"/>
+            <w:vAlign w:val="top"/>
+          </w:tcPr>
+          <w:p>
+            <w:r>
+              <w:rPr>
+                <w:sz w:val="16"/>
+              </w:rPr>
+              <w:t>Oracle, GPT-5.4-mini, and Haiku archives present, CRC-clean, and secret-scan clean</w:t>
             </w:r>
           </w:p>
         </w:tc>
@@ -2181,128 +4095,754 @@
         <w:pStyle w:val="Heading1"/>
       </w:pPr>
       <w:r>
-        <w:t>Interpretation</w:t>
+        <w:t>Findings and disposition</w:t>
       </w:r>
     </w:p>
-    <w:p>
-      <w:r>
-        <w:t>The final golden solution passed all 22 scored criteria. The untouched GPT-5.4-mini artifact received partial functional and polish credit rather than failing at startup, showing that the task distinguishes implementation depth. The preserved model defect involving Jordan's seeded redo value is not present in the golden solution.</w:t>
-      </w:r>
-    </w:p>
-    <w:p>
-      <w:r>
-        <w:t>The earlier GPT constraints score of zero was a judge timeout artifact. Re-running only the verifier against the untouched artifact with a 900-second constraints timeout produced the valid constraints score of 1.0 and final reward of 0.3642.</w:t>
-      </w:r>
-    </w:p>
-    <w:p>
-      <w:r>
-        <w:t>The preserved Haiku artifact received functional 0.6842 but failed the constraints and render gates because its relative static-file path did not serve /app/public/index.html when the server was started exactly as instructed. Its hard-gated final reward is therefore 0.0000. The polish judge also timed out after 900 seconds, but that timeout did not cause the final zero.</w:t>
-      </w:r>
-    </w:p>
-    <w:p>
-      <w:pPr>
-        <w:pStyle w:val="Heading1"/>
-      </w:pPr>
-      <w:r>
-        <w:t>Packaging and QC</w:t>
-      </w:r>
-    </w:p>
-    <w:p>
-      <w:pPr>
-        <w:pStyle w:val="ListBullet"/>
-      </w:pPr>
-      <w:r>
-        <w:t>Platform task version 6.0.3 contains exactly 28 files.</w:t>
-      </w:r>
-    </w:p>
-    <w:p>
-      <w:pPr>
-        <w:pStyle w:val="ListBullet"/>
-      </w:pPr>
-      <w:r>
-        <w:t>The upload ZIP excludes run outputs, QC reports, planning files, coverage inventory, databases, and Git metadata.</w:t>
-      </w:r>
-    </w:p>
-    <w:p>
-      <w:pPr>
-        <w:pStyle w:val="ListBullet"/>
-      </w:pPr>
-      <w:r>
-        <w:t>Text is LF-only; solution/solve.sh and tests/test.sh are stored with Unix mode 0755.</w:t>
-      </w:r>
-    </w:p>
-    <w:p>
-      <w:pPr>
-        <w:pStyle w:val="ListBullet"/>
-      </w:pPr>
-      <w:r>
-        <w:t>Platform verifier networking remains allowlisted; public networking is used only in the ignored local override.</w:t>
-      </w:r>
-    </w:p>
-    <w:p>
-      <w:pPr>
-        <w:pStyle w:val="ListBullet"/>
-      </w:pPr>
-      <w:r>
-        <w:t>No API key appears in the task or evidence bundle.</w:t>
-      </w:r>
-    </w:p>
-    <w:p>
-      <w:pPr>
-        <w:pStyle w:val="ListBullet"/>
-      </w:pPr>
-      <w:r>
-        <w:t>The generated QC workbook passed its consistency audit.</w:t>
-      </w:r>
-    </w:p>
-    <w:p>
-      <w:pPr>
-        <w:pStyle w:val="ListBullet"/>
-      </w:pPr>
-      <w:r>
-        <w:t>The formal RL scorecard is 52/58 (89.7%): 23 Pass, 6 Partial, 0 Fail, Conditional Accept.</w:t>
-      </w:r>
-    </w:p>
-    <w:p>
-      <w:pPr>
-        <w:pStyle w:val="Heading1"/>
-      </w:pPr>
-      <w:r>
-        <w:t>Remaining non-blocking observations</w:t>
-      </w:r>
-    </w:p>
-    <w:p>
-      <w:pPr>
-        <w:pStyle w:val="ListBullet"/>
-      </w:pPr>
-      <w:r>
-        <w:t>A process-restart test against the same SQLite database would strengthen durability coverage.</w:t>
-      </w:r>
-    </w:p>
-    <w:p>
-      <w:pPr>
-        <w:pStyle w:val="ListBullet"/>
-      </w:pPr>
-      <w:r>
-        <w:t>The exact Express/SQLite implementation stack is specified but not mechanically inspected.</w:t>
-      </w:r>
-    </w:p>
-    <w:p>
-      <w:pPr>
-        <w:pStyle w:val="ListBullet"/>
-      </w:pPr>
-      <w:r>
-        <w:t>Eight target-model rollouts and three repeat judge scorings were not requested, so statistical spread and repeatability are unmeasured.</w:t>
-      </w:r>
-    </w:p>
-    <w:p>
-      <w:pPr>
-        <w:pStyle w:val="ListBullet"/>
-      </w:pPr>
-      <w:r>
-        <w:t>Base-image digests and apt package versions remain floating.</w:t>
-      </w:r>
-    </w:p>
+    <w:tbl>
+      <w:tblPr>
+        <w:tblStyle w:val="LightShading-Accent1"/>
+        <w:tblW w:type="auto" w:w="0"/>
+        <w:tblLayout w:type="autofit"/>
+        <w:tblLook w:firstColumn="1" w:firstRow="1" w:lastColumn="0" w:lastRow="0" w:noHBand="0" w:noVBand="1" w:val="04A0"/>
+      </w:tblPr>
+      <w:tblGrid>
+        <w:gridCol w:w="2822"/>
+        <w:gridCol w:w="2822"/>
+        <w:gridCol w:w="2822"/>
+        <w:gridCol w:w="2822"/>
+        <w:gridCol w:w="2822"/>
+      </w:tblGrid>
+      <w:tr>
+        <w:tc>
+          <w:tcPr>
+            <w:tcW w:type="dxa" w:w="2822"/>
+            <w:shd w:fill="19324D"/>
+            <w:vAlign w:val="center"/>
+          </w:tcPr>
+          <w:p>
+            <w:r>
+              <w:rPr>
+                <w:b/>
+                <w:color w:val="FFFFFF"/>
+              </w:rPr>
+              <w:t>ID</w:t>
+            </w:r>
+          </w:p>
+        </w:tc>
+        <w:tc>
+          <w:tcPr>
+            <w:tcW w:type="dxa" w:w="2822"/>
+            <w:shd w:fill="19324D"/>
+            <w:vAlign w:val="center"/>
+          </w:tcPr>
+          <w:p>
+            <w:r>
+              <w:rPr>
+                <w:b/>
+                <w:color w:val="FFFFFF"/>
+              </w:rPr>
+              <w:t>Severity</w:t>
+            </w:r>
+          </w:p>
+        </w:tc>
+        <w:tc>
+          <w:tcPr>
+            <w:tcW w:type="dxa" w:w="2822"/>
+            <w:shd w:fill="19324D"/>
+            <w:vAlign w:val="center"/>
+          </w:tcPr>
+          <w:p>
+            <w:r>
+              <w:rPr>
+                <w:b/>
+                <w:color w:val="FFFFFF"/>
+              </w:rPr>
+              <w:t>Status</w:t>
+            </w:r>
+          </w:p>
+        </w:tc>
+        <w:tc>
+          <w:tcPr>
+            <w:tcW w:type="dxa" w:w="2822"/>
+            <w:shd w:fill="19324D"/>
+            <w:vAlign w:val="center"/>
+          </w:tcPr>
+          <w:p>
+            <w:r>
+              <w:rPr>
+                <w:b/>
+                <w:color w:val="FFFFFF"/>
+              </w:rPr>
+              <w:t>Finding</w:t>
+            </w:r>
+          </w:p>
+        </w:tc>
+        <w:tc>
+          <w:tcPr>
+            <w:tcW w:type="dxa" w:w="2822"/>
+            <w:shd w:fill="19324D"/>
+            <w:vAlign w:val="center"/>
+          </w:tcPr>
+          <w:p>
+            <w:r>
+              <w:rPr>
+                <w:b/>
+                <w:color w:val="FFFFFF"/>
+              </w:rPr>
+              <w:t>Recommendation</w:t>
+            </w:r>
+          </w:p>
+        </w:tc>
+      </w:tr>
+      <w:tr>
+        <w:tc>
+          <w:tcPr>
+            <w:tcW w:type="dxa" w:w="2822"/>
+            <w:vAlign w:val="top"/>
+          </w:tcPr>
+          <w:p>
+            <w:r>
+              <w:rPr>
+                <w:sz w:val="16"/>
+              </w:rPr>
+              <w:t>DLF-03</w:t>
+            </w:r>
+          </w:p>
+        </w:tc>
+        <w:tc>
+          <w:tcPr>
+            <w:tcW w:type="dxa" w:w="2822"/>
+            <w:vAlign w:val="top"/>
+          </w:tcPr>
+          <w:p>
+            <w:r>
+              <w:rPr>
+                <w:sz w:val="16"/>
+              </w:rPr>
+              <w:t>P1</w:t>
+            </w:r>
+          </w:p>
+        </w:tc>
+        <w:tc>
+          <w:tcPr>
+            <w:tcW w:type="dxa" w:w="2822"/>
+            <w:vAlign w:val="top"/>
+          </w:tcPr>
+          <w:p>
+            <w:r>
+              <w:rPr>
+                <w:sz w:val="16"/>
+              </w:rPr>
+              <w:t>FOLLOW-UP</w:t>
+            </w:r>
+          </w:p>
+        </w:tc>
+        <w:tc>
+          <w:tcPr>
+            <w:tcW w:type="dxa" w:w="2822"/>
+            <w:vAlign w:val="top"/>
+          </w:tcPr>
+          <w:p>
+            <w:r>
+              <w:rPr>
+                <w:sz w:val="16"/>
+              </w:rPr>
+              <w:t>Durability is exercised across browser reload and later sign-in, but not across a server-process restart using the same SQLite database.</w:t>
+            </w:r>
+          </w:p>
+        </w:tc>
+        <w:tc>
+          <w:tcPr>
+            <w:tcW w:type="dxa" w:w="2822"/>
+            <w:vAlign w:val="top"/>
+          </w:tcPr>
+          <w:p>
+            <w:r>
+              <w:rPr>
+                <w:sz w:val="16"/>
+              </w:rPr>
+              <w:t>Add an isolated deterministic restart-persistence probe in a future version.</w:t>
+            </w:r>
+          </w:p>
+        </w:tc>
+      </w:tr>
+      <w:tr>
+        <w:tc>
+          <w:tcPr>
+            <w:tcW w:type="dxa" w:w="2822"/>
+            <w:vAlign w:val="top"/>
+          </w:tcPr>
+          <w:p>
+            <w:r>
+              <w:rPr>
+                <w:sz w:val="16"/>
+              </w:rPr>
+              <w:t>DLF-04</w:t>
+            </w:r>
+          </w:p>
+        </w:tc>
+        <w:tc>
+          <w:tcPr>
+            <w:tcW w:type="dxa" w:w="2822"/>
+            <w:vAlign w:val="top"/>
+          </w:tcPr>
+          <w:p>
+            <w:r>
+              <w:rPr>
+                <w:sz w:val="16"/>
+              </w:rPr>
+              <w:t>P2</w:t>
+            </w:r>
+          </w:p>
+        </w:tc>
+        <w:tc>
+          <w:tcPr>
+            <w:tcW w:type="dxa" w:w="2822"/>
+            <w:vAlign w:val="top"/>
+          </w:tcPr>
+          <w:p>
+            <w:r>
+              <w:rPr>
+                <w:sz w:val="16"/>
+              </w:rPr>
+              <w:t>PARTIAL</w:t>
+            </w:r>
+          </w:p>
+        </w:tc>
+        <w:tc>
+          <w:tcPr>
+            <w:tcW w:type="dxa" w:w="2822"/>
+            <w:vAlign w:val="top"/>
+          </w:tcPr>
+          <w:p>
+            <w:r>
+              <w:rPr>
+                <w:sz w:val="16"/>
+              </w:rPr>
+              <w:t>Live same-origin backend behavior is verified, but Express, SQLite, and vanilla-client implementation choices are not mechanically source-inspected.</w:t>
+            </w:r>
+          </w:p>
+        </w:tc>
+        <w:tc>
+          <w:tcPr>
+            <w:tcW w:type="dxa" w:w="2822"/>
+            <w:vAlign w:val="top"/>
+          </w:tcPr>
+          <w:p>
+            <w:r>
+              <w:rPr>
+                <w:sz w:val="16"/>
+              </w:rPr>
+              <w:t>Add a source/database preflight or phrase the requirement behaviorally in a future version.</w:t>
+            </w:r>
+          </w:p>
+        </w:tc>
+      </w:tr>
+      <w:tr>
+        <w:tc>
+          <w:tcPr>
+            <w:tcW w:type="dxa" w:w="2822"/>
+            <w:vAlign w:val="top"/>
+          </w:tcPr>
+          <w:p>
+            <w:r>
+              <w:rPr>
+                <w:sz w:val="16"/>
+              </w:rPr>
+              <w:t>DLF-05</w:t>
+            </w:r>
+          </w:p>
+        </w:tc>
+        <w:tc>
+          <w:tcPr>
+            <w:tcW w:type="dxa" w:w="2822"/>
+            <w:vAlign w:val="top"/>
+          </w:tcPr>
+          <w:p>
+            <w:r>
+              <w:rPr>
+                <w:sz w:val="16"/>
+              </w:rPr>
+              <w:t>P2</w:t>
+            </w:r>
+          </w:p>
+        </w:tc>
+        <w:tc>
+          <w:tcPr>
+            <w:tcW w:type="dxa" w:w="2822"/>
+            <w:vAlign w:val="top"/>
+          </w:tcPr>
+          <w:p>
+            <w:r>
+              <w:rPr>
+                <w:sz w:val="16"/>
+              </w:rPr>
+              <w:t>PARTIAL</w:t>
+            </w:r>
+          </w:p>
+        </w:tc>
+        <w:tc>
+          <w:tcPr>
+            <w:tcW w:type="dxa" w:w="2822"/>
+            <w:vAlign w:val="top"/>
+          </w:tcPr>
+          <w:p>
+            <w:r>
+              <w:rPr>
+                <w:sz w:val="16"/>
+              </w:rPr>
+              <w:t>All 22 criteria are executed by browser judge loops, including long exact-state and multi-tab scenarios.</w:t>
+            </w:r>
+          </w:p>
+        </w:tc>
+        <w:tc>
+          <w:tcPr>
+            <w:tcW w:type="dxa" w:w="2822"/>
+            <w:vAlign w:val="top"/>
+          </w:tcPr>
+          <w:p>
+            <w:r>
+              <w:rPr>
+                <w:sz w:val="16"/>
+              </w:rPr>
+              <w:t>Keep visible browser flows but move exact revisions, archive counts, duplicate receipts, and restart checks into deterministic probes where practical.</w:t>
+            </w:r>
+          </w:p>
+        </w:tc>
+      </w:tr>
+      <w:tr>
+        <w:tc>
+          <w:tcPr>
+            <w:tcW w:type="dxa" w:w="2822"/>
+            <w:vAlign w:val="top"/>
+          </w:tcPr>
+          <w:p>
+            <w:r>
+              <w:rPr>
+                <w:sz w:val="16"/>
+              </w:rPr>
+              <w:t>DLF-06</w:t>
+            </w:r>
+          </w:p>
+        </w:tc>
+        <w:tc>
+          <w:tcPr>
+            <w:tcW w:type="dxa" w:w="2822"/>
+            <w:vAlign w:val="top"/>
+          </w:tcPr>
+          <w:p>
+            <w:r>
+              <w:rPr>
+                <w:sz w:val="16"/>
+              </w:rPr>
+              <w:t>P3</w:t>
+            </w:r>
+          </w:p>
+        </w:tc>
+        <w:tc>
+          <w:tcPr>
+            <w:tcW w:type="dxa" w:w="2822"/>
+            <w:vAlign w:val="top"/>
+          </w:tcPr>
+          <w:p>
+            <w:r>
+              <w:rPr>
+                <w:sz w:val="16"/>
+              </w:rPr>
+              <w:t>FOLLOW-UP</w:t>
+            </w:r>
+          </w:p>
+        </w:tc>
+        <w:tc>
+          <w:tcPr>
+            <w:tcW w:type="dxa" w:w="2822"/>
+            <w:vAlign w:val="top"/>
+          </w:tcPr>
+          <w:p>
+            <w:r>
+              <w:rPr>
+                <w:sz w:val="16"/>
+              </w:rPr>
+              <w:t>Base images are version-tagged but not digest-pinned.</w:t>
+            </w:r>
+          </w:p>
+        </w:tc>
+        <w:tc>
+          <w:tcPr>
+            <w:tcW w:type="dxa" w:w="2822"/>
+            <w:vAlign w:val="top"/>
+          </w:tcPr>
+          <w:p>
+            <w:r>
+              <w:rPr>
+                <w:sz w:val="16"/>
+              </w:rPr>
+              <w:t>Optionally pin base-image digests; retain unpinned apt package names because the upload rule explicitly rejects apt version pins.</w:t>
+            </w:r>
+          </w:p>
+        </w:tc>
+      </w:tr>
+      <w:tr>
+        <w:tc>
+          <w:tcPr>
+            <w:tcW w:type="dxa" w:w="2822"/>
+            <w:vAlign w:val="top"/>
+          </w:tcPr>
+          <w:p>
+            <w:r>
+              <w:rPr>
+                <w:sz w:val="16"/>
+              </w:rPr>
+              <w:t>DLF-07</w:t>
+            </w:r>
+          </w:p>
+        </w:tc>
+        <w:tc>
+          <w:tcPr>
+            <w:tcW w:type="dxa" w:w="2822"/>
+            <w:vAlign w:val="top"/>
+          </w:tcPr>
+          <w:p>
+            <w:r>
+              <w:rPr>
+                <w:sz w:val="16"/>
+              </w:rPr>
+              <w:t>RESOLVED</w:t>
+            </w:r>
+          </w:p>
+        </w:tc>
+        <w:tc>
+          <w:tcPr>
+            <w:tcW w:type="dxa" w:w="2822"/>
+            <w:vAlign w:val="top"/>
+          </w:tcPr>
+          <w:p>
+            <w:r>
+              <w:rPr>
+                <w:sz w:val="16"/>
+              </w:rPr>
+              <w:t>PASS</w:t>
+            </w:r>
+          </w:p>
+        </w:tc>
+        <w:tc>
+          <w:tcPr>
+            <w:tcW w:type="dxa" w:w="2822"/>
+            <w:vAlign w:val="top"/>
+          </w:tcPr>
+          <w:p>
+            <w:r>
+              <w:rPr>
+                <w:sz w:val="16"/>
+              </w:rPr>
+              <w:t>Both task and verifier now use public networking, replacing the unsupported Docker verifier allowlist.</w:t>
+            </w:r>
+          </w:p>
+        </w:tc>
+        <w:tc>
+          <w:tcPr>
+            <w:tcW w:type="dxa" w:w="2822"/>
+            <w:vAlign w:val="top"/>
+          </w:tcPr>
+          <w:p>
+            <w:r>
+              <w:rPr>
+                <w:sz w:val="16"/>
+              </w:rPr>
+              <w:t>No action for v6.0.3.</w:t>
+            </w:r>
+          </w:p>
+        </w:tc>
+      </w:tr>
+      <w:tr>
+        <w:tc>
+          <w:tcPr>
+            <w:tcW w:type="dxa" w:w="2822"/>
+            <w:vAlign w:val="top"/>
+          </w:tcPr>
+          <w:p>
+            <w:r>
+              <w:rPr>
+                <w:sz w:val="16"/>
+              </w:rPr>
+              <w:t>DLF-08</w:t>
+            </w:r>
+          </w:p>
+        </w:tc>
+        <w:tc>
+          <w:tcPr>
+            <w:tcW w:type="dxa" w:w="2822"/>
+            <w:vAlign w:val="top"/>
+          </w:tcPr>
+          <w:p>
+            <w:r>
+              <w:rPr>
+                <w:sz w:val="16"/>
+              </w:rPr>
+              <w:t>INFO</w:t>
+            </w:r>
+          </w:p>
+        </w:tc>
+        <w:tc>
+          <w:tcPr>
+            <w:tcW w:type="dxa" w:w="2822"/>
+            <w:vAlign w:val="top"/>
+          </w:tcPr>
+          <w:p>
+            <w:r>
+              <w:rPr>
+                <w:sz w:val="16"/>
+              </w:rPr>
+              <w:t>RECORDED</w:t>
+            </w:r>
+          </w:p>
+        </w:tc>
+        <w:tc>
+          <w:tcPr>
+            <w:tcW w:type="dxa" w:w="2822"/>
+            <w:vAlign w:val="top"/>
+          </w:tcPr>
+          <w:p>
+            <w:r>
+              <w:rPr>
+                <w:sz w:val="16"/>
+              </w:rPr>
+              <w:t>Haiku built its artifact, then used a broad pkill pattern that also terminated OpenHands and produced exit 143.</w:t>
+            </w:r>
+          </w:p>
+        </w:tc>
+        <w:tc>
+          <w:tcPr>
+            <w:tcW w:type="dxa" w:w="2822"/>
+            <w:vAlign w:val="top"/>
+          </w:tcPr>
+          <w:p>
+            <w:r>
+              <w:rPr>
+                <w:sz w:val="16"/>
+              </w:rPr>
+              <w:t>Retain the exception transparently; do not describe it as infrastructure failure.</w:t>
+            </w:r>
+          </w:p>
+        </w:tc>
+      </w:tr>
+      <w:tr>
+        <w:tc>
+          <w:tcPr>
+            <w:tcW w:type="dxa" w:w="2822"/>
+            <w:vAlign w:val="top"/>
+          </w:tcPr>
+          <w:p>
+            <w:r>
+              <w:rPr>
+                <w:sz w:val="16"/>
+              </w:rPr>
+              <w:t>DLF-09</w:t>
+            </w:r>
+          </w:p>
+        </w:tc>
+        <w:tc>
+          <w:tcPr>
+            <w:tcW w:type="dxa" w:w="2822"/>
+            <w:vAlign w:val="top"/>
+          </w:tcPr>
+          <w:p>
+            <w:r>
+              <w:rPr>
+                <w:sz w:val="16"/>
+              </w:rPr>
+              <w:t>P1</w:t>
+            </w:r>
+          </w:p>
+        </w:tc>
+        <w:tc>
+          <w:tcPr>
+            <w:tcW w:type="dxa" w:w="2822"/>
+            <w:vAlign w:val="top"/>
+          </w:tcPr>
+          <w:p>
+            <w:r>
+              <w:rPr>
+                <w:sz w:val="16"/>
+              </w:rPr>
+              <w:t>OPEN</w:t>
+            </w:r>
+          </w:p>
+        </w:tc>
+        <w:tc>
+          <w:tcPr>
+            <w:tcW w:type="dxa" w:w="2822"/>
+            <w:vAlign w:val="top"/>
+          </w:tcPr>
+          <w:p>
+            <w:r>
+              <w:rPr>
+                <w:sz w:val="16"/>
+              </w:rPr>
+              <w:t>solution/app/server.js contains mixed LF/CRLF bytes. Its packaged SHA-256 is 51D85DACB6B23D30435145BF31AE9D536031E92B90839AE3756F1C0A4F92CE0F, while task.toml and coverage.json record the LF-normalized Git hash 930F89428F219F34982B42119FC8F2AFA4A76C67AD964CA51F6F553D23B44C32.</w:t>
+            </w:r>
+          </w:p>
+        </w:tc>
+        <w:tc>
+          <w:tcPr>
+            <w:tcW w:type="dxa" w:w="2822"/>
+            <w:vAlign w:val="top"/>
+          </w:tcPr>
+          <w:p>
+            <w:r>
+              <w:rPr>
+                <w:sz w:val="16"/>
+              </w:rPr>
+              <w:t>For a future exact-package run, normalize server.js to LF, rebuild, refresh the task checksum, and rerun; do not silently alter the current scored package.</w:t>
+            </w:r>
+          </w:p>
+        </w:tc>
+      </w:tr>
+      <w:tr>
+        <w:tc>
+          <w:tcPr>
+            <w:tcW w:type="dxa" w:w="2822"/>
+            <w:vAlign w:val="top"/>
+          </w:tcPr>
+          <w:p>
+            <w:r>
+              <w:rPr>
+                <w:sz w:val="16"/>
+              </w:rPr>
+              <w:t>DLF-11</w:t>
+            </w:r>
+          </w:p>
+        </w:tc>
+        <w:tc>
+          <w:tcPr>
+            <w:tcW w:type="dxa" w:w="2822"/>
+            <w:vAlign w:val="top"/>
+          </w:tcPr>
+          <w:p>
+            <w:r>
+              <w:rPr>
+                <w:sz w:val="16"/>
+              </w:rPr>
+              <w:t>P3</w:t>
+            </w:r>
+          </w:p>
+        </w:tc>
+        <w:tc>
+          <w:tcPr>
+            <w:tcW w:type="dxa" w:w="2822"/>
+            <w:vAlign w:val="top"/>
+          </w:tcPr>
+          <w:p>
+            <w:r>
+              <w:rPr>
+                <w:sz w:val="16"/>
+              </w:rPr>
+              <w:t>RECORDED</w:t>
+            </w:r>
+          </w:p>
+        </w:tc>
+        <w:tc>
+          <w:tcPr>
+            <w:tcW w:type="dxa" w:w="2822"/>
+            <w:vAlign w:val="top"/>
+          </w:tcPr>
+          <w:p>
+            <w:r>
+              <w:rPr>
+                <w:sz w:val="16"/>
+              </w:rPr>
+              <w:t>The Windows-created task ZIP stores solution/solve.sh and tests/test.sh with Unix mode 0666 rather than 0755.</w:t>
+            </w:r>
+          </w:p>
+        </w:tc>
+        <w:tc>
+          <w:tcPr>
+            <w:tcW w:type="dxa" w:w="2822"/>
+            <w:vAlign w:val="top"/>
+          </w:tcPr>
+          <w:p>
+            <w:r>
+              <w:rPr>
+                <w:sz w:val="16"/>
+              </w:rPr>
+              <w:t>Use an archive writer that explicitly sets 0755 for shell scripts in the next rebuilt package.</w:t>
+            </w:r>
+          </w:p>
+        </w:tc>
+      </w:tr>
+      <w:tr>
+        <w:tc>
+          <w:tcPr>
+            <w:tcW w:type="dxa" w:w="2822"/>
+            <w:vAlign w:val="top"/>
+          </w:tcPr>
+          <w:p>
+            <w:r>
+              <w:rPr>
+                <w:sz w:val="16"/>
+              </w:rPr>
+              <w:t>DLF-10</w:t>
+            </w:r>
+          </w:p>
+        </w:tc>
+        <w:tc>
+          <w:tcPr>
+            <w:tcW w:type="dxa" w:w="2822"/>
+            <w:vAlign w:val="top"/>
+          </w:tcPr>
+          <w:p>
+            <w:r>
+              <w:rPr>
+                <w:sz w:val="16"/>
+              </w:rPr>
+              <w:t>P3</w:t>
+            </w:r>
+          </w:p>
+        </w:tc>
+        <w:tc>
+          <w:tcPr>
+            <w:tcW w:type="dxa" w:w="2822"/>
+            <w:vAlign w:val="top"/>
+          </w:tcPr>
+          <w:p>
+            <w:r>
+              <w:rPr>
+                <w:sz w:val="16"/>
+              </w:rPr>
+              <w:t>UNMEASURED</w:t>
+            </w:r>
+          </w:p>
+        </w:tc>
+        <w:tc>
+          <w:tcPr>
+            <w:tcW w:type="dxa" w:w="2822"/>
+            <w:vAlign w:val="top"/>
+          </w:tcPr>
+          <w:p>
+            <w:r>
+              <w:rPr>
+                <w:sz w:val="16"/>
+              </w:rPr>
+              <w:t>Eight independent sampled rollouts and three repeat scorings of one identical artifact were not requested.</w:t>
+            </w:r>
+          </w:p>
+        </w:tc>
+        <w:tc>
+          <w:tcPr>
+            <w:tcW w:type="dxa" w:w="2822"/>
+            <w:vAlign w:val="top"/>
+          </w:tcPr>
+          <w:p>
+            <w:r>
+              <w:rPr>
+                <w:sz w:val="16"/>
+              </w:rPr>
+              <w:t>Collect those samples only if the statistical scorecard rows are enforced for delivery.</w:t>
+            </w:r>
+          </w:p>
+        </w:tc>
+      </w:tr>
+    </w:tbl>
     <w:p>
       <w:pPr>
         <w:pStyle w:val="Heading1"/>
@@ -2312,33 +4852,64 @@
       </w:r>
     </w:p>
     <w:p>
+      <w:pPr>
+        <w:pStyle w:val="ListBullet"/>
+      </w:pPr>
       <w:r>
-        <w:t>Platform upload: dropline-four-lite.zip</w:t>
+        <w:t>dropline-four-lite.zip — platform task upload</w:t>
       </w:r>
     </w:p>
     <w:p>
+      <w:pPr>
+        <w:pStyle w:val="ListBullet"/>
+      </w:pPr>
       <w:r>
-        <w:t>Oracle evidence: dropline_four_lite_oracle/verifier/</w:t>
+        <w:t>dropline_four_lite_oracle.zip — exact-package Oracle evidence</w:t>
       </w:r>
     </w:p>
     <w:p>
+      <w:pPr>
+        <w:pStyle w:val="ListBullet"/>
+      </w:pPr>
       <w:r>
-        <w:t>Model evidence: dropline_four_lite_gpt_5_4-mini-high/</w:t>
+        <w:t>dropline_four_lite_gpt_5_4-mini-high.zip — exact-package GPT evidence</w:t>
       </w:r>
     </w:p>
     <w:p>
+      <w:pPr>
+        <w:pStyle w:val="ListBullet"/>
+      </w:pPr>
       <w:r>
-        <w:t>Haiku evidence: dropline_four_lite_haiku_4_5-high/</w:t>
+        <w:t>dropline_four_lite_haiku_4_5-high.zip — exact-package Haiku evidence</w:t>
       </w:r>
     </w:p>
     <w:p>
+      <w:pPr>
+        <w:pStyle w:val="ListBullet"/>
+      </w:pPr>
       <w:r>
-        <w:t>QC evidence: qc/</w:t>
+        <w:t>qc/DropLine_Four_Lite_QC_Final.xlsx — complete QC workbook</w:t>
+      </w:r>
+    </w:p>
+    <w:p>
+      <w:pPr>
+        <w:pStyle w:val="ListBullet"/>
+      </w:pPr>
+      <w:r>
+        <w:t>qc/DropLine_Four_Lite_RL_Scorecard.xlsx — formal RL scorecard</w:t>
+      </w:r>
+    </w:p>
+    <w:p>
+      <w:pPr>
+        <w:pStyle w:val="ListBullet"/>
+      </w:pPr>
+      <w:r>
+        <w:t>qc/dropline_four_lite_qc_findings.json — machine-readable QC evidence</w:t>
       </w:r>
     </w:p>
     <w:sectPr>
-      <w:pgSz w:w="12240" w:h="15840"/>
-      <w:pgMar w:top="936" w:right="1008" w:bottom="936" w:left="1008" w:header="720" w:footer="720" w:gutter="0"/>
+      <w:pgSz w:w="15840" w:h="12240" w:orient="landscape"/>
+      <w:pgMar w:top="792" w:right="864" w:bottom="792" w:left="864" w:header="720" w:footer="720" w:gutter="0"/>
       <w:cols w:space="720"/>
       <w:docGrid w:linePitch="360"/>
     </w:sectPr>
@@ -2711,7 +5282,7 @@
     <w:rsid w:val="00FC693F"/>
     <w:rPr>
       <w:rFonts w:ascii="Aptos" w:hAnsi="Aptos"/>
-      <w:sz w:val="19"/>
+      <w:sz w:val="18"/>
     </w:rPr>
   </w:style>
   <w:style w:type="paragraph" w:styleId="Header">
@@ -2773,7 +5344,7 @@
       <w:outlineLvl w:val="0"/>
     </w:pPr>
     <w:rPr>
-      <w:rFonts w:asciiTheme="majorHAnsi" w:eastAsiaTheme="majorEastAsia" w:hAnsiTheme="majorHAnsi" w:cstheme="majorBidi" w:ascii="Aptos Display" w:hAnsi="Aptos Display"/>
+      <w:rFonts w:asciiTheme="majorHAnsi" w:eastAsiaTheme="majorEastAsia" w:hAnsiTheme="majorHAnsi" w:cstheme="majorBidi"/>
       <w:b/>
       <w:bCs/>
       <w:color w:val="365F91" w:themeColor="accent1" w:themeShade="BF"/>
@@ -2797,7 +5368,7 @@
       <w:outlineLvl w:val="1"/>
     </w:pPr>
     <w:rPr>
-      <w:rFonts w:asciiTheme="majorHAnsi" w:eastAsiaTheme="majorEastAsia" w:hAnsiTheme="majorHAnsi" w:cstheme="majorBidi" w:ascii="Aptos Display" w:hAnsi="Aptos Display"/>
+      <w:rFonts w:asciiTheme="majorHAnsi" w:eastAsiaTheme="majorEastAsia" w:hAnsiTheme="majorHAnsi" w:cstheme="majorBidi"/>
       <w:b/>
       <w:bCs/>
       <w:color w:val="4F81BD" w:themeColor="accent1"/>
@@ -2821,7 +5392,7 @@
       <w:outlineLvl w:val="2"/>
     </w:pPr>
     <w:rPr>
-      <w:rFonts w:asciiTheme="majorHAnsi" w:eastAsiaTheme="majorEastAsia" w:hAnsiTheme="majorHAnsi" w:cstheme="majorBidi" w:ascii="Aptos Display" w:hAnsi="Aptos Display"/>
+      <w:rFonts w:asciiTheme="majorHAnsi" w:eastAsiaTheme="majorEastAsia" w:hAnsiTheme="majorHAnsi" w:cstheme="majorBidi"/>
       <w:b/>
       <w:bCs/>
       <w:color w:val="4F81BD" w:themeColor="accent1"/>
@@ -3063,7 +5634,7 @@
     </w:pPr>
     <w:rPr>
       <w:rFonts w:asciiTheme="majorHAnsi" w:eastAsiaTheme="majorEastAsia" w:hAnsiTheme="majorHAnsi" w:cstheme="majorBidi" w:ascii="Aptos Display" w:hAnsi="Aptos Display"/>
-      <w:color w:val="17365D" w:themeColor="text2" w:themeShade="BF"/>
+      <w:color w:val="19324D"/>
       <w:spacing w:val="5"/>
       <w:kern w:val="28"/>
       <w:sz w:val="52"/>
